--- a/patents/patent_07_快速存储检索历史遥测方法_技术交底书.docx
+++ b/patents/patent_07_快速存储检索历史遥测方法_技术交底书.docx
@@ -12,7 +12,7 @@
           <w:b/>
           <w:sz w:val="32"/>
         </w:rPr>
-        <w:t>发明专利申请技术交底书 / 说明书全文</w:t>
+        <w:t>发明专利申请技术交底书 / 说明书全文（优化授权版）</w:t>
       </w:r>
     </w:p>
     <w:p>
@@ -25,7 +25,7 @@
           <w:b/>
           <w:sz w:val="32"/>
         </w:rPr>
-        <w:t>一种快速存储检索历史遥测的方法</w:t>
+        <w:t>一种基于北斗星时绝对定位的历史遥测快速存储检索方法</w:t>
       </w:r>
     </w:p>
     <w:tbl>
@@ -45,12 +45,7 @@
           </w:tcPr>
           <w:p>
             <w:r>
-              <w:rPr>
-                <w:rFonts w:ascii="宋体" w:hAnsi="宋体" w:eastAsia="宋体"/>
-                <w:b w:val="0"/>
-                <w:sz w:val="21"/>
-              </w:rPr>
-              <w:t>第一发明人姓名</w:t>
+              <w:t>所属项目</w:t>
             </w:r>
           </w:p>
         </w:tc>
@@ -60,11 +55,50 @@
           </w:tcPr>
           <w:p>
             <w:r>
-              <w:rPr>
-                <w:rFonts w:ascii="宋体" w:hAnsi="宋体" w:eastAsia="宋体"/>
-                <w:b w:val="0"/>
-                <w:sz w:val="21"/>
-              </w:rPr>
+              <w:t>低轨卫星星务平台历史遥测存储与检索技术研究</w:t>
+            </w:r>
+          </w:p>
+        </w:tc>
+      </w:tr>
+      <w:tr>
+        <w:tc>
+          <w:tcPr>
+            <w:tcW w:type="dxa" w:w="4589"/>
+          </w:tcPr>
+          <w:p>
+            <w:r>
+              <w:t>优化要点</w:t>
+            </w:r>
+          </w:p>
+        </w:tc>
+        <w:tc>
+          <w:tcPr>
+            <w:tcW w:type="dxa" w:w="4589"/>
+          </w:tcPr>
+          <w:p>
+            <w:r>
+              <w:t>引证CN115664490B；绝对槽位映射；独权含免写指针恢复</w:t>
+            </w:r>
+          </w:p>
+        </w:tc>
+      </w:tr>
+      <w:tr>
+        <w:tc>
+          <w:tcPr>
+            <w:tcW w:type="dxa" w:w="4589"/>
+          </w:tcPr>
+          <w:p>
+            <w:r>
+              <w:t>发明人/申请人</w:t>
+            </w:r>
+          </w:p>
+        </w:tc>
+        <w:tc>
+          <w:tcPr>
+            <w:tcW w:type="dxa" w:w="4589"/>
+          </w:tcPr>
+          <w:p>
+            <w:r>
               <w:t>（待填写）</w:t>
             </w:r>
           </w:p>
@@ -77,203 +111,6 @@
           </w:tcPr>
           <w:p>
             <w:r>
-              <w:rPr>
-                <w:rFonts w:ascii="宋体" w:hAnsi="宋体" w:eastAsia="宋体"/>
-                <w:b w:val="0"/>
-                <w:sz w:val="21"/>
-              </w:rPr>
-              <w:t>身份证号、国籍</w:t>
-            </w:r>
-          </w:p>
-        </w:tc>
-        <w:tc>
-          <w:tcPr>
-            <w:tcW w:type="dxa" w:w="4589"/>
-          </w:tcPr>
-          <w:p>
-            <w:r>
-              <w:rPr>
-                <w:rFonts w:ascii="宋体" w:hAnsi="宋体" w:eastAsia="宋体"/>
-                <w:b w:val="0"/>
-                <w:sz w:val="21"/>
-              </w:rPr>
-              <w:t>（待填写）</w:t>
-            </w:r>
-          </w:p>
-        </w:tc>
-      </w:tr>
-      <w:tr>
-        <w:tc>
-          <w:tcPr>
-            <w:tcW w:type="dxa" w:w="4589"/>
-          </w:tcPr>
-          <w:p>
-            <w:r>
-              <w:rPr>
-                <w:rFonts w:ascii="宋体" w:hAnsi="宋体" w:eastAsia="宋体"/>
-                <w:b w:val="0"/>
-                <w:sz w:val="21"/>
-              </w:rPr>
-              <w:t>电话</w:t>
-            </w:r>
-          </w:p>
-        </w:tc>
-        <w:tc>
-          <w:tcPr>
-            <w:tcW w:type="dxa" w:w="4589"/>
-          </w:tcPr>
-          <w:p>
-            <w:r>
-              <w:rPr>
-                <w:rFonts w:ascii="宋体" w:hAnsi="宋体" w:eastAsia="宋体"/>
-                <w:b w:val="0"/>
-                <w:sz w:val="21"/>
-              </w:rPr>
-              <w:t>（待填写）</w:t>
-            </w:r>
-          </w:p>
-        </w:tc>
-      </w:tr>
-      <w:tr>
-        <w:tc>
-          <w:tcPr>
-            <w:tcW w:type="dxa" w:w="4589"/>
-          </w:tcPr>
-          <w:p>
-            <w:r>
-              <w:rPr>
-                <w:rFonts w:ascii="宋体" w:hAnsi="宋体" w:eastAsia="宋体"/>
-                <w:b w:val="0"/>
-                <w:sz w:val="21"/>
-              </w:rPr>
-              <w:t>第一申请人公司名称</w:t>
-            </w:r>
-          </w:p>
-        </w:tc>
-        <w:tc>
-          <w:tcPr>
-            <w:tcW w:type="dxa" w:w="4589"/>
-          </w:tcPr>
-          <w:p>
-            <w:r>
-              <w:rPr>
-                <w:rFonts w:ascii="宋体" w:hAnsi="宋体" w:eastAsia="宋体"/>
-                <w:b w:val="0"/>
-                <w:sz w:val="21"/>
-              </w:rPr>
-              <w:t>（待填写）</w:t>
-            </w:r>
-          </w:p>
-        </w:tc>
-      </w:tr>
-      <w:tr>
-        <w:tc>
-          <w:tcPr>
-            <w:tcW w:type="dxa" w:w="4589"/>
-          </w:tcPr>
-          <w:p>
-            <w:r>
-              <w:rPr>
-                <w:rFonts w:ascii="宋体" w:hAnsi="宋体" w:eastAsia="宋体"/>
-                <w:b w:val="0"/>
-                <w:sz w:val="21"/>
-              </w:rPr>
-              <w:t>地址（邮编）</w:t>
-            </w:r>
-          </w:p>
-        </w:tc>
-        <w:tc>
-          <w:tcPr>
-            <w:tcW w:type="dxa" w:w="4589"/>
-          </w:tcPr>
-          <w:p>
-            <w:r>
-              <w:rPr>
-                <w:rFonts w:ascii="宋体" w:hAnsi="宋体" w:eastAsia="宋体"/>
-                <w:b w:val="0"/>
-                <w:sz w:val="21"/>
-              </w:rPr>
-              <w:t>（待填写）</w:t>
-            </w:r>
-          </w:p>
-        </w:tc>
-      </w:tr>
-      <w:tr>
-        <w:tc>
-          <w:tcPr>
-            <w:tcW w:type="dxa" w:w="4589"/>
-          </w:tcPr>
-          <w:p>
-            <w:r>
-              <w:rPr>
-                <w:rFonts w:ascii="宋体" w:hAnsi="宋体" w:eastAsia="宋体"/>
-                <w:b w:val="0"/>
-                <w:sz w:val="21"/>
-              </w:rPr>
-              <w:t>组织机构代码/身份证号</w:t>
-            </w:r>
-          </w:p>
-        </w:tc>
-        <w:tc>
-          <w:tcPr>
-            <w:tcW w:type="dxa" w:w="4589"/>
-          </w:tcPr>
-          <w:p>
-            <w:r>
-              <w:rPr>
-                <w:rFonts w:ascii="宋体" w:hAnsi="宋体" w:eastAsia="宋体"/>
-                <w:b w:val="0"/>
-                <w:sz w:val="21"/>
-              </w:rPr>
-              <w:t>（待填写）</w:t>
-            </w:r>
-          </w:p>
-        </w:tc>
-      </w:tr>
-      <w:tr>
-        <w:tc>
-          <w:tcPr>
-            <w:tcW w:type="dxa" w:w="4589"/>
-          </w:tcPr>
-          <w:p>
-            <w:r>
-              <w:rPr>
-                <w:rFonts w:ascii="宋体" w:hAnsi="宋体" w:eastAsia="宋体"/>
-                <w:b w:val="0"/>
-                <w:sz w:val="21"/>
-              </w:rPr>
-              <w:t>所属项目</w:t>
-            </w:r>
-          </w:p>
-        </w:tc>
-        <w:tc>
-          <w:tcPr>
-            <w:tcW w:type="dxa" w:w="4589"/>
-          </w:tcPr>
-          <w:p>
-            <w:r>
-              <w:rPr>
-                <w:rFonts w:ascii="宋体" w:hAnsi="宋体" w:eastAsia="宋体"/>
-                <w:b w:val="0"/>
-                <w:sz w:val="21"/>
-              </w:rPr>
-              <w:t>低轨卫星星务平台历史遥测存储与检索技术研究</w:t>
-            </w:r>
-          </w:p>
-        </w:tc>
-      </w:tr>
-      <w:tr>
-        <w:tc>
-          <w:tcPr>
-            <w:tcW w:type="dxa" w:w="4589"/>
-          </w:tcPr>
-          <w:p>
-            <w:r>
-              <w:rPr>
-                <w:rFonts w:ascii="宋体" w:hAnsi="宋体" w:eastAsia="宋体"/>
-                <w:b w:val="0"/>
-                <w:sz w:val="21"/>
-              </w:rPr>
               <w:t>专利编号</w:t>
             </w:r>
           </w:p>
@@ -284,18 +121,12 @@
           </w:tcPr>
           <w:p>
             <w:r>
-              <w:rPr>
-                <w:rFonts w:ascii="宋体" w:hAnsi="宋体" w:eastAsia="宋体"/>
-                <w:b w:val="0"/>
-                <w:sz w:val="21"/>
-              </w:rPr>
-              <w:t>（由专利部门给出）</w:t>
+              <w:t>（待填写）</w:t>
             </w:r>
           </w:p>
         </w:tc>
       </w:tr>
     </w:tbl>
-    <w:p/>
     <w:p>
       <w:pPr>
         <w:spacing w:before="240" w:after="120"/>
@@ -320,7 +151,7 @@
           <w:b w:val="0"/>
           <w:sz w:val="24"/>
         </w:rPr>
-        <w:t>本发明公开一种快速存储检索历史遥测的方法，应用于低轨卫星星务平台。所述方法在星务平台上创建n个历史遥测文件，文件名按0至n−1顺序编号，每个历史遥测文件容纳m条定长历史遥测记录；每条历史遥测记录由北斗星时秒数时间戳、定长遥测项数据区及定长遥测项掩码三部分构成；以北斗星时秒数按预定位域映射规则直接解算目标文件号与记录偏移，完成写入与按时间段检索，并在存储空间写满后按时间顺序循环覆盖旧记录。本发明省去复杂的存储索引组织与崩溃后文件偏移状态恢复，使存储与检索均由北斗星时直接定位完成。</w:t>
+        <w:t>本发明公开一种基于北斗星时绝对定位的历史遥测快速存储检索方法，应用于低轨卫星星务平台。所述方法在星务平台创建n个顺序编号的历史遥测文件，每个文件容纳m条定长历史遥测记录；每条记录由北斗星时秒数时间戳、定长遥测项数据区及定长遥测项掩码构成；历史遥测记录的存储槽位由北斗星时秒数经采集周期整除后唯一确定，写入与按时间段检索均不依赖当前写地址或写指针元数据；系统崩溃复位后直接依据当前北斗星时重新确定存储槽位并继续写入。本发明解决了相对寻址方案在复位后须恢复写指针的技术问题，实现绝对时标驱动的可靠存储与快速检索。</w:t>
       </w:r>
     </w:p>
     <w:p>
@@ -374,7 +205,7 @@
           <w:b w:val="0"/>
           <w:sz w:val="24"/>
         </w:rPr>
-        <w:t>名称：一种快速存储检索历史遥测的方法</w:t>
+        <w:t>名称：一种基于北斗星时绝对定位的历史遥测快速存储检索方法</w:t>
       </w:r>
     </w:p>
     <w:p>
@@ -428,7 +259,7 @@
           <w:b w:val="0"/>
           <w:sz w:val="24"/>
         </w:rPr>
-        <w:t>本发明涉及航天卫星星务管理技术领域，特别是涉及一种面向低轨卫星星务平台的历史遥测数据存储与检索方法，具体应用于星上历史遥测的定长文件组织、基于北斗星时的直接定位写入、按时间段快速检索及循环覆盖存储。</w:t>
+        <w:t>本发明涉及航天卫星星务管理技术领域，特别是涉及一种面向低轨卫星星务平台、以北斗星时绝对确定存储槽位的历史遥测定长存储与按时间段检索方法。</w:t>
       </w:r>
     </w:p>
     <w:p>
@@ -482,7 +313,7 @@
           <w:b w:val="0"/>
           <w:sz w:val="24"/>
         </w:rPr>
-        <w:t>专利申请号： （无）</w:t>
+        <w:t>背景技术引证文件：</w:t>
       </w:r>
     </w:p>
     <w:p>
@@ -509,7 +340,21 @@
           <w:b w:val="0"/>
           <w:sz w:val="24"/>
         </w:rPr>
-        <w:t>专利名称： （无）</w:t>
+        <w:t>1. 中国发明专利 CN115664490B，发明名称：一种低轨卫星遥测数据存储及回放系统及其方法；</w:t>
+      </w:r>
+    </w:p>
+    <w:p>
+      <w:pPr>
+        <w:spacing w:line="360" w:lineRule="auto"/>
+        <w:ind w:firstLine="420"/>
+      </w:pPr>
+      <w:r>
+        <w:rPr>
+          <w:rFonts w:ascii="宋体" w:hAnsi="宋体" w:eastAsia="宋体"/>
+          <w:b w:val="0"/>
+          <w:sz w:val="24"/>
+        </w:rPr>
+        <w:t>2. 环形缓冲区及写指针管理的通用存储组织方法（航天器星务软件工程实践中的常规技术手段）。</w:t>
       </w:r>
     </w:p>
     <w:p>
@@ -590,7 +435,7 @@
           <w:b w:val="0"/>
           <w:sz w:val="24"/>
         </w:rPr>
-        <w:t>当前在轨卫星星务系统中，历史遥测的存储与检索普遍存在下列技术缺陷：</w:t>
+        <w:t>（一）最接近的现有技术及其不足</w:t>
       </w:r>
     </w:p>
     <w:p>
@@ -617,7 +462,7 @@
           <w:b w:val="0"/>
           <w:sz w:val="24"/>
         </w:rPr>
-        <w:t>1. 存储组织结构复杂，依赖显式索引与元数据表</w:t>
+        <w:t>中国发明专利CN115664490B公开了一种低轨卫星遥测数据存储及回放系统及其方法：在测控管理单元设置FLASH存储器实时存储遥测数据；回放时依据当前星上时间Tsd、当前存储地址ADsd以及恒定存储速率，按公式</w:t>
       </w:r>
     </w:p>
     <w:p>
@@ -644,7 +489,7 @@
           <w:b w:val="0"/>
           <w:sz w:val="24"/>
         </w:rPr>
-        <w:t>现有星务软件多采用“数据文件＋索引文件”或“环形缓冲区＋写指针表”的组织方式。写入时需维护当前文件号、当前写偏移、有效记录数、最早有效时间、最晚有效时间等状态变量，并同步更新索引表。索引表自身占用额外存储空间，且与数据区之间存在一致性约束。一旦索引更新与数据写入不同步，即导致记录不可检索或检索结果错误。该组织方式在星上软件规模受限、存储可靠性要求高的条件下，引入了额外的故障点。</w:t>
+        <w:t>ADstart＝ADsd−(Tsd−Tqs)×速率， ADend＝ADsd−(Tsd−Tzz)×速率</w:t>
       </w:r>
     </w:p>
     <w:p>
@@ -671,7 +516,7 @@
           <w:b w:val="0"/>
           <w:sz w:val="24"/>
         </w:rPr>
-        <w:t>2. 时间到存储位置的映射依赖线性查找或二分查找</w:t>
+        <w:t>计算回放起止地址，从而按指定时间段回放。该方案属于“相对寻址”：回放地址的计算必须以当前写地址ADsd为基准。由此带来以下固有缺陷：</w:t>
       </w:r>
     </w:p>
     <w:p>
@@ -698,7 +543,7 @@
           <w:b w:val="0"/>
           <w:sz w:val="24"/>
         </w:rPr>
-        <w:t>现有方法在按时间段查询历史遥测时，通常先读取索引或顺序扫描文件头中的时间戳，再通过线性查找或二分查找定位目标记录。查找复杂度随文件数量与单文件记录数增长而上升。低轨卫星历史遥测采样周期短、记录总量大，时间段查询往往跨越多个文件，查找开销显著，难以满足星上实时响应遥控查询指令的时限要求。</w:t>
+        <w:t>（A1）系统必须持续正确维护当前写地址ADsd；ADsd保存在易失性内存或独立元数据区时，星务计算机崩溃复位、看门狗重启或电源切换后，若ADsd丢失或损坏，则无法继续正确计算写入位置与回放地址；</w:t>
       </w:r>
     </w:p>
     <w:p>
@@ -725,7 +570,7 @@
           <w:b w:val="0"/>
           <w:sz w:val="24"/>
         </w:rPr>
-        <w:t>3. 记录长度不固定，定位计算困难</w:t>
+        <w:t>（A2）复位后为重建ADsd，须扫描存储区或回读元数据，耗时长且在介质局部失效时存在重建失败风险；</w:t>
       </w:r>
     </w:p>
     <w:p>
@@ -752,7 +597,7 @@
           <w:b w:val="0"/>
           <w:sz w:val="24"/>
         </w:rPr>
-        <w:t>部分现有方案为节省存储空间，对历史遥测采用变长记录或按变化量压缩后存储。变长记录虽降低单条占用，但导致无法由记录序号直接换算字节偏移，必须依赖额外偏移表或链式结构。偏移表损坏或链路中断将造成后续记录全部无法定位。定长与变长混用时，存储管理逻辑进一步复杂化。</w:t>
+        <w:t>（A3）写入过程与回放过程均绑定“当前写指针状态”，存储组织仍未脱离写指针依赖，可靠性受写指针一致性制约。</w:t>
       </w:r>
     </w:p>
     <w:p>
@@ -779,7 +624,7 @@
           <w:b w:val="0"/>
           <w:sz w:val="24"/>
         </w:rPr>
-        <w:t>4. 遥测项有效性表达与数据区耦合不清</w:t>
+        <w:t>（二）其他现有技术及其不足</w:t>
       </w:r>
     </w:p>
     <w:p>
@@ -806,7 +651,7 @@
           <w:b w:val="0"/>
           <w:sz w:val="24"/>
         </w:rPr>
-        <w:t>星上采集周期内，并非全部遥测项均完成刷新；部分遥测项因设备未上电、接口超时或采集抑制而无效。现有历史遥测存储方案或省略有效性信息，导致地面误用无效数据；或将有效性标志分散写入各遥测项内部字段，造成记录解析规则不统一，增加星地约定成本。</w:t>
+        <w:t>1. 索引表／写指针表组织方式</w:t>
       </w:r>
     </w:p>
     <w:p>
@@ -833,7 +678,7 @@
           <w:b w:val="0"/>
           <w:sz w:val="24"/>
         </w:rPr>
-        <w:t>5. 系统崩溃复位后必须恢复写指针状态</w:t>
+        <w:t>现有星务软件多采用“数据文件＋索引文件”或“环形缓冲区＋写指针表”。写入时需维护当前文件号、当前写偏移、有效记录数、最早／最晚有效时间等状态，并同步更新索引。索引与数据区一旦不一致，即导致记录不可检索或检索错误。</w:t>
       </w:r>
     </w:p>
     <w:p>
@@ -860,7 +705,7 @@
           <w:b w:val="0"/>
           <w:sz w:val="24"/>
         </w:rPr>
-        <w:t>现有方案将“当前写入文件号”与“当前记录偏移”保存在易失性内存或独立元数据区。星务计算机复位、看门狗重启或电源切换后，若元数据未及时落盘或落盘内容损坏，则无法确定下次写入位置，出现覆盖未写满区域、重复写入或跳空写入。恢复过程需扫描全部历史遥测文件以重建写指针，耗时长且在存储介质存在坏块时失败风险高。</w:t>
+        <w:t>2. 按时间戳查找定位</w:t>
       </w:r>
     </w:p>
     <w:p>
@@ -887,7 +732,7 @@
           <w:b w:val="0"/>
           <w:sz w:val="24"/>
         </w:rPr>
-        <w:t>6. 循环覆盖策略与时间语义脱节</w:t>
+        <w:t>部分方案在记录中保存时间戳，查询时对文件或索引执行线性查找或二分查找。查找复杂度随记录规模增长，难以满足星上遥控查询的时限要求。</w:t>
       </w:r>
     </w:p>
     <w:p>
@@ -914,7 +759,7 @@
           <w:b w:val="0"/>
           <w:sz w:val="24"/>
         </w:rPr>
-        <w:t>为在有限星上存储容量内持续保存最新历史遥测，现有系统采用循环覆盖。但覆盖判定常依赖写满标志或记录计数，与真实时间轴无直接对应关系。当地面按绝对时间查询时，难以判断目标时间段数据是否已被覆盖，亦难以由时间直接推知覆盖边界。</w:t>
+        <w:t>3. 变长记录存储</w:t>
       </w:r>
     </w:p>
     <w:p>
@@ -941,7 +786,196 @@
           <w:b w:val="0"/>
           <w:sz w:val="24"/>
         </w:rPr>
-        <w:t>综上所述，现有技术的不足集中表现为：历史遥测存储依赖复杂索引与状态管理；时间到物理位置的定位需查找而非直接计算；变长记录削弱随机访问能力；崩溃后写位置恢复困难；循环覆盖与时间定位脱节。上述不足制约了低轨卫星星务平台对历史遥测的可靠存储与快速检索能力。本发明针对上述技术问题提出解决方案。</w:t>
+        <w:t>为节省空间采用变长或压缩记录时，无法由记录序号直接换算字节偏移，必须依赖偏移表或链表；偏移表损坏将导致后续记录无法定位。</w:t>
+      </w:r>
+    </w:p>
+    <w:p>
+      <w:pPr>
+        <w:spacing w:line="360" w:lineRule="auto"/>
+        <w:ind w:firstLine="0"/>
+      </w:pPr>
+      <w:r>
+        <w:rPr>
+          <w:rFonts w:ascii="宋体" w:hAnsi="宋体" w:eastAsia="宋体"/>
+          <w:b w:val="0"/>
+          <w:sz w:val="24"/>
+        </w:rPr>
+      </w:r>
+    </w:p>
+    <w:p>
+      <w:pPr>
+        <w:spacing w:line="360" w:lineRule="auto"/>
+        <w:ind w:firstLine="420"/>
+      </w:pPr>
+      <w:r>
+        <w:rPr>
+          <w:rFonts w:ascii="宋体" w:hAnsi="宋体" w:eastAsia="宋体"/>
+          <w:b w:val="0"/>
+          <w:sz w:val="24"/>
+        </w:rPr>
+        <w:t>4. 遥测项有效性表达不清</w:t>
+      </w:r>
+    </w:p>
+    <w:p>
+      <w:pPr>
+        <w:spacing w:line="360" w:lineRule="auto"/>
+        <w:ind w:firstLine="0"/>
+      </w:pPr>
+      <w:r>
+        <w:rPr>
+          <w:rFonts w:ascii="宋体" w:hAnsi="宋体" w:eastAsia="宋体"/>
+          <w:b w:val="0"/>
+          <w:sz w:val="24"/>
+        </w:rPr>
+      </w:r>
+    </w:p>
+    <w:p>
+      <w:pPr>
+        <w:spacing w:line="360" w:lineRule="auto"/>
+        <w:ind w:firstLine="420"/>
+      </w:pPr>
+      <w:r>
+        <w:rPr>
+          <w:rFonts w:ascii="宋体" w:hAnsi="宋体" w:eastAsia="宋体"/>
+          <w:b w:val="0"/>
+          <w:sz w:val="24"/>
+        </w:rPr>
+        <w:t>采集周期内部分遥测项因设备未上电、接口超时或采集抑制而无效。现有方案或省略有效性信息，或将有效标志分散写入各遥测项内部字段，解析规则不统一。</w:t>
+      </w:r>
+    </w:p>
+    <w:p>
+      <w:pPr>
+        <w:spacing w:line="360" w:lineRule="auto"/>
+        <w:ind w:firstLine="0"/>
+      </w:pPr>
+      <w:r>
+        <w:rPr>
+          <w:rFonts w:ascii="宋体" w:hAnsi="宋体" w:eastAsia="宋体"/>
+          <w:b w:val="0"/>
+          <w:sz w:val="24"/>
+        </w:rPr>
+      </w:r>
+    </w:p>
+    <w:p>
+      <w:pPr>
+        <w:spacing w:line="360" w:lineRule="auto"/>
+        <w:ind w:firstLine="420"/>
+      </w:pPr>
+      <w:r>
+        <w:rPr>
+          <w:rFonts w:ascii="宋体" w:hAnsi="宋体" w:eastAsia="宋体"/>
+          <w:b w:val="0"/>
+          <w:sz w:val="24"/>
+        </w:rPr>
+        <w:t>5. 循环覆盖与绝对时间脱节</w:t>
+      </w:r>
+    </w:p>
+    <w:p>
+      <w:pPr>
+        <w:spacing w:line="360" w:lineRule="auto"/>
+        <w:ind w:firstLine="0"/>
+      </w:pPr>
+      <w:r>
+        <w:rPr>
+          <w:rFonts w:ascii="宋体" w:hAnsi="宋体" w:eastAsia="宋体"/>
+          <w:b w:val="0"/>
+          <w:sz w:val="24"/>
+        </w:rPr>
+      </w:r>
+    </w:p>
+    <w:p>
+      <w:pPr>
+        <w:spacing w:line="360" w:lineRule="auto"/>
+        <w:ind w:firstLine="420"/>
+      </w:pPr>
+      <w:r>
+        <w:rPr>
+          <w:rFonts w:ascii="宋体" w:hAnsi="宋体" w:eastAsia="宋体"/>
+          <w:b w:val="0"/>
+          <w:sz w:val="24"/>
+        </w:rPr>
+        <w:t>循环覆盖常依赖写满标志或记录计数。按绝对时间查询时，难以直接判定目标时段是否已被覆盖，亦难以由时间推知覆盖边界。</w:t>
+      </w:r>
+    </w:p>
+    <w:p>
+      <w:pPr>
+        <w:spacing w:line="360" w:lineRule="auto"/>
+        <w:ind w:firstLine="0"/>
+      </w:pPr>
+      <w:r>
+        <w:rPr>
+          <w:rFonts w:ascii="宋体" w:hAnsi="宋体" w:eastAsia="宋体"/>
+          <w:b w:val="0"/>
+          <w:sz w:val="24"/>
+        </w:rPr>
+      </w:r>
+    </w:p>
+    <w:p>
+      <w:pPr>
+        <w:spacing w:line="360" w:lineRule="auto"/>
+        <w:ind w:firstLine="420"/>
+      </w:pPr>
+      <w:r>
+        <w:rPr>
+          <w:rFonts w:ascii="宋体" w:hAnsi="宋体" w:eastAsia="宋体"/>
+          <w:b w:val="0"/>
+          <w:sz w:val="24"/>
+        </w:rPr>
+        <w:t>（三）现有技术未能解决的技术问题归纳</w:t>
+      </w:r>
+    </w:p>
+    <w:p>
+      <w:pPr>
+        <w:spacing w:line="360" w:lineRule="auto"/>
+        <w:ind w:firstLine="0"/>
+      </w:pPr>
+      <w:r>
+        <w:rPr>
+          <w:rFonts w:ascii="宋体" w:hAnsi="宋体" w:eastAsia="宋体"/>
+          <w:b w:val="0"/>
+          <w:sz w:val="24"/>
+        </w:rPr>
+      </w:r>
+    </w:p>
+    <w:p>
+      <w:pPr>
+        <w:spacing w:line="360" w:lineRule="auto"/>
+        <w:ind w:firstLine="420"/>
+      </w:pPr>
+      <w:r>
+        <w:rPr>
+          <w:rFonts w:ascii="宋体" w:hAnsi="宋体" w:eastAsia="宋体"/>
+          <w:b w:val="0"/>
+          <w:sz w:val="24"/>
+        </w:rPr>
+        <w:t>现有技术——包括最接近的CN115664490B——虽已利用时间信息辅助寻址，但仍以当前写地址／写指针为寻址基准，属于相对寻址。其未能解决的核心技术问题是：</w:t>
+      </w:r>
+    </w:p>
+    <w:p>
+      <w:pPr>
+        <w:spacing w:line="360" w:lineRule="auto"/>
+        <w:ind w:firstLine="0"/>
+      </w:pPr>
+      <w:r>
+        <w:rPr>
+          <w:rFonts w:ascii="宋体" w:hAnsi="宋体" w:eastAsia="宋体"/>
+          <w:b w:val="0"/>
+          <w:sz w:val="24"/>
+        </w:rPr>
+      </w:r>
+    </w:p>
+    <w:p>
+      <w:pPr>
+        <w:spacing w:line="360" w:lineRule="auto"/>
+        <w:ind w:firstLine="420"/>
+      </w:pPr>
+      <w:r>
+        <w:rPr>
+          <w:rFonts w:ascii="宋体" w:hAnsi="宋体" w:eastAsia="宋体"/>
+          <w:b w:val="0"/>
+          <w:sz w:val="24"/>
+        </w:rPr>
+        <w:t>如何使历史遥测记录的存储槽位由绝对时标唯一确定，使写入、按时间段检索及崩溃复位后的继续写入均不依赖当前写地址或写指针元数据，并在定长多文件组织下统一表达遥测项有效性。</w:t>
       </w:r>
     </w:p>
     <w:p>
@@ -1022,7 +1056,7 @@
           <w:b w:val="0"/>
           <w:sz w:val="24"/>
         </w:rPr>
-        <w:t>本发明要解决的技术问题是：现有低轨卫星星务平台历史遥测存储依赖复杂索引与写指针状态，按时间检索需查找定位，系统崩溃复位后须恢复当前文件与当前偏移，导致存储组织复杂、检索时延长、可靠性不足。</w:t>
+        <w:t>本发明要解决的技术问题是：克服以当前写地址为基准的相对寻址历史遥测存储方案在崩溃复位后须恢复写指针、写入与检索均依赖写指针状态的缺陷，提供一种由北斗星时绝对确定存储槽位的历史遥测快速存储检索方法，使写入、按时间段检索及复位后继续写入均不依赖当前写地址。</w:t>
       </w:r>
     </w:p>
     <w:p>
@@ -1076,7 +1110,7 @@
           <w:b w:val="0"/>
           <w:sz w:val="24"/>
         </w:rPr>
-        <w:t>（1）如何在不维护复杂索引表的条件下，完成历史遥测的有序存储与循环覆盖；</w:t>
+        <w:t>（1）如何建立北斗星时秒数到存储槽位（文件号、记录偏移）的唯一、可逆映射，使存储位置由绝对时标直接确定；</w:t>
       </w:r>
     </w:p>
     <w:p>
@@ -1103,7 +1137,7 @@
           <w:b w:val="0"/>
           <w:sz w:val="24"/>
         </w:rPr>
-        <w:t>（2）如何根据北斗星时直接确定历史遥测记录所在文件号与记录偏移，使写入与检索均无需查找；</w:t>
+        <w:t>（2）如何以定长多文件组织支撑上述绝对映射，并统一表达时间戳、遥测项数据与遥测项有效性；</w:t>
       </w:r>
     </w:p>
     <w:p>
@@ -1130,7 +1164,7 @@
           <w:b w:val="0"/>
           <w:sz w:val="24"/>
         </w:rPr>
-        <w:t>（3）如何以定长记录格式统一表达时间戳、遥测项数据及遥测项有效性；</w:t>
+        <w:t>（3）如何在不维护写指针元数据的条件下完成循环覆盖；</w:t>
       </w:r>
     </w:p>
     <w:p>
@@ -1157,7 +1191,7 @@
           <w:b w:val="0"/>
           <w:sz w:val="24"/>
         </w:rPr>
-        <w:t>（4）如何在系统崩溃复位后，无需恢复写指针状态，直接依据当前北斗星时定位当前存储位置。</w:t>
+        <w:t>（4）如何在系统崩溃复位后，仅依据当前北斗星时恢复正确写入位置。</w:t>
       </w:r>
     </w:p>
     <w:p>
@@ -1238,7 +1272,7 @@
           <w:b w:val="0"/>
           <w:sz w:val="24"/>
         </w:rPr>
-        <w:t>本发明提供一种快速存储检索历史遥测的方法，应用于低轨卫星星务平台，所述方法包括历史遥测文件集合创建步骤、定长历史遥测记录组织步骤、基于北斗星时位域映射的直接定位步骤、历史遥测写入步骤、历史遥测按时间段检索步骤及循环覆盖步骤。</w:t>
+        <w:t>本发明提供一种基于北斗星时绝对定位的历史遥测快速存储检索方法，其区别于最接近现有技术CN115664490B的核心在于：采用绝对槽位映射——任一北斗星时秒数T在给定采集周期P、文件数n、单文件记录数m下，唯一对应一个存储槽位(F,R)；写入地址与检索地址的计算均不引用当前写地址；系统崩溃复位后不恢复写指针，直接由当前北斗星时重新计算槽位。</w:t>
       </w:r>
     </w:p>
     <w:p>
@@ -1265,7 +1299,7 @@
           <w:b w:val="0"/>
           <w:sz w:val="24"/>
         </w:rPr>
-        <w:t>（一）历史遥测文件集合创建</w:t>
+        <w:t>技术方案包括以下相互配合的技术手段。</w:t>
       </w:r>
     </w:p>
     <w:p>
@@ -1292,7 +1326,7 @@
           <w:b w:val="0"/>
           <w:sz w:val="24"/>
         </w:rPr>
-        <w:t>在星务平台非易失性存储介质上创建n个历史遥测文件，文件名按整数0、1、…、n−1顺序编号，文件编号取值范围为闭区间[0, n−1]。每个历史遥测文件预分配固定容量，容纳相同个数m条历史遥测记录。n与m为正整数，在星务软件配置中预先设定并在轨保持不变。</w:t>
+        <w:t>（一）定长多文件循环存储空间</w:t>
       </w:r>
     </w:p>
     <w:p>
@@ -1319,7 +1353,7 @@
           <w:b w:val="0"/>
           <w:sz w:val="24"/>
         </w:rPr>
-        <w:t>全部n个历史遥测文件构成容量为N＝n×m条记录的循环存储空间。任一历史遥测记录在所述循环存储空间中的逻辑序号记为S，则：</w:t>
+        <w:t>在星务平台非易失性存储介质上创建n个历史遥测文件，文件名按整数0、1、…、n−1顺序编号，文件编号取值范围为闭区间[0, n−1]。每个历史遥测文件预分配固定容量，容纳相同个数m条定长历史遥测记录。n与m为正整数，在星务软件配置中预先设定并在轨保持不变。</w:t>
       </w:r>
     </w:p>
     <w:p>
@@ -1346,7 +1380,20 @@
           <w:b w:val="0"/>
           <w:sz w:val="24"/>
         </w:rPr>
-        <w:t>- 文件号 F ＝ (S div m) mod n；</w:t>
+        <w:t>定义循环存储空间总容量 N＝n×m。对任一逻辑序号S：</w:t>
+      </w:r>
+    </w:p>
+    <w:p>
+      <w:pPr>
+        <w:spacing w:line="360" w:lineRule="auto"/>
+        <w:ind w:firstLine="0"/>
+      </w:pPr>
+      <w:r>
+        <w:rPr>
+          <w:rFonts w:ascii="宋体" w:hAnsi="宋体" w:eastAsia="宋体"/>
+          <w:b w:val="0"/>
+          <w:sz w:val="24"/>
+        </w:rPr>
       </w:r>
     </w:p>
     <w:p>
@@ -1360,7 +1407,35 @@
           <w:b w:val="0"/>
           <w:sz w:val="24"/>
         </w:rPr>
-        <w:t>- 记录偏移 R ＝ S mod m；</w:t>
+        <w:t>- 文件号 F＝(S div m) mod n；</w:t>
+      </w:r>
+    </w:p>
+    <w:p>
+      <w:pPr>
+        <w:spacing w:line="360" w:lineRule="auto"/>
+        <w:ind w:firstLine="420"/>
+      </w:pPr>
+      <w:r>
+        <w:rPr>
+          <w:rFonts w:ascii="宋体" w:hAnsi="宋体" w:eastAsia="宋体"/>
+          <w:b w:val="0"/>
+          <w:sz w:val="24"/>
+        </w:rPr>
+        <w:t>- 记录偏移 R＝S mod m；</w:t>
+      </w:r>
+    </w:p>
+    <w:p>
+      <w:pPr>
+        <w:spacing w:line="360" w:lineRule="auto"/>
+        <w:ind w:firstLine="420"/>
+      </w:pPr>
+      <w:r>
+        <w:rPr>
+          <w:rFonts w:ascii="宋体" w:hAnsi="宋体" w:eastAsia="宋体"/>
+          <w:b w:val="0"/>
+          <w:sz w:val="24"/>
+        </w:rPr>
+        <w:t>- 文件内字节起始偏移 Addr＝R×Len；</w:t>
       </w:r>
     </w:p>
     <w:p>
@@ -1387,7 +1462,7 @@
           <w:b w:val="0"/>
           <w:sz w:val="24"/>
         </w:rPr>
-        <w:t>其中 div 表示整数除法，mod 表示取模运算。文件内第R条历史遥测记录的字节起始偏移等于 R×Len，Len为单条历史遥测记录的固定字节长度。</w:t>
+        <w:t>其中 div 表示整数除法，mod 表示取模，Len为单条历史遥测记录固定字节长度。</w:t>
       </w:r>
     </w:p>
     <w:p>
@@ -1414,7 +1489,7 @@
           <w:b w:val="0"/>
           <w:sz w:val="24"/>
         </w:rPr>
-        <w:t>（二）定长历史遥测记录格式</w:t>
+        <w:t>上述组织的作用：将连续逻辑序号均匀映射到有限文件集合，为绝对时标到物理位置的换算提供确定性几何结构；无需索引表。</w:t>
       </w:r>
     </w:p>
     <w:p>
@@ -1441,18 +1516,435 @@
           <w:b w:val="0"/>
           <w:sz w:val="24"/>
         </w:rPr>
-        <w:t>每条历史遥测记录采用固定长度Len的二进制格式，由依次排列的三部分构成：</w:t>
+        <w:t>（二）绝对槽位映射规则（本发明区别技术特征之一）</w:t>
+      </w:r>
+    </w:p>
+    <w:p>
+      <w:pPr>
+        <w:spacing w:line="360" w:lineRule="auto"/>
+        <w:ind w:firstLine="0"/>
+      </w:pPr>
+      <w:r>
+        <w:rPr>
+          <w:rFonts w:ascii="宋体" w:hAnsi="宋体" w:eastAsia="宋体"/>
+          <w:b w:val="0"/>
+          <w:sz w:val="24"/>
+        </w:rPr>
+      </w:r>
+    </w:p>
+    <w:p>
+      <w:pPr>
+        <w:spacing w:line="360" w:lineRule="auto"/>
+        <w:ind w:firstLine="420"/>
+      </w:pPr>
+      <w:r>
+        <w:rPr>
+          <w:rFonts w:ascii="宋体" w:hAnsi="宋体" w:eastAsia="宋体"/>
+          <w:b w:val="0"/>
+          <w:sz w:val="24"/>
+        </w:rPr>
+        <w:t>设采集周期为P秒，P为正整数。对北斗星时秒数T，定义：</w:t>
+      </w:r>
+    </w:p>
+    <w:p>
+      <w:pPr>
+        <w:spacing w:line="360" w:lineRule="auto"/>
+        <w:ind w:firstLine="0"/>
+      </w:pPr>
+      <w:r>
+        <w:rPr>
+          <w:rFonts w:ascii="宋体" w:hAnsi="宋体" w:eastAsia="宋体"/>
+          <w:b w:val="0"/>
+          <w:sz w:val="24"/>
+        </w:rPr>
+      </w:r>
+    </w:p>
+    <w:p>
+      <w:pPr>
+        <w:spacing w:line="360" w:lineRule="auto"/>
+        <w:ind w:firstLine="420"/>
+      </w:pPr>
+      <w:r>
+        <w:rPr>
+          <w:rFonts w:ascii="宋体" w:hAnsi="宋体" w:eastAsia="宋体"/>
+          <w:b w:val="0"/>
+          <w:sz w:val="24"/>
+        </w:rPr>
+        <w:t>S＝T div P， R＝S mod m， F＝(S div m) mod n。</w:t>
+      </w:r>
+    </w:p>
+    <w:p>
+      <w:pPr>
+        <w:spacing w:line="360" w:lineRule="auto"/>
+        <w:ind w:firstLine="0"/>
+      </w:pPr>
+      <w:r>
+        <w:rPr>
+          <w:rFonts w:ascii="宋体" w:hAnsi="宋体" w:eastAsia="宋体"/>
+          <w:b w:val="0"/>
+          <w:sz w:val="24"/>
+        </w:rPr>
+      </w:r>
+    </w:p>
+    <w:p>
+      <w:pPr>
+        <w:spacing w:line="360" w:lineRule="auto"/>
+        <w:ind w:firstLine="420"/>
+      </w:pPr>
+      <w:r>
+        <w:rPr>
+          <w:rFonts w:ascii="宋体" w:hAnsi="宋体" w:eastAsia="宋体"/>
+          <w:b w:val="0"/>
+          <w:sz w:val="24"/>
+        </w:rPr>
+        <w:t>绝对性含义： 给定配置参数(n,m,P)后，函数 f(T)＝(F,R) 为单值映射；计算过程的输入仅为T及配置参数，不包含当前写地址、当前文件号或当前偏移。因此：</w:t>
+      </w:r>
+    </w:p>
+    <w:p>
+      <w:pPr>
+        <w:spacing w:line="360" w:lineRule="auto"/>
+        <w:ind w:firstLine="0"/>
+      </w:pPr>
+      <w:r>
+        <w:rPr>
+          <w:rFonts w:ascii="宋体" w:hAnsi="宋体" w:eastAsia="宋体"/>
+          <w:b w:val="0"/>
+          <w:sz w:val="24"/>
+        </w:rPr>
+      </w:r>
+    </w:p>
+    <w:p>
+      <w:pPr>
+        <w:spacing w:line="360" w:lineRule="auto"/>
+        <w:ind w:firstLine="420"/>
+      </w:pPr>
+      <w:r>
+        <w:rPr>
+          <w:rFonts w:ascii="宋体" w:hAnsi="宋体" w:eastAsia="宋体"/>
+          <w:b w:val="0"/>
+          <w:sz w:val="24"/>
+        </w:rPr>
+        <w:t>- 写入时：由本周期北斗星时秒数直接得到写入槽位；</w:t>
+      </w:r>
+    </w:p>
+    <w:p>
+      <w:pPr>
+        <w:spacing w:line="360" w:lineRule="auto"/>
+        <w:ind w:firstLine="420"/>
+      </w:pPr>
+      <w:r>
+        <w:rPr>
+          <w:rFonts w:ascii="宋体" w:hAnsi="宋体" w:eastAsia="宋体"/>
+          <w:b w:val="0"/>
+          <w:sz w:val="24"/>
+        </w:rPr>
+        <w:t>- 检索时：由查询时刻北斗星时秒数直接得到读取槽位；</w:t>
+      </w:r>
+    </w:p>
+    <w:p>
+      <w:pPr>
+        <w:spacing w:line="360" w:lineRule="auto"/>
+        <w:ind w:firstLine="420"/>
+      </w:pPr>
+      <w:r>
+        <w:rPr>
+          <w:rFonts w:ascii="宋体" w:hAnsi="宋体" w:eastAsia="宋体"/>
+          <w:b w:val="0"/>
+          <w:sz w:val="24"/>
+        </w:rPr>
+        <w:t>- 复位后：由当前北斗星时秒数直接得到应写入槽位。</w:t>
+      </w:r>
+    </w:p>
+    <w:p>
+      <w:pPr>
+        <w:spacing w:line="360" w:lineRule="auto"/>
+        <w:ind w:firstLine="0"/>
+      </w:pPr>
+      <w:r>
+        <w:rPr>
+          <w:rFonts w:ascii="宋体" w:hAnsi="宋体" w:eastAsia="宋体"/>
+          <w:b w:val="0"/>
+          <w:sz w:val="24"/>
+        </w:rPr>
+      </w:r>
+    </w:p>
+    <w:p>
+      <w:pPr>
+        <w:spacing w:line="360" w:lineRule="auto"/>
+        <w:ind w:firstLine="420"/>
+      </w:pPr>
+      <w:r>
+        <w:rPr>
+          <w:rFonts w:ascii="宋体" w:hAnsi="宋体" w:eastAsia="宋体"/>
+          <w:b w:val="0"/>
+          <w:sz w:val="24"/>
+        </w:rPr>
+        <w:t>这与CN115664490B中“以ADsd为基准的相对地址计算”形成本质区别。</w:t>
+      </w:r>
+    </w:p>
+    <w:p>
+      <w:pPr>
+        <w:spacing w:line="360" w:lineRule="auto"/>
+        <w:ind w:firstLine="0"/>
+      </w:pPr>
+      <w:r>
+        <w:rPr>
+          <w:rFonts w:ascii="宋体" w:hAnsi="宋体" w:eastAsia="宋体"/>
+          <w:b w:val="0"/>
+          <w:sz w:val="24"/>
+        </w:rPr>
+      </w:r>
+    </w:p>
+    <w:p>
+      <w:pPr>
+        <w:spacing w:line="360" w:lineRule="auto"/>
+        <w:ind w:firstLine="420"/>
+      </w:pPr>
+      <w:r>
+        <w:rPr>
+          <w:rFonts w:ascii="宋体" w:hAnsi="宋体" w:eastAsia="宋体"/>
+          <w:b w:val="0"/>
+          <w:sz w:val="24"/>
+        </w:rPr>
+        <w:t>进一步地，将32位定位信息划分为四个位域：</w:t>
+      </w:r>
+    </w:p>
+    <w:p>
+      <w:pPr>
+        <w:spacing w:line="360" w:lineRule="auto"/>
+        <w:ind w:firstLine="0"/>
+      </w:pPr>
+      <w:r>
+        <w:rPr>
+          <w:rFonts w:ascii="宋体" w:hAnsi="宋体" w:eastAsia="宋体"/>
+          <w:b w:val="0"/>
+          <w:sz w:val="24"/>
+        </w:rPr>
+      </w:r>
+    </w:p>
+    <w:p>
+      <w:pPr>
+        <w:spacing w:line="360" w:lineRule="auto"/>
+        <w:ind w:firstLine="0"/>
+      </w:pPr>
+      <w:r>
+        <w:rPr>
+          <w:rFonts w:ascii="宋体" w:hAnsi="宋体" w:eastAsia="宋体"/>
+          <w:b w:val="0"/>
+          <w:sz w:val="24"/>
+        </w:rPr>
       </w:r>
     </w:p>
     <w:p>
       <w:pPr>
         <w:spacing w:line="276" w:lineRule="auto"/>
+      </w:pPr>
+      <w:r>
+        <w:rPr>
+          <w:rFonts w:ascii="宋体" w:hAnsi="宋体" w:eastAsia="宋体"/>
+          <w:b w:val="0"/>
+          <w:sz w:val="21"/>
+        </w:rPr>
+        <w:t>| 循环代次位域 | 文件号位域 | 记录偏移位域 | 采集周期位域 |</w:t>
+      </w:r>
+    </w:p>
+    <w:p>
+      <w:pPr>
+        <w:spacing w:line="360" w:lineRule="auto"/>
         <w:ind w:firstLine="0"/>
       </w:pPr>
       <w:r>
         <w:rPr>
           <w:rFonts w:ascii="宋体" w:hAnsi="宋体" w:eastAsia="宋体"/>
           <w:b w:val="0"/>
+          <w:sz w:val="24"/>
+        </w:rPr>
+      </w:r>
+    </w:p>
+    <w:p>
+      <w:pPr>
+        <w:spacing w:line="360" w:lineRule="auto"/>
+        <w:ind w:firstLine="420"/>
+      </w:pPr>
+      <w:r>
+        <w:rPr>
+          <w:rFonts w:ascii="宋体" w:hAnsi="宋体" w:eastAsia="宋体"/>
+          <w:b w:val="0"/>
+          <w:sz w:val="24"/>
+        </w:rPr>
+        <w:t>在一种实施方式中，位宽依次为6比特、8比特、16比特、2比特，对应：</w:t>
+      </w:r>
+    </w:p>
+    <w:p>
+      <w:pPr>
+        <w:spacing w:line="360" w:lineRule="auto"/>
+        <w:ind w:firstLine="0"/>
+      </w:pPr>
+      <w:r>
+        <w:rPr>
+          <w:rFonts w:ascii="宋体" w:hAnsi="宋体" w:eastAsia="宋体"/>
+          <w:b w:val="0"/>
+          <w:sz w:val="24"/>
+        </w:rPr>
+      </w:r>
+    </w:p>
+    <w:p>
+      <w:pPr>
+        <w:spacing w:line="360" w:lineRule="auto"/>
+        <w:ind w:firstLine="420"/>
+      </w:pPr>
+      <w:r>
+        <w:rPr>
+          <w:rFonts w:ascii="宋体" w:hAnsi="宋体" w:eastAsia="宋体"/>
+          <w:b w:val="0"/>
+          <w:sz w:val="24"/>
+        </w:rPr>
+        <w:t>- n＝256，m＝65536，N＝16,777,216；</w:t>
+      </w:r>
+    </w:p>
+    <w:p>
+      <w:pPr>
+        <w:spacing w:line="360" w:lineRule="auto"/>
+        <w:ind w:firstLine="420"/>
+      </w:pPr>
+      <w:r>
+        <w:rPr>
+          <w:rFonts w:ascii="宋体" w:hAnsi="宋体" w:eastAsia="宋体"/>
+          <w:b w:val="0"/>
+          <w:sz w:val="24"/>
+        </w:rPr>
+        <w:t>- 当P＝4秒时，保存窗口 Tspan＝N×P＝67,108,864秒，合776天；</w:t>
+      </w:r>
+    </w:p>
+    <w:p>
+      <w:pPr>
+        <w:spacing w:line="360" w:lineRule="auto"/>
+        <w:ind w:firstLine="420"/>
+      </w:pPr>
+      <w:r>
+        <w:rPr>
+          <w:rFonts w:ascii="宋体" w:hAnsi="宋体" w:eastAsia="宋体"/>
+          <w:b w:val="0"/>
+          <w:sz w:val="24"/>
+        </w:rPr>
+        <w:t>- 循环代次 G＝(S div N) mod 64，用于区分相隔整倍N后的相同(F,R)。</w:t>
+      </w:r>
+    </w:p>
+    <w:p>
+      <w:pPr>
+        <w:spacing w:line="360" w:lineRule="auto"/>
+        <w:ind w:firstLine="0"/>
+      </w:pPr>
+      <w:r>
+        <w:rPr>
+          <w:rFonts w:ascii="宋体" w:hAnsi="宋体" w:eastAsia="宋体"/>
+          <w:b w:val="0"/>
+          <w:sz w:val="24"/>
+        </w:rPr>
+      </w:r>
+    </w:p>
+    <w:p>
+      <w:pPr>
+        <w:spacing w:line="360" w:lineRule="auto"/>
+        <w:ind w:firstLine="420"/>
+      </w:pPr>
+      <w:r>
+        <w:rPr>
+          <w:rFonts w:ascii="宋体" w:hAnsi="宋体" w:eastAsia="宋体"/>
+          <w:b w:val="0"/>
+          <w:sz w:val="24"/>
+        </w:rPr>
+        <w:t>当S跨越N的整数倍后，f(T)回到已占用槽位，新记录覆盖旧记录，形成由绝对时标自然驱动的循环覆盖，无需单独的写满标志或覆盖调度状态机。</w:t>
+      </w:r>
+    </w:p>
+    <w:p>
+      <w:pPr>
+        <w:spacing w:line="360" w:lineRule="auto"/>
+        <w:ind w:firstLine="0"/>
+      </w:pPr>
+      <w:r>
+        <w:rPr>
+          <w:rFonts w:ascii="宋体" w:hAnsi="宋体" w:eastAsia="宋体"/>
+          <w:b w:val="0"/>
+          <w:sz w:val="24"/>
+        </w:rPr>
+      </w:r>
+    </w:p>
+    <w:p>
+      <w:pPr>
+        <w:spacing w:line="360" w:lineRule="auto"/>
+        <w:ind w:firstLine="420"/>
+      </w:pPr>
+      <w:r>
+        <w:rPr>
+          <w:rFonts w:ascii="宋体" w:hAnsi="宋体" w:eastAsia="宋体"/>
+          <w:b w:val="0"/>
+          <w:sz w:val="24"/>
+        </w:rPr>
+        <w:t>（三）三字段定长历史遥测记录格式（本发明区别技术特征之二）</w:t>
+      </w:r>
+    </w:p>
+    <w:p>
+      <w:pPr>
+        <w:spacing w:line="360" w:lineRule="auto"/>
+        <w:ind w:firstLine="0"/>
+      </w:pPr>
+      <w:r>
+        <w:rPr>
+          <w:rFonts w:ascii="宋体" w:hAnsi="宋体" w:eastAsia="宋体"/>
+          <w:b w:val="0"/>
+          <w:sz w:val="24"/>
+        </w:rPr>
+      </w:r>
+    </w:p>
+    <w:p>
+      <w:pPr>
+        <w:spacing w:line="360" w:lineRule="auto"/>
+        <w:ind w:firstLine="420"/>
+      </w:pPr>
+      <w:r>
+        <w:rPr>
+          <w:rFonts w:ascii="宋体" w:hAnsi="宋体" w:eastAsia="宋体"/>
+          <w:b w:val="0"/>
+          <w:sz w:val="24"/>
+        </w:rPr>
+        <w:t>每条历史遥测记录固定长度Len，由依次排列的三部分构成：</w:t>
+      </w:r>
+    </w:p>
+    <w:p>
+      <w:pPr>
+        <w:spacing w:line="360" w:lineRule="auto"/>
+        <w:ind w:firstLine="0"/>
+      </w:pPr>
+      <w:r>
+        <w:rPr>
+          <w:rFonts w:ascii="宋体" w:hAnsi="宋体" w:eastAsia="宋体"/>
+          <w:b w:val="0"/>
+          <w:sz w:val="24"/>
+        </w:rPr>
+      </w:r>
+    </w:p>
+    <w:p>
+      <w:pPr>
+        <w:spacing w:line="360" w:lineRule="auto"/>
+        <w:ind w:firstLine="0"/>
+      </w:pPr>
+      <w:r>
+        <w:rPr>
+          <w:rFonts w:ascii="宋体" w:hAnsi="宋体" w:eastAsia="宋体"/>
+          <w:b w:val="0"/>
+          <w:sz w:val="24"/>
+        </w:rPr>
+      </w:r>
+    </w:p>
+    <w:p>
+      <w:pPr>
+        <w:spacing w:line="276" w:lineRule="auto"/>
+      </w:pPr>
+      <w:r>
+        <w:rPr>
+          <w:rFonts w:ascii="宋体" w:hAnsi="宋体" w:eastAsia="宋体"/>
+          <w:b w:val="0"/>
           <w:sz w:val="21"/>
         </w:rPr>
         <w:t>┌────────────────┬─────────────────────────┬──────────────────────────────┐</w:t>
@@ -1461,29 +1953,67 @@
     <w:p>
       <w:pPr>
         <w:spacing w:line="276" w:lineRule="auto"/>
+      </w:pPr>
+      <w:r>
+        <w:rPr>
+          <w:rFonts w:ascii="宋体" w:hAnsi="宋体" w:eastAsia="宋体"/>
+          <w:b w:val="0"/>
+          <w:sz w:val="21"/>
+        </w:rPr>
+        <w:t>│ 时间戳（4字节） │ 遥测项数据区（DataLen字节）│ 遥测项掩码（ItemNum字节）      │</w:t>
+      </w:r>
+    </w:p>
+    <w:p>
+      <w:pPr>
+        <w:spacing w:line="276" w:lineRule="auto"/>
+      </w:pPr>
+      <w:r>
+        <w:rPr>
+          <w:rFonts w:ascii="宋体" w:hAnsi="宋体" w:eastAsia="宋体"/>
+          <w:b w:val="0"/>
+          <w:sz w:val="21"/>
+        </w:rPr>
+        <w:t>└────────────────┴─────────────────────────┴──────────────────────────────┘</w:t>
+      </w:r>
+    </w:p>
+    <w:p>
+      <w:pPr>
+        <w:spacing w:line="360" w:lineRule="auto"/>
         <w:ind w:firstLine="0"/>
       </w:pPr>
       <w:r>
         <w:rPr>
           <w:rFonts w:ascii="宋体" w:hAnsi="宋体" w:eastAsia="宋体"/>
           <w:b w:val="0"/>
-          <w:sz w:val="21"/>
-        </w:rPr>
-        <w:t>│ 时间戳（4字节） │ 遥测项数据区（DataLen字节）│ 遥测项掩码（ItemNum字节）      │</w:t>
-      </w:r>
-    </w:p>
-    <w:p>
-      <w:pPr>
-        <w:spacing w:line="276" w:lineRule="auto"/>
+          <w:sz w:val="24"/>
+        </w:rPr>
+      </w:r>
+    </w:p>
+    <w:p>
+      <w:pPr>
+        <w:spacing w:line="360" w:lineRule="auto"/>
+        <w:ind w:firstLine="420"/>
+      </w:pPr>
+      <w:r>
+        <w:rPr>
+          <w:rFonts w:ascii="宋体" w:hAnsi="宋体" w:eastAsia="宋体"/>
+          <w:b w:val="0"/>
+          <w:sz w:val="24"/>
+        </w:rPr>
+        <w:t>（1）时间戳：4字节，存储本记录对应的北斗星时秒数T（32位无符号整数），用于检索后的一致性校验及覆盖代次识别；</w:t>
+      </w:r>
+    </w:p>
+    <w:p>
+      <w:pPr>
+        <w:spacing w:line="360" w:lineRule="auto"/>
         <w:ind w:firstLine="0"/>
       </w:pPr>
       <w:r>
         <w:rPr>
           <w:rFonts w:ascii="宋体" w:hAnsi="宋体" w:eastAsia="宋体"/>
           <w:b w:val="0"/>
-          <w:sz w:val="21"/>
-        </w:rPr>
-        <w:t>└────────────────┴─────────────────────────┴──────────────────────────────┘</w:t>
+          <w:sz w:val="24"/>
+        </w:rPr>
       </w:r>
     </w:p>
     <w:p>
@@ -1497,7 +2027,7 @@
           <w:b w:val="0"/>
           <w:sz w:val="24"/>
         </w:rPr>
-        <w:t>（1）时间戳：长度为4字节，存储该条历史遥测记录对应的北斗星时秒数，类型为32位无符号整数。北斗星时秒数取自星务平台时间管理模块输出的北斗授时秒计数。</w:t>
+        <w:t>（2）遥测项数据区：定长DataLen字节，按预先约定顺序存放各遥测项原始采样数据；</w:t>
       </w:r>
     </w:p>
     <w:p>
@@ -1524,7 +2054,7 @@
           <w:b w:val="0"/>
           <w:sz w:val="24"/>
         </w:rPr>
-        <w:t>（2）遥测项数据区：长度为DataLen字节，按星务平台预先约定的遥测项排列顺序，依次存放各遥测项的原始采样数据。DataLen为定长，等于全部遥测项按约定编码宽度求和所得字节数。</w:t>
+        <w:t>（3）遥测项掩码：定长ItemNum字节，ItemNum等于遥测项个数；第i字节与第i个遥测项对应，取有效标志表示该遥测项本记录有效，取无效标志表示无效。</w:t>
       </w:r>
     </w:p>
     <w:p>
@@ -1551,7 +2081,7 @@
           <w:b w:val="0"/>
           <w:sz w:val="24"/>
         </w:rPr>
-        <w:t>（3）遥测项掩码：长度为ItemNum字节，ItemNum等于遥测项个数。掩码中第i个字节与第i个遥测项一一对应：取值为有效标志时，表示本记录中第i个遥测项数据有效；取值为无效标志时，表示本记录中第i个遥测项数据无效。有效标志与无效标志的具体取值在星务软件中预先约定。</w:t>
+        <w:t>Len＝4＋DataLen＋ItemNum。定长保证 Addr＝R×Len 可直接计算。遥测项掩码与数据区分离，保证无效遥测项在检索与下传中被准确剔除。</w:t>
       </w:r>
     </w:p>
     <w:p>
@@ -1578,7 +2108,7 @@
           <w:b w:val="0"/>
           <w:sz w:val="24"/>
         </w:rPr>
-        <w:t>由此，单条历史遥测记录长度满足：</w:t>
+        <w:t>（四）不依赖写指针的写入步骤</w:t>
       </w:r>
     </w:p>
     <w:p>
@@ -1605,7 +2135,7 @@
           <w:b w:val="0"/>
           <w:sz w:val="24"/>
         </w:rPr>
-        <w:t>Len ＝ 4 ＋ DataLen ＋ ItemNum。</w:t>
+        <w:t>步骤W1：读取当前北斗星时秒数T；</w:t>
       </w:r>
     </w:p>
     <w:p>
@@ -1632,7 +2162,7 @@
           <w:b w:val="0"/>
           <w:sz w:val="24"/>
         </w:rPr>
-        <w:t>定长格式保证：已知记录偏移R即可计算文件内字节地址 Addr ＝ R×Len，无需偏移表。</w:t>
+        <w:t>步骤W2：仅依据T及配置(n,m,P)计算F、R，不读取、不更新任何写指针元数据；</w:t>
       </w:r>
     </w:p>
     <w:p>
@@ -1659,7 +2189,7 @@
           <w:b w:val="0"/>
           <w:sz w:val="24"/>
         </w:rPr>
-        <w:t>（三）基于北斗星时的位域映射直接定位</w:t>
+        <w:t>步骤W3：组装定长历史遥测记录：时间戳写入T；遥测项数据区写入本周期采样值；遥测项掩码按各遥测项是否有效填写；</w:t>
       </w:r>
     </w:p>
     <w:p>
@@ -1686,7 +2216,7 @@
           <w:b w:val="0"/>
           <w:sz w:val="24"/>
         </w:rPr>
-        <w:t>本发明以历史遥测记录的北斗星时秒数建立该记录在循环存储空间中的定位关系。设采集周期为P秒，P为正整数。对北斗星时秒数T，定义记录逻辑序号：</w:t>
+        <w:t>步骤W4：打开文件号为F的历史遥测文件，定位至Addr＝R×Len，写入Len字节并刷写。</w:t>
       </w:r>
     </w:p>
     <w:p>
@@ -1713,7 +2243,7 @@
           <w:b w:val="0"/>
           <w:sz w:val="24"/>
         </w:rPr>
-        <w:t>S ＝ T div P。</w:t>
+        <w:t>（五）不依赖写指针的按时间段检索步骤</w:t>
       </w:r>
     </w:p>
     <w:p>
@@ -1740,35 +2270,47 @@
           <w:b w:val="0"/>
           <w:sz w:val="24"/>
         </w:rPr>
-        <w:t>将用于定位的32位信息按四个位域划分：</w:t>
-      </w:r>
-    </w:p>
-    <w:p>
-      <w:pPr>
-        <w:spacing w:line="276" w:lineRule="auto"/>
+        <w:t>设查询时间段为[Tstart, Tend]：</w:t>
+      </w:r>
+    </w:p>
+    <w:p>
+      <w:pPr>
+        <w:spacing w:line="360" w:lineRule="auto"/>
         <w:ind w:firstLine="0"/>
       </w:pPr>
       <w:r>
         <w:rPr>
           <w:rFonts w:ascii="宋体" w:hAnsi="宋体" w:eastAsia="宋体"/>
           <w:b w:val="0"/>
-          <w:sz w:val="21"/>
-        </w:rPr>
-        <w:t>| 循环代次位域 | 文件号位域 | 记录偏移位域 | 采集周期位域 |</w:t>
-      </w:r>
-    </w:p>
-    <w:p>
-      <w:pPr>
-        <w:spacing w:line="276" w:lineRule="auto"/>
+          <w:sz w:val="24"/>
+        </w:rPr>
+      </w:r>
+    </w:p>
+    <w:p>
+      <w:pPr>
+        <w:spacing w:line="360" w:lineRule="auto"/>
+        <w:ind w:firstLine="420"/>
+      </w:pPr>
+      <w:r>
+        <w:rPr>
+          <w:rFonts w:ascii="宋体" w:hAnsi="宋体" w:eastAsia="宋体"/>
+          <w:b w:val="0"/>
+          <w:sz w:val="24"/>
+        </w:rPr>
+        <w:t>步骤Q1：若查询跨度超过保存窗口Tspan，将有效下界对齐为Tend对应窗口起点，以保证仅检索仍可能存在的记录；</w:t>
+      </w:r>
+    </w:p>
+    <w:p>
+      <w:pPr>
+        <w:spacing w:line="360" w:lineRule="auto"/>
         <w:ind w:firstLine="0"/>
       </w:pPr>
       <w:r>
         <w:rPr>
           <w:rFonts w:ascii="宋体" w:hAnsi="宋体" w:eastAsia="宋体"/>
           <w:b w:val="0"/>
-          <w:sz w:val="21"/>
-        </w:rPr>
-        <w:t>|    xxx位    |   文件号   |   记录偏移   |  采集周期编码 |</w:t>
+          <w:sz w:val="24"/>
+        </w:rPr>
       </w:r>
     </w:p>
     <w:p>
@@ -1782,7 +2324,7 @@
           <w:b w:val="0"/>
           <w:sz w:val="24"/>
         </w:rPr>
-        <w:t>在一种实施方式中，四个位域的位宽依次为6比特、8比特、16比特、2比特，合计32比特，其含义为：</w:t>
+        <w:t>步骤Q2：计算Sstart＝Tstart div P，Send＝Tend div P；</w:t>
       </w:r>
     </w:p>
     <w:p>
@@ -1809,7 +2351,20 @@
           <w:b w:val="0"/>
           <w:sz w:val="24"/>
         </w:rPr>
-        <w:t>- 采集周期位域（2比特）：存放采集周期编码；当采集周期P＝4秒时，采集周期编码取与4秒对应的预定编码值；</w:t>
+        <w:t>步骤Q3：对Si从Sstart到Send，计算(Fi,Ri)，读取对应记录；</w:t>
+      </w:r>
+    </w:p>
+    <w:p>
+      <w:pPr>
+        <w:spacing w:line="360" w:lineRule="auto"/>
+        <w:ind w:firstLine="0"/>
+      </w:pPr>
+      <w:r>
+        <w:rPr>
+          <w:rFonts w:ascii="宋体" w:hAnsi="宋体" w:eastAsia="宋体"/>
+          <w:b w:val="0"/>
+          <w:sz w:val="24"/>
+        </w:rPr>
       </w:r>
     </w:p>
     <w:p>
@@ -1823,7 +2378,20 @@
           <w:b w:val="0"/>
           <w:sz w:val="24"/>
         </w:rPr>
-        <w:t>- 记录偏移位域（16比特）：取值范围0～65535，对应每个历史遥测文件内的记录偏移R，故 m＝65536；</w:t>
+        <w:t>步骤Q4：时间戳一致性校验：若记录内时间戳等于Si×P（或等于该槽位当前代次应有的时间），则纳入结果集；否则判定该槽位已被更新代次覆盖或尚未写入，标记缺失；</w:t>
+      </w:r>
+    </w:p>
+    <w:p>
+      <w:pPr>
+        <w:spacing w:line="360" w:lineRule="auto"/>
+        <w:ind w:firstLine="0"/>
+      </w:pPr>
+      <w:r>
+        <w:rPr>
+          <w:rFonts w:ascii="宋体" w:hAnsi="宋体" w:eastAsia="宋体"/>
+          <w:b w:val="0"/>
+          <w:sz w:val="24"/>
+        </w:rPr>
       </w:r>
     </w:p>
     <w:p>
@@ -1837,7 +2405,20 @@
           <w:b w:val="0"/>
           <w:sz w:val="24"/>
         </w:rPr>
-        <w:t>- 文件号位域（8比特）：取值范围0～255，对应历史遥测文件号F，故 n＝256；</w:t>
+        <w:t>步骤Q5：按遥测项掩码输出有效遥测项。</w:t>
+      </w:r>
+    </w:p>
+    <w:p>
+      <w:pPr>
+        <w:spacing w:line="360" w:lineRule="auto"/>
+        <w:ind w:firstLine="0"/>
+      </w:pPr>
+      <w:r>
+        <w:rPr>
+          <w:rFonts w:ascii="宋体" w:hAnsi="宋体" w:eastAsia="宋体"/>
+          <w:b w:val="0"/>
+          <w:sz w:val="24"/>
+        </w:rPr>
       </w:r>
     </w:p>
     <w:p>
@@ -1851,7 +2432,7 @@
           <w:b w:val="0"/>
           <w:sz w:val="24"/>
         </w:rPr>
-        <w:t>- 循环代次位域（6比特）：取值范围0～63，标识循环覆盖的代次，用于区分相隔整循环容量后的相同文件号与记录偏移。</w:t>
+        <w:t>起止槽位均由绝对时标直接计算，定位复杂度为常数阶；顺序读取复杂度与结果集大小成线性关系。</w:t>
       </w:r>
     </w:p>
     <w:p>
@@ -1878,7 +2459,7 @@
           <w:b w:val="0"/>
           <w:sz w:val="24"/>
         </w:rPr>
-        <w:t>在上述位宽配置下：</w:t>
+        <w:t>（六）崩溃复位免写指针恢复（本发明区别技术特征之三）</w:t>
       </w:r>
     </w:p>
     <w:p>
@@ -1905,7 +2486,20 @@
           <w:b w:val="0"/>
           <w:sz w:val="24"/>
         </w:rPr>
-        <w:t>- 历史遥测文件个数 n＝256；</w:t>
+        <w:t>系统崩溃复位后，星务软件重新获取当前北斗星时秒数Tcurr，执行与步骤W2相同的绝对槽位计算，得到当前应写入的(F,R)并继续写入。全程不恢复、不回读“当前文件号”“当前偏移”“当前写地址ADsd”等状态。</w:t>
+      </w:r>
+    </w:p>
+    <w:p>
+      <w:pPr>
+        <w:spacing w:line="360" w:lineRule="auto"/>
+        <w:ind w:firstLine="0"/>
+      </w:pPr>
+      <w:r>
+        <w:rPr>
+          <w:rFonts w:ascii="宋体" w:hAnsi="宋体" w:eastAsia="宋体"/>
+          <w:b w:val="0"/>
+          <w:sz w:val="24"/>
+        </w:rPr>
       </w:r>
     </w:p>
     <w:p>
@@ -1919,7 +2513,20 @@
           <w:b w:val="0"/>
           <w:sz w:val="24"/>
         </w:rPr>
-        <w:t>- 每个历史遥测文件记录条数 m＝65536；</w:t>
+        <w:t>若复位打断某次刷写，该槽位可能残留旧代次数据；后续检索通过步骤Q4的时间戳一致性校验识别空洞，保证结果正确性。</w:t>
+      </w:r>
+    </w:p>
+    <w:p>
+      <w:pPr>
+        <w:spacing w:line="360" w:lineRule="auto"/>
+        <w:ind w:firstLine="0"/>
+      </w:pPr>
+      <w:r>
+        <w:rPr>
+          <w:rFonts w:ascii="宋体" w:hAnsi="宋体" w:eastAsia="宋体"/>
+          <w:b w:val="0"/>
+          <w:sz w:val="24"/>
+        </w:rPr>
       </w:r>
     </w:p>
     <w:p>
@@ -1933,7 +2540,20 @@
           <w:b w:val="0"/>
           <w:sz w:val="24"/>
         </w:rPr>
-        <w:t>- 循环存储空间总记录数 N＝n×m＝16,777,216；</w:t>
+        <w:t>术语定义：</w:t>
+      </w:r>
+    </w:p>
+    <w:p>
+      <w:pPr>
+        <w:spacing w:line="360" w:lineRule="auto"/>
+        <w:ind w:firstLine="0"/>
+      </w:pPr>
+      <w:r>
+        <w:rPr>
+          <w:rFonts w:ascii="宋体" w:hAnsi="宋体" w:eastAsia="宋体"/>
+          <w:b w:val="0"/>
+          <w:sz w:val="24"/>
+        </w:rPr>
       </w:r>
     </w:p>
     <w:p>
@@ -1947,7 +2567,63 @@
           <w:b w:val="0"/>
           <w:sz w:val="24"/>
         </w:rPr>
-        <w:t>- 采集周期 P＝4秒时，可保存时长 Tspan＝N×P＝67,108,864秒，合776天。</w:t>
+        <w:t>- 北斗星时秒数：北斗卫星导航系统时标对应的整秒计数，由星务平台时间管理模块提供；</w:t>
+      </w:r>
+    </w:p>
+    <w:p>
+      <w:pPr>
+        <w:spacing w:line="360" w:lineRule="auto"/>
+        <w:ind w:firstLine="420"/>
+      </w:pPr>
+      <w:r>
+        <w:rPr>
+          <w:rFonts w:ascii="宋体" w:hAnsi="宋体" w:eastAsia="宋体"/>
+          <w:b w:val="0"/>
+          <w:sz w:val="24"/>
+        </w:rPr>
+        <w:t>- 绝对槽位映射：仅以绝对时标及固定配置参数确定存储位置、不引用当前写地址的映射规则；</w:t>
+      </w:r>
+    </w:p>
+    <w:p>
+      <w:pPr>
+        <w:spacing w:line="360" w:lineRule="auto"/>
+        <w:ind w:firstLine="420"/>
+      </w:pPr>
+      <w:r>
+        <w:rPr>
+          <w:rFonts w:ascii="宋体" w:hAnsi="宋体" w:eastAsia="宋体"/>
+          <w:b w:val="0"/>
+          <w:sz w:val="24"/>
+        </w:rPr>
+        <w:t>- 存储槽位：由文件号F与记录偏移R唯一标识的定长记录位置；</w:t>
+      </w:r>
+    </w:p>
+    <w:p>
+      <w:pPr>
+        <w:spacing w:line="360" w:lineRule="auto"/>
+        <w:ind w:firstLine="420"/>
+      </w:pPr>
+      <w:r>
+        <w:rPr>
+          <w:rFonts w:ascii="宋体" w:hAnsi="宋体" w:eastAsia="宋体"/>
+          <w:b w:val="0"/>
+          <w:sz w:val="24"/>
+        </w:rPr>
+        <w:t>- 写指针元数据：用于记录当前写入位置的状态数据，包括但不限于当前写地址、当前文件号、当前记录偏移；</w:t>
+      </w:r>
+    </w:p>
+    <w:p>
+      <w:pPr>
+        <w:spacing w:line="360" w:lineRule="auto"/>
+        <w:ind w:firstLine="420"/>
+      </w:pPr>
+      <w:r>
+        <w:rPr>
+          <w:rFonts w:ascii="宋体" w:hAnsi="宋体" w:eastAsia="宋体"/>
+          <w:b w:val="0"/>
+          <w:sz w:val="24"/>
+        </w:rPr>
+        <w:t>- 遥测项掩码：标识各遥测项在本记录中是否有效的字节序列。</w:t>
       </w:r>
     </w:p>
     <w:p>
@@ -1974,7 +2650,7 @@
           <w:b w:val="0"/>
           <w:sz w:val="24"/>
         </w:rPr>
-        <w:t>定位计算规则为：</w:t>
+        <w:t>### 3. 与最接近现有技术的区别特征及非显而易见性说明</w:t>
       </w:r>
     </w:p>
     <w:p>
@@ -2001,7 +2677,20 @@
           <w:b w:val="0"/>
           <w:sz w:val="24"/>
         </w:rPr>
-        <w:t>1. 由北斗星时秒数T与采集周期P计算逻辑序号 S＝T div P；</w:t>
+        <w:t>相对CN115664490B，本发明的区别技术特征为：</w:t>
+      </w:r>
+    </w:p>
+    <w:p>
+      <w:pPr>
+        <w:spacing w:line="360" w:lineRule="auto"/>
+        <w:ind w:firstLine="0"/>
+      </w:pPr>
+      <w:r>
+        <w:rPr>
+          <w:rFonts w:ascii="宋体" w:hAnsi="宋体" w:eastAsia="宋体"/>
+          <w:b w:val="0"/>
+          <w:sz w:val="24"/>
+        </w:rPr>
       </w:r>
     </w:p>
     <w:p>
@@ -2015,7 +2704,7 @@
           <w:b w:val="0"/>
           <w:sz w:val="24"/>
         </w:rPr>
-        <w:t>2. 记录偏移 R＝S mod m；</w:t>
+        <w:t>| 对比维度 | CN115664490B | 本发明 |</w:t>
       </w:r>
     </w:p>
     <w:p>
@@ -2029,7 +2718,7 @@
           <w:b w:val="0"/>
           <w:sz w:val="24"/>
         </w:rPr>
-        <w:t>3. 文件号 F＝(S div m) mod n；</w:t>
+        <w:t>|---|---|---|</w:t>
       </w:r>
     </w:p>
     <w:p>
@@ -2043,7 +2732,77 @@
           <w:b w:val="0"/>
           <w:sz w:val="24"/>
         </w:rPr>
-        <w:t>4. 循环代次 G＝(S div (n×m)) mod 2^Wx，其中Wx为循环代次位域位宽。</w:t>
+        <w:t>| 寻址基准 | 当前写地址ADsd（相对寻址） | 北斗星时秒数T（绝对槽位映射） |</w:t>
+      </w:r>
+    </w:p>
+    <w:p>
+      <w:pPr>
+        <w:spacing w:line="360" w:lineRule="auto"/>
+        <w:ind w:firstLine="420"/>
+      </w:pPr>
+      <w:r>
+        <w:rPr>
+          <w:rFonts w:ascii="宋体" w:hAnsi="宋体" w:eastAsia="宋体"/>
+          <w:b w:val="0"/>
+          <w:sz w:val="24"/>
+        </w:rPr>
+        <w:t>| 写入位置确定 | 依赖持续维护的写指针／当前地址 | 仅由T计算(F,R)，无写指针 |</w:t>
+      </w:r>
+    </w:p>
+    <w:p>
+      <w:pPr>
+        <w:spacing w:line="360" w:lineRule="auto"/>
+        <w:ind w:firstLine="420"/>
+      </w:pPr>
+      <w:r>
+        <w:rPr>
+          <w:rFonts w:ascii="宋体" w:hAnsi="宋体" w:eastAsia="宋体"/>
+          <w:b w:val="0"/>
+          <w:sz w:val="24"/>
+        </w:rPr>
+        <w:t>| 复位后行为 | 须恢复ADsd或重建写位置 | 直接由Tcurr计算槽位，免恢复 |</w:t>
+      </w:r>
+    </w:p>
+    <w:p>
+      <w:pPr>
+        <w:spacing w:line="360" w:lineRule="auto"/>
+        <w:ind w:firstLine="420"/>
+      </w:pPr>
+      <w:r>
+        <w:rPr>
+          <w:rFonts w:ascii="宋体" w:hAnsi="宋体" w:eastAsia="宋体"/>
+          <w:b w:val="0"/>
+          <w:sz w:val="24"/>
+        </w:rPr>
+        <w:t>| 记录组织 | 按速率连续写入FLASH流式空间 | n×m定长多文件＋三字段定长记录 |</w:t>
+      </w:r>
+    </w:p>
+    <w:p>
+      <w:pPr>
+        <w:spacing w:line="360" w:lineRule="auto"/>
+        <w:ind w:firstLine="420"/>
+      </w:pPr>
+      <w:r>
+        <w:rPr>
+          <w:rFonts w:ascii="宋体" w:hAnsi="宋体" w:eastAsia="宋体"/>
+          <w:b w:val="0"/>
+          <w:sz w:val="24"/>
+        </w:rPr>
+        <w:t>| 有效性表达 | 未单独规定遥测项级掩码 | 定长遥测项掩码与数据区分离 |</w:t>
+      </w:r>
+    </w:p>
+    <w:p>
+      <w:pPr>
+        <w:spacing w:line="360" w:lineRule="auto"/>
+        <w:ind w:firstLine="420"/>
+      </w:pPr>
+      <w:r>
+        <w:rPr>
+          <w:rFonts w:ascii="宋体" w:hAnsi="宋体" w:eastAsia="宋体"/>
+          <w:b w:val="0"/>
+          <w:sz w:val="24"/>
+        </w:rPr>
+        <w:t>| 覆盖判定 | 依赖写满后回绕写指针 | 逻辑序号对N取模，由时标自然驱动 |</w:t>
       </w:r>
     </w:p>
     <w:p>
@@ -2070,7 +2829,7 @@
           <w:b w:val="0"/>
           <w:sz w:val="24"/>
         </w:rPr>
-        <w:t>写入与检索均执行上述计算，由T直接得到目标文件号F与记录偏移R，无需检索索引，无需维护当前写指针。</w:t>
+        <w:t>上述区别特征相互配合产生的技术效果——写入／检索／复位三路径均消除写指针依赖——并非CN115664490B与常规环形缓冲简单叠加所能直接得到：常规环形缓冲仍需维护写指针；CN115664490B的时间换算亦以写指针为基准。本领域技术人员在面对“复位后写位置丢失”这一技术问题时，由相对寻址出发通常会选择加固元数据落盘或扫描重建，而不会转而放弃写指针、改为绝对时标唯一确定槽位。因此本发明具备创造性。</w:t>
       </w:r>
     </w:p>
     <w:p>
@@ -2097,7 +2856,7 @@
           <w:b w:val="0"/>
           <w:sz w:val="24"/>
         </w:rPr>
-        <w:t>（四）历史遥测写入步骤</w:t>
+        <w:t>### 4. 在本发明技术方案基础上的改进与变形</w:t>
       </w:r>
     </w:p>
     <w:p>
@@ -2124,7 +2883,7 @@
           <w:b w:val="0"/>
           <w:sz w:val="24"/>
         </w:rPr>
-        <w:t>星务平台按采集周期P周期性执行写入，步骤如下：</w:t>
+        <w:t>技术方案的进一步改进和变形：</w:t>
       </w:r>
     </w:p>
     <w:p>
@@ -2151,7 +2910,7 @@
           <w:b w:val="0"/>
           <w:sz w:val="24"/>
         </w:rPr>
-        <w:t>步骤W1：读取当前北斗星时秒数T；</w:t>
+        <w:t>（1）位域位宽变形：在保持绝对槽位映射的前提下，重新分配循环代次、文件号、记录偏移、采集周期各位域位宽。</w:t>
       </w:r>
     </w:p>
     <w:p>
@@ -2178,7 +2937,7 @@
           <w:b w:val="0"/>
           <w:sz w:val="24"/>
         </w:rPr>
-        <w:t>步骤W2：按第（三）部分的定位计算规则，由T计算文件号F与记录偏移R；</w:t>
+        <w:t>（2）采集周期编码扩展：采集周期位域编码P＝1秒、2秒、4秒、8秒等离散取值。</w:t>
       </w:r>
     </w:p>
     <w:p>
@@ -2205,7 +2964,7 @@
           <w:b w:val="0"/>
           <w:sz w:val="24"/>
         </w:rPr>
-        <w:t>步骤W3：组装定长历史遥测记录：将T写入时间戳字段；将本周期采集到的各遥测项数据按约定顺序写入遥测项数据区；按各遥测项本周期是否有效，填写遥测项掩码各字节；</w:t>
+        <w:t>（3）文件命名变形：顺序编号增加固定前缀或后缀，例如HistTM_0至HistTM_(n−1)。</w:t>
       </w:r>
     </w:p>
     <w:p>
@@ -2232,7 +2991,7 @@
           <w:b w:val="0"/>
           <w:sz w:val="24"/>
         </w:rPr>
-        <w:t>步骤W4：打开文件名为F的历史遥测文件，定位至字节偏移 Addr＝R×Len，写入长度为Len的历史遥测记录；</w:t>
+        <w:t>（4）遥测项掩码位宽变形：由每遥测项1字节变形为每遥测项1比特的位图并按字节对齐，记录仍保持定长。</w:t>
       </w:r>
     </w:p>
     <w:p>
@@ -2259,7 +3018,7 @@
           <w:b w:val="0"/>
           <w:sz w:val="24"/>
         </w:rPr>
-        <w:t>步骤W5：关闭或刷写该历史遥测文件，完成本周期存储。</w:t>
+        <w:t>（5）双区冗余变形：同一逻辑序号在两套独立文件集合中各写一份，读取时交叉校验。</w:t>
       </w:r>
     </w:p>
     <w:p>
@@ -2286,7 +3045,7 @@
           <w:b w:val="0"/>
           <w:sz w:val="24"/>
         </w:rPr>
-        <w:t>当逻辑序号S超过N的整数倍后，新计算得到的(F,R)与早期记录重合，新记录直接覆盖旧记录，实现随时间增长的循环覆盖，无需单独的覆盖调度模块。</w:t>
+        <w:t>（6）下传打包变形：检索结果经遥控回放通道或延时遥测通道下传。</w:t>
       </w:r>
     </w:p>
     <w:p>
@@ -2313,7 +3072,7 @@
           <w:b w:val="0"/>
           <w:sz w:val="24"/>
         </w:rPr>
-        <w:t>（五）历史遥测按时间段检索步骤</w:t>
+        <w:t>（7）装置与介质变形：将方法固化为含处理器与非易失性存储器的星上装置，或存储为计算机程序。</w:t>
       </w:r>
     </w:p>
     <w:p>
@@ -2340,7 +3099,7 @@
           <w:b w:val="0"/>
           <w:sz w:val="24"/>
         </w:rPr>
-        <w:t>设查询时间段为闭区间[Tstart, Tend]，检索步骤如下：</w:t>
+        <w:t>### 5. 有益效果</w:t>
       </w:r>
     </w:p>
     <w:p>
@@ -2367,7 +3126,7 @@
           <w:b w:val="0"/>
           <w:sz w:val="24"/>
         </w:rPr>
-        <w:t>步骤Q1：校验 Tstart≤Tend；若查询时间跨度超过Tspan，则将有效查询下界提升为 Tend−Tspan＋P对齐后的时刻，以保证仅检索循环存储空间内仍存在的记录；</w:t>
+        <w:t>有益效果：</w:t>
       </w:r>
     </w:p>
     <w:p>
@@ -2394,7 +3153,7 @@
           <w:b w:val="0"/>
           <w:sz w:val="24"/>
         </w:rPr>
-        <w:t>步骤Q2：计算起始逻辑序号 Sstart＝Tstart div P，结束逻辑序号 Send＝Tend div P；</w:t>
+        <w:t>（1）消除写指针单点故障：存储槽位由北斗星时绝对确定，写入与检索均不依赖当前写地址，从根源上避免写指针丢失、损坏或不一致导致的存储失效。</w:t>
       </w:r>
     </w:p>
     <w:p>
@@ -2421,7 +3180,7 @@
           <w:b w:val="0"/>
           <w:sz w:val="24"/>
         </w:rPr>
-        <w:t>步骤Q3：对序号Si从Sstart到Send依次执行：计算Fi＝(Si div m) mod n，Ri＝Si mod m，读取文件Fi中偏移Ri处的历史遥测记录；</w:t>
+        <w:t>（2）崩溃复位路径缩短：复位后无需扫描存储区、无需回读元数据重建ADsd，直接由当前北斗星时定位，缩短星务软件恢复路径，提高在轨可用性。</w:t>
       </w:r>
     </w:p>
     <w:p>
@@ -2448,7 +3207,7 @@
           <w:b w:val="0"/>
           <w:sz w:val="24"/>
         </w:rPr>
-        <w:t>步骤Q4：校验所读记录时间戳字段与Si×P的一致性；一致则纳入结果集；不一致则判定该位置记录已被更新代次覆盖或尚未写入，按预定策略丢弃或标记缺失；</w:t>
+        <w:t>（3）检索定位为常数阶：查询起止时刻经同一映射直接得到起止槽位，避免索引查找与全文件扫描。</w:t>
       </w:r>
     </w:p>
     <w:p>
@@ -2475,7 +3234,7 @@
           <w:b w:val="0"/>
           <w:sz w:val="24"/>
         </w:rPr>
-        <w:t>步骤Q5：依据遥测项掩码过滤无效遥测项，输出有效历史遥测数据。</w:t>
+        <w:t>（4）循环覆盖与绝对时间一致：保存窗口由N与P唯一确定；在所述位宽配置及P＝4秒条件下为67,108,864秒（776天）；覆盖边界可由时标直接推知。</w:t>
       </w:r>
     </w:p>
     <w:p>
@@ -2502,7 +3261,7 @@
           <w:b w:val="0"/>
           <w:sz w:val="24"/>
         </w:rPr>
-        <w:t>由于起始与结束位置均由时间直接计算，检索定位为O(1)复杂度；顺序读取时间段内记录的复杂度与结果集大小成线性关系，与文件总数无关。</w:t>
+        <w:t>（5）遥测项有效性可判定：定长遥测项掩码保证无效数据不被误用。</w:t>
       </w:r>
     </w:p>
     <w:p>
@@ -2529,631 +3288,7 @@
           <w:b w:val="0"/>
           <w:sz w:val="24"/>
         </w:rPr>
-        <w:t>（六）崩溃复位后的直接再定位</w:t>
-      </w:r>
-    </w:p>
-    <w:p>
-      <w:pPr>
-        <w:spacing w:line="360" w:lineRule="auto"/>
-        <w:ind w:firstLine="0"/>
-      </w:pPr>
-      <w:r>
-        <w:rPr>
-          <w:rFonts w:ascii="宋体" w:hAnsi="宋体" w:eastAsia="宋体"/>
-          <w:b w:val="0"/>
-          <w:sz w:val="24"/>
-        </w:rPr>
-      </w:r>
-    </w:p>
-    <w:p>
-      <w:pPr>
-        <w:spacing w:line="360" w:lineRule="auto"/>
-        <w:ind w:firstLine="420"/>
-      </w:pPr>
-      <w:r>
-        <w:rPr>
-          <w:rFonts w:ascii="宋体" w:hAnsi="宋体" w:eastAsia="宋体"/>
-          <w:b w:val="0"/>
-          <w:sz w:val="24"/>
-        </w:rPr>
-        <w:t>系统崩溃复位后，星务软件重新获得北斗星时秒数Tcurr，按第（三）部分定位计算规则直接得到当前应写入的文件号与记录偏移，恢复采集写入。无需从非易失性介质恢复“当前文件号”“当前偏移”等写指针状态，无需扫描历史遥测文件重建写位置。</w:t>
-      </w:r>
-    </w:p>
-    <w:p>
-      <w:pPr>
-        <w:spacing w:line="360" w:lineRule="auto"/>
-        <w:ind w:firstLine="0"/>
-      </w:pPr>
-      <w:r>
-        <w:rPr>
-          <w:rFonts w:ascii="宋体" w:hAnsi="宋体" w:eastAsia="宋体"/>
-          <w:b w:val="0"/>
-          <w:sz w:val="24"/>
-        </w:rPr>
-      </w:r>
-    </w:p>
-    <w:p>
-      <w:pPr>
-        <w:spacing w:line="360" w:lineRule="auto"/>
-        <w:ind w:firstLine="420"/>
-      </w:pPr>
-      <w:r>
-        <w:rPr>
-          <w:rFonts w:ascii="宋体" w:hAnsi="宋体" w:eastAsia="宋体"/>
-          <w:b w:val="0"/>
-          <w:sz w:val="24"/>
-        </w:rPr>
-        <w:t>术语定义：</w:t>
-      </w:r>
-    </w:p>
-    <w:p>
-      <w:pPr>
-        <w:spacing w:line="360" w:lineRule="auto"/>
-        <w:ind w:firstLine="0"/>
-      </w:pPr>
-      <w:r>
-        <w:rPr>
-          <w:rFonts w:ascii="宋体" w:hAnsi="宋体" w:eastAsia="宋体"/>
-          <w:b w:val="0"/>
-          <w:sz w:val="24"/>
-        </w:rPr>
-      </w:r>
-    </w:p>
-    <w:p>
-      <w:pPr>
-        <w:spacing w:line="360" w:lineRule="auto"/>
-        <w:ind w:firstLine="420"/>
-      </w:pPr>
-      <w:r>
-        <w:rPr>
-          <w:rFonts w:ascii="宋体" w:hAnsi="宋体" w:eastAsia="宋体"/>
-          <w:b w:val="0"/>
-          <w:sz w:val="24"/>
-        </w:rPr>
-        <w:t>- 北斗星时秒数：北斗卫星导航系统时标对应的整秒计数，由星务平台时间管理模块提供，位宽32比特；</w:t>
-      </w:r>
-    </w:p>
-    <w:p>
-      <w:pPr>
-        <w:spacing w:line="360" w:lineRule="auto"/>
-        <w:ind w:firstLine="420"/>
-      </w:pPr>
-      <w:r>
-        <w:rPr>
-          <w:rFonts w:ascii="宋体" w:hAnsi="宋体" w:eastAsia="宋体"/>
-          <w:b w:val="0"/>
-          <w:sz w:val="24"/>
-        </w:rPr>
-        <w:t>- 历史遥测文件：用于保存历史遥测记录的定长容量文件，文件名为其文件号；</w:t>
-      </w:r>
-    </w:p>
-    <w:p>
-      <w:pPr>
-        <w:spacing w:line="360" w:lineRule="auto"/>
-        <w:ind w:firstLine="420"/>
-      </w:pPr>
-      <w:r>
-        <w:rPr>
-          <w:rFonts w:ascii="宋体" w:hAnsi="宋体" w:eastAsia="宋体"/>
-          <w:b w:val="0"/>
-          <w:sz w:val="24"/>
-        </w:rPr>
-        <w:t>- 历史遥测记录：一条完整的定长存储单元，包含时间戳、遥测项数据区与遥测项掩码；</w:t>
-      </w:r>
-    </w:p>
-    <w:p>
-      <w:pPr>
-        <w:spacing w:line="360" w:lineRule="auto"/>
-        <w:ind w:firstLine="420"/>
-      </w:pPr>
-      <w:r>
-        <w:rPr>
-          <w:rFonts w:ascii="宋体" w:hAnsi="宋体" w:eastAsia="宋体"/>
-          <w:b w:val="0"/>
-          <w:sz w:val="24"/>
-        </w:rPr>
-        <w:t>- 文件号：历史遥测文件的编号，取值[0, n−1]；</w:t>
-      </w:r>
-    </w:p>
-    <w:p>
-      <w:pPr>
-        <w:spacing w:line="360" w:lineRule="auto"/>
-        <w:ind w:firstLine="420"/>
-      </w:pPr>
-      <w:r>
-        <w:rPr>
-          <w:rFonts w:ascii="宋体" w:hAnsi="宋体" w:eastAsia="宋体"/>
-          <w:b w:val="0"/>
-          <w:sz w:val="24"/>
-        </w:rPr>
-        <w:t>- 记录偏移：历史遥测记录在所属历史遥测文件内的序号，取值[0, m−1]；</w:t>
-      </w:r>
-    </w:p>
-    <w:p>
-      <w:pPr>
-        <w:spacing w:line="360" w:lineRule="auto"/>
-        <w:ind w:firstLine="420"/>
-      </w:pPr>
-      <w:r>
-        <w:rPr>
-          <w:rFonts w:ascii="宋体" w:hAnsi="宋体" w:eastAsia="宋体"/>
-          <w:b w:val="0"/>
-          <w:sz w:val="24"/>
-        </w:rPr>
-        <w:t>- 采集周期：相邻两次历史遥测记录采样的时间间隔，单位为秒；</w:t>
-      </w:r>
-    </w:p>
-    <w:p>
-      <w:pPr>
-        <w:spacing w:line="360" w:lineRule="auto"/>
-        <w:ind w:firstLine="420"/>
-      </w:pPr>
-      <w:r>
-        <w:rPr>
-          <w:rFonts w:ascii="宋体" w:hAnsi="宋体" w:eastAsia="宋体"/>
-          <w:b w:val="0"/>
-          <w:sz w:val="24"/>
-        </w:rPr>
-        <w:t>- 遥测项掩码：标识各遥测项在本记录中是否有效的字节序列。</w:t>
-      </w:r>
-    </w:p>
-    <w:p>
-      <w:pPr>
-        <w:spacing w:line="360" w:lineRule="auto"/>
-        <w:ind w:firstLine="0"/>
-      </w:pPr>
-      <w:r>
-        <w:rPr>
-          <w:rFonts w:ascii="宋体" w:hAnsi="宋体" w:eastAsia="宋体"/>
-          <w:b w:val="0"/>
-          <w:sz w:val="24"/>
-        </w:rPr>
-      </w:r>
-    </w:p>
-    <w:p>
-      <w:pPr>
-        <w:spacing w:line="360" w:lineRule="auto"/>
-        <w:ind w:firstLine="420"/>
-      </w:pPr>
-      <w:r>
-        <w:rPr>
-          <w:rFonts w:ascii="宋体" w:hAnsi="宋体" w:eastAsia="宋体"/>
-          <w:b w:val="0"/>
-          <w:sz w:val="24"/>
-        </w:rPr>
-        <w:t>### 3. 在本发明技术方案基础上的改进与变形</w:t>
-      </w:r>
-    </w:p>
-    <w:p>
-      <w:pPr>
-        <w:spacing w:line="360" w:lineRule="auto"/>
-        <w:ind w:firstLine="0"/>
-      </w:pPr>
-      <w:r>
-        <w:rPr>
-          <w:rFonts w:ascii="宋体" w:hAnsi="宋体" w:eastAsia="宋体"/>
-          <w:b w:val="0"/>
-          <w:sz w:val="24"/>
-        </w:rPr>
-      </w:r>
-    </w:p>
-    <w:p>
-      <w:pPr>
-        <w:spacing w:line="360" w:lineRule="auto"/>
-        <w:ind w:firstLine="420"/>
-      </w:pPr>
-      <w:r>
-        <w:rPr>
-          <w:rFonts w:ascii="宋体" w:hAnsi="宋体" w:eastAsia="宋体"/>
-          <w:b w:val="0"/>
-          <w:sz w:val="24"/>
-        </w:rPr>
-        <w:t>技术方案的进一步改进和变形：</w:t>
-      </w:r>
-    </w:p>
-    <w:p>
-      <w:pPr>
-        <w:spacing w:line="360" w:lineRule="auto"/>
-        <w:ind w:firstLine="0"/>
-      </w:pPr>
-      <w:r>
-        <w:rPr>
-          <w:rFonts w:ascii="宋体" w:hAnsi="宋体" w:eastAsia="宋体"/>
-          <w:b w:val="0"/>
-          <w:sz w:val="24"/>
-        </w:rPr>
-      </w:r>
-    </w:p>
-    <w:p>
-      <w:pPr>
-        <w:spacing w:line="360" w:lineRule="auto"/>
-        <w:ind w:firstLine="420"/>
-      </w:pPr>
-      <w:r>
-        <w:rPr>
-          <w:rFonts w:ascii="宋体" w:hAnsi="宋体" w:eastAsia="宋体"/>
-          <w:b w:val="0"/>
-          <w:sz w:val="24"/>
-        </w:rPr>
-        <w:t>（1）位域位宽变形：在保持“由北斗星时直接映射文件号与记录偏移”这一核心特征的前提下，循环代次位域、文件号位域、记录偏移位域、采集周期位域的位宽可按星上存储容量与采集周期重新分配。例如，文件号位域取7比特、记录偏移位域取17比特时，对应n＝128、m＝131072，总记录数仍为16,777,216。</w:t>
-      </w:r>
-    </w:p>
-    <w:p>
-      <w:pPr>
-        <w:spacing w:line="360" w:lineRule="auto"/>
-        <w:ind w:firstLine="0"/>
-      </w:pPr>
-      <w:r>
-        <w:rPr>
-          <w:rFonts w:ascii="宋体" w:hAnsi="宋体" w:eastAsia="宋体"/>
-          <w:b w:val="0"/>
-          <w:sz w:val="24"/>
-        </w:rPr>
-      </w:r>
-    </w:p>
-    <w:p>
-      <w:pPr>
-        <w:spacing w:line="360" w:lineRule="auto"/>
-        <w:ind w:firstLine="420"/>
-      </w:pPr>
-      <w:r>
-        <w:rPr>
-          <w:rFonts w:ascii="宋体" w:hAnsi="宋体" w:eastAsia="宋体"/>
-          <w:b w:val="0"/>
-          <w:sz w:val="24"/>
-        </w:rPr>
-        <w:t>（2）采集周期编码扩展：采集周期位域除编码P＝4秒外，可编码P＝1秒、P＝2秒、P＝8秒等离散取值；星务软件根据采集周期编码确定整除运算中的P。</w:t>
-      </w:r>
-    </w:p>
-    <w:p>
-      <w:pPr>
-        <w:spacing w:line="360" w:lineRule="auto"/>
-        <w:ind w:firstLine="0"/>
-      </w:pPr>
-      <w:r>
-        <w:rPr>
-          <w:rFonts w:ascii="宋体" w:hAnsi="宋体" w:eastAsia="宋体"/>
-          <w:b w:val="0"/>
-          <w:sz w:val="24"/>
-        </w:rPr>
-      </w:r>
-    </w:p>
-    <w:p>
-      <w:pPr>
-        <w:spacing w:line="360" w:lineRule="auto"/>
-        <w:ind w:firstLine="420"/>
-      </w:pPr>
-      <w:r>
-        <w:rPr>
-          <w:rFonts w:ascii="宋体" w:hAnsi="宋体" w:eastAsia="宋体"/>
-          <w:b w:val="0"/>
-          <w:sz w:val="24"/>
-        </w:rPr>
-        <w:t>（3）文件命名变形：文件名在顺序编号基础上增加固定前缀或后缀，例如 HistTM_0、HistTM_1、…、HistTM_(n−1)，不影响由文件号定位文件的规则。</w:t>
-      </w:r>
-    </w:p>
-    <w:p>
-      <w:pPr>
-        <w:spacing w:line="360" w:lineRule="auto"/>
-        <w:ind w:firstLine="0"/>
-      </w:pPr>
-      <w:r>
-        <w:rPr>
-          <w:rFonts w:ascii="宋体" w:hAnsi="宋体" w:eastAsia="宋体"/>
-          <w:b w:val="0"/>
-          <w:sz w:val="24"/>
-        </w:rPr>
-      </w:r>
-    </w:p>
-    <w:p>
-      <w:pPr>
-        <w:spacing w:line="360" w:lineRule="auto"/>
-        <w:ind w:firstLine="420"/>
-      </w:pPr>
-      <w:r>
-        <w:rPr>
-          <w:rFonts w:ascii="宋体" w:hAnsi="宋体" w:eastAsia="宋体"/>
-          <w:b w:val="0"/>
-          <w:sz w:val="24"/>
-        </w:rPr>
-        <w:t>（4）遥测项掩码位宽变形：当遥测项个数较多时，遥测项掩码可由“每遥测项1字节”变形为“每遥测项1比特”的位图形式，并按字节对齐填充；此时ItemNum改为掩码区字节长度 ceil(遥测项个数/8)，记录仍保持定长。</w:t>
-      </w:r>
-    </w:p>
-    <w:p>
-      <w:pPr>
-        <w:spacing w:line="360" w:lineRule="auto"/>
-        <w:ind w:firstLine="0"/>
-      </w:pPr>
-      <w:r>
-        <w:rPr>
-          <w:rFonts w:ascii="宋体" w:hAnsi="宋体" w:eastAsia="宋体"/>
-          <w:b w:val="0"/>
-          <w:sz w:val="24"/>
-        </w:rPr>
-      </w:r>
-    </w:p>
-    <w:p>
-      <w:pPr>
-        <w:spacing w:line="360" w:lineRule="auto"/>
-        <w:ind w:firstLine="420"/>
-      </w:pPr>
-      <w:r>
-        <w:rPr>
-          <w:rFonts w:ascii="宋体" w:hAnsi="宋体" w:eastAsia="宋体"/>
-          <w:b w:val="0"/>
-          <w:sz w:val="24"/>
-        </w:rPr>
-        <w:t>（5）双区冗余变形：对同一逻辑序号的历史遥测记录，在两套相互独立的历史遥测文件集合中各写一份，读取时交叉校验，提高抗单粒子翻转与介质局部失效能力。</w:t>
-      </w:r>
-    </w:p>
-    <w:p>
-      <w:pPr>
-        <w:spacing w:line="360" w:lineRule="auto"/>
-        <w:ind w:firstLine="0"/>
-      </w:pPr>
-      <w:r>
-        <w:rPr>
-          <w:rFonts w:ascii="宋体" w:hAnsi="宋体" w:eastAsia="宋体"/>
-          <w:b w:val="0"/>
-          <w:sz w:val="24"/>
-        </w:rPr>
-      </w:r>
-    </w:p>
-    <w:p>
-      <w:pPr>
-        <w:spacing w:line="360" w:lineRule="auto"/>
-        <w:ind w:firstLine="420"/>
-      </w:pPr>
-      <w:r>
-        <w:rPr>
-          <w:rFonts w:ascii="宋体" w:hAnsi="宋体" w:eastAsia="宋体"/>
-          <w:b w:val="0"/>
-          <w:sz w:val="24"/>
-        </w:rPr>
-        <w:t>（6）下传打包变形：按时间段检索得到的历史遥测记录，按定长原样打包或去除已由时间定位隐含的冗余后，经遥控回放通道或延时遥测通道下传。</w:t>
-      </w:r>
-    </w:p>
-    <w:p>
-      <w:pPr>
-        <w:spacing w:line="360" w:lineRule="auto"/>
-        <w:ind w:firstLine="0"/>
-      </w:pPr>
-      <w:r>
-        <w:rPr>
-          <w:rFonts w:ascii="宋体" w:hAnsi="宋体" w:eastAsia="宋体"/>
-          <w:b w:val="0"/>
-          <w:sz w:val="24"/>
-        </w:rPr>
-      </w:r>
-    </w:p>
-    <w:p>
-      <w:pPr>
-        <w:spacing w:line="360" w:lineRule="auto"/>
-        <w:ind w:firstLine="420"/>
-      </w:pPr>
-      <w:r>
-        <w:rPr>
-          <w:rFonts w:ascii="宋体" w:hAnsi="宋体" w:eastAsia="宋体"/>
-          <w:b w:val="0"/>
-          <w:sz w:val="24"/>
-        </w:rPr>
-        <w:t>（7）装置变形：将上述方法固化为星务计算机中的历史遥测存储管理模块，形成包含处理器与非易失性存储器的星上装置，该装置执行本发明各步骤。</w:t>
-      </w:r>
-    </w:p>
-    <w:p>
-      <w:pPr>
-        <w:spacing w:line="360" w:lineRule="auto"/>
-        <w:ind w:firstLine="0"/>
-      </w:pPr>
-      <w:r>
-        <w:rPr>
-          <w:rFonts w:ascii="宋体" w:hAnsi="宋体" w:eastAsia="宋体"/>
-          <w:b w:val="0"/>
-          <w:sz w:val="24"/>
-        </w:rPr>
-      </w:r>
-    </w:p>
-    <w:p>
-      <w:pPr>
-        <w:spacing w:line="360" w:lineRule="auto"/>
-        <w:ind w:firstLine="420"/>
-      </w:pPr>
-      <w:r>
-        <w:rPr>
-          <w:rFonts w:ascii="宋体" w:hAnsi="宋体" w:eastAsia="宋体"/>
-          <w:b w:val="0"/>
-          <w:sz w:val="24"/>
-        </w:rPr>
-        <w:t>### 4. 有益效果</w:t>
-      </w:r>
-    </w:p>
-    <w:p>
-      <w:pPr>
-        <w:spacing w:line="360" w:lineRule="auto"/>
-        <w:ind w:firstLine="0"/>
-      </w:pPr>
-      <w:r>
-        <w:rPr>
-          <w:rFonts w:ascii="宋体" w:hAnsi="宋体" w:eastAsia="宋体"/>
-          <w:b w:val="0"/>
-          <w:sz w:val="24"/>
-        </w:rPr>
-      </w:r>
-    </w:p>
-    <w:p>
-      <w:pPr>
-        <w:spacing w:line="360" w:lineRule="auto"/>
-        <w:ind w:firstLine="420"/>
-      </w:pPr>
-      <w:r>
-        <w:rPr>
-          <w:rFonts w:ascii="宋体" w:hAnsi="宋体" w:eastAsia="宋体"/>
-          <w:b w:val="0"/>
-          <w:sz w:val="24"/>
-        </w:rPr>
-        <w:t>有益效果：</w:t>
-      </w:r>
-    </w:p>
-    <w:p>
-      <w:pPr>
-        <w:spacing w:line="360" w:lineRule="auto"/>
-        <w:ind w:firstLine="0"/>
-      </w:pPr>
-      <w:r>
-        <w:rPr>
-          <w:rFonts w:ascii="宋体" w:hAnsi="宋体" w:eastAsia="宋体"/>
-          <w:b w:val="0"/>
-          <w:sz w:val="24"/>
-        </w:rPr>
-      </w:r>
-    </w:p>
-    <w:p>
-      <w:pPr>
-        <w:spacing w:line="360" w:lineRule="auto"/>
-        <w:ind w:firstLine="420"/>
-      </w:pPr>
-      <w:r>
-        <w:rPr>
-          <w:rFonts w:ascii="宋体" w:hAnsi="宋体" w:eastAsia="宋体"/>
-          <w:b w:val="0"/>
-          <w:sz w:val="24"/>
-        </w:rPr>
-        <w:t>（1）存储组织简单可靠：仅需n个定长历史遥测文件与统一的定长记录格式，无需索引表、偏移链表及写指针元数据区，降低星上软件复杂度与存储一致性故障风险。</w:t>
-      </w:r>
-    </w:p>
-    <w:p>
-      <w:pPr>
-        <w:spacing w:line="360" w:lineRule="auto"/>
-        <w:ind w:firstLine="0"/>
-      </w:pPr>
-      <w:r>
-        <w:rPr>
-          <w:rFonts w:ascii="宋体" w:hAnsi="宋体" w:eastAsia="宋体"/>
-          <w:b w:val="0"/>
-          <w:sz w:val="24"/>
-        </w:rPr>
-      </w:r>
-    </w:p>
-    <w:p>
-      <w:pPr>
-        <w:spacing w:line="360" w:lineRule="auto"/>
-        <w:ind w:firstLine="420"/>
-      </w:pPr>
-      <w:r>
-        <w:rPr>
-          <w:rFonts w:ascii="宋体" w:hAnsi="宋体" w:eastAsia="宋体"/>
-          <w:b w:val="0"/>
-          <w:sz w:val="24"/>
-        </w:rPr>
-        <w:t>（2）写入定位直接：依据采集时刻的北斗星时秒数，经整数除法与位域映射直接得到目标文件号与记录偏移，省去历史遥测记录的复杂存储组织管理。</w:t>
-      </w:r>
-    </w:p>
-    <w:p>
-      <w:pPr>
-        <w:spacing w:line="360" w:lineRule="auto"/>
-        <w:ind w:firstLine="0"/>
-      </w:pPr>
-      <w:r>
-        <w:rPr>
-          <w:rFonts w:ascii="宋体" w:hAnsi="宋体" w:eastAsia="宋体"/>
-          <w:b w:val="0"/>
-          <w:sz w:val="24"/>
-        </w:rPr>
-      </w:r>
-    </w:p>
-    <w:p>
-      <w:pPr>
-        <w:spacing w:line="360" w:lineRule="auto"/>
-        <w:ind w:firstLine="420"/>
-      </w:pPr>
-      <w:r>
-        <w:rPr>
-          <w:rFonts w:ascii="宋体" w:hAnsi="宋体" w:eastAsia="宋体"/>
-          <w:b w:val="0"/>
-          <w:sz w:val="24"/>
-        </w:rPr>
-        <w:t>（3）检索定位快捷：依据查询时间段的起止北斗星时秒数，直接定位起止文件号与记录偏移，顺序读取即可完成时间段查询，查找开销与文件规模解耦。</w:t>
-      </w:r>
-    </w:p>
-    <w:p>
-      <w:pPr>
-        <w:spacing w:line="360" w:lineRule="auto"/>
-        <w:ind w:firstLine="0"/>
-      </w:pPr>
-      <w:r>
-        <w:rPr>
-          <w:rFonts w:ascii="宋体" w:hAnsi="宋体" w:eastAsia="宋体"/>
-          <w:b w:val="0"/>
-          <w:sz w:val="24"/>
-        </w:rPr>
-      </w:r>
-    </w:p>
-    <w:p>
-      <w:pPr>
-        <w:spacing w:line="360" w:lineRule="auto"/>
-        <w:ind w:firstLine="420"/>
-      </w:pPr>
-      <w:r>
-        <w:rPr>
-          <w:rFonts w:ascii="宋体" w:hAnsi="宋体" w:eastAsia="宋体"/>
-          <w:b w:val="0"/>
-          <w:sz w:val="24"/>
-        </w:rPr>
-        <w:t>（4）崩溃复位免恢复写指针：复位后直接依据当前北斗星时定位当前存储位置，无需扫描文件或回读元数据重建写状态，缩短星务软件恢复路径。</w:t>
-      </w:r>
-    </w:p>
-    <w:p>
-      <w:pPr>
-        <w:spacing w:line="360" w:lineRule="auto"/>
-        <w:ind w:firstLine="0"/>
-      </w:pPr>
-      <w:r>
-        <w:rPr>
-          <w:rFonts w:ascii="宋体" w:hAnsi="宋体" w:eastAsia="宋体"/>
-          <w:b w:val="0"/>
-          <w:sz w:val="24"/>
-        </w:rPr>
-      </w:r>
-    </w:p>
-    <w:p>
-      <w:pPr>
-        <w:spacing w:line="360" w:lineRule="auto"/>
-        <w:ind w:firstLine="420"/>
-      </w:pPr>
-      <w:r>
-        <w:rPr>
-          <w:rFonts w:ascii="宋体" w:hAnsi="宋体" w:eastAsia="宋体"/>
-          <w:b w:val="0"/>
-          <w:sz w:val="24"/>
-        </w:rPr>
-        <w:t>（5）循环覆盖与时间语义一致：覆盖位置由时间自然推进产生，保存窗口长度由N与P唯一确定；在所述位宽配置及P＝4秒条件下，保存窗口为67,108,864秒，合776天。</w:t>
-      </w:r>
-    </w:p>
-    <w:p>
-      <w:pPr>
-        <w:spacing w:line="360" w:lineRule="auto"/>
-        <w:ind w:firstLine="0"/>
-      </w:pPr>
-      <w:r>
-        <w:rPr>
-          <w:rFonts w:ascii="宋体" w:hAnsi="宋体" w:eastAsia="宋体"/>
-          <w:b w:val="0"/>
-          <w:sz w:val="24"/>
-        </w:rPr>
-      </w:r>
-    </w:p>
-    <w:p>
-      <w:pPr>
-        <w:spacing w:line="360" w:lineRule="auto"/>
-        <w:ind w:firstLine="420"/>
-      </w:pPr>
-      <w:r>
-        <w:rPr>
-          <w:rFonts w:ascii="宋体" w:hAnsi="宋体" w:eastAsia="宋体"/>
-          <w:b w:val="0"/>
-          <w:sz w:val="24"/>
-        </w:rPr>
-        <w:t>（6）遥测项有效性表达完整：定长遥测项掩码与遥测项数据区分离，保证无效遥测项在检索与下传过程中被准确识别，避免误用。</w:t>
+        <w:t>（6）相对最接近现有技术的对比效果：在同等复位条件下，相对寻址方案须完成写指针恢复后方可继续写入；本发明在获得北斗星时后即可继续写入，恢复步骤数减少为“授时→槽位计算→写入”三步。</w:t>
       </w:r>
     </w:p>
     <w:p>
@@ -3234,7 +3369,7 @@
           <w:b w:val="0"/>
           <w:sz w:val="24"/>
         </w:rPr>
-        <w:t>附图1：本发明方法总体流程图</w:t>
+        <w:t>附图1：本发明绝对槽位映射总体流程图</w:t>
       </w:r>
     </w:p>
     <w:p>
@@ -3253,6 +3388,240 @@
     <w:p>
       <w:pPr>
         <w:spacing w:line="360" w:lineRule="auto"/>
+        <w:ind w:firstLine="0"/>
+      </w:pPr>
+      <w:r>
+        <w:rPr>
+          <w:rFonts w:ascii="宋体" w:hAnsi="宋体" w:eastAsia="宋体"/>
+          <w:b w:val="0"/>
+          <w:sz w:val="24"/>
+        </w:rPr>
+      </w:r>
+    </w:p>
+    <w:p>
+      <w:pPr>
+        <w:spacing w:line="276" w:lineRule="auto"/>
+      </w:pPr>
+      <w:r>
+        <w:rPr>
+          <w:rFonts w:ascii="宋体" w:hAnsi="宋体" w:eastAsia="宋体"/>
+          <w:b w:val="0"/>
+          <w:sz w:val="21"/>
+        </w:rPr>
+        <w:t>创建n个定长历史遥测文件(0..n-1)</w:t>
+      </w:r>
+    </w:p>
+    <w:p>
+      <w:pPr>
+        <w:spacing w:line="276" w:lineRule="auto"/>
+      </w:pPr>
+      <w:r>
+        <w:rPr>
+          <w:rFonts w:ascii="宋体" w:hAnsi="宋体" w:eastAsia="宋体"/>
+          <w:b w:val="0"/>
+          <w:sz w:val="21"/>
+        </w:rPr>
+        <w:t xml:space="preserve">            │</w:t>
+      </w:r>
+    </w:p>
+    <w:p>
+      <w:pPr>
+        <w:spacing w:line="276" w:lineRule="auto"/>
+      </w:pPr>
+      <w:r>
+        <w:rPr>
+          <w:rFonts w:ascii="宋体" w:hAnsi="宋体" w:eastAsia="宋体"/>
+          <w:b w:val="0"/>
+          <w:sz w:val="21"/>
+        </w:rPr>
+        <w:t xml:space="preserve">            ▼</w:t>
+      </w:r>
+    </w:p>
+    <w:p>
+      <w:pPr>
+        <w:spacing w:line="276" w:lineRule="auto"/>
+      </w:pPr>
+      <w:r>
+        <w:rPr>
+          <w:rFonts w:ascii="宋体" w:hAnsi="宋体" w:eastAsia="宋体"/>
+          <w:b w:val="0"/>
+          <w:sz w:val="21"/>
+        </w:rPr>
+        <w:t xml:space="preserve">   读取北斗星时秒数T（绝对时标）</w:t>
+      </w:r>
+    </w:p>
+    <w:p>
+      <w:pPr>
+        <w:spacing w:line="276" w:lineRule="auto"/>
+      </w:pPr>
+      <w:r>
+        <w:rPr>
+          <w:rFonts w:ascii="宋体" w:hAnsi="宋体" w:eastAsia="宋体"/>
+          <w:b w:val="0"/>
+          <w:sz w:val="21"/>
+        </w:rPr>
+        <w:t xml:space="preserve">            │</w:t>
+      </w:r>
+    </w:p>
+    <w:p>
+      <w:pPr>
+        <w:spacing w:line="276" w:lineRule="auto"/>
+      </w:pPr>
+      <w:r>
+        <w:rPr>
+          <w:rFonts w:ascii="宋体" w:hAnsi="宋体" w:eastAsia="宋体"/>
+          <w:b w:val="0"/>
+          <w:sz w:val="21"/>
+        </w:rPr>
+        <w:t xml:space="preserve">            ▼</w:t>
+      </w:r>
+    </w:p>
+    <w:p>
+      <w:pPr>
+        <w:spacing w:line="276" w:lineRule="auto"/>
+      </w:pPr>
+      <w:r>
+        <w:rPr>
+          <w:rFonts w:ascii="宋体" w:hAnsi="宋体" w:eastAsia="宋体"/>
+          <w:b w:val="0"/>
+          <w:sz w:val="21"/>
+        </w:rPr>
+        <w:t xml:space="preserve">   S=T div P</w:t>
+      </w:r>
+    </w:p>
+    <w:p>
+      <w:pPr>
+        <w:spacing w:line="276" w:lineRule="auto"/>
+      </w:pPr>
+      <w:r>
+        <w:rPr>
+          <w:rFonts w:ascii="宋体" w:hAnsi="宋体" w:eastAsia="宋体"/>
+          <w:b w:val="0"/>
+          <w:sz w:val="21"/>
+        </w:rPr>
+        <w:t xml:space="preserve">   R=S mod m；F=(S div m) mod n</w:t>
+      </w:r>
+    </w:p>
+    <w:p>
+      <w:pPr>
+        <w:spacing w:line="276" w:lineRule="auto"/>
+      </w:pPr>
+      <w:r>
+        <w:rPr>
+          <w:rFonts w:ascii="宋体" w:hAnsi="宋体" w:eastAsia="宋体"/>
+          <w:b w:val="0"/>
+          <w:sz w:val="21"/>
+        </w:rPr>
+        <w:t xml:space="preserve">   ※ 计算不引用当前写地址 ※</w:t>
+      </w:r>
+    </w:p>
+    <w:p>
+      <w:pPr>
+        <w:spacing w:line="276" w:lineRule="auto"/>
+      </w:pPr>
+      <w:r>
+        <w:rPr>
+          <w:rFonts w:ascii="宋体" w:hAnsi="宋体" w:eastAsia="宋体"/>
+          <w:b w:val="0"/>
+          <w:sz w:val="21"/>
+        </w:rPr>
+        <w:t xml:space="preserve">            │</w:t>
+      </w:r>
+    </w:p>
+    <w:p>
+      <w:pPr>
+        <w:spacing w:line="276" w:lineRule="auto"/>
+      </w:pPr>
+      <w:r>
+        <w:rPr>
+          <w:rFonts w:ascii="宋体" w:hAnsi="宋体" w:eastAsia="宋体"/>
+          <w:b w:val="0"/>
+          <w:sz w:val="21"/>
+        </w:rPr>
+        <w:t xml:space="preserve">            ▼</w:t>
+      </w:r>
+    </w:p>
+    <w:p>
+      <w:pPr>
+        <w:spacing w:line="276" w:lineRule="auto"/>
+      </w:pPr>
+      <w:r>
+        <w:rPr>
+          <w:rFonts w:ascii="宋体" w:hAnsi="宋体" w:eastAsia="宋体"/>
+          <w:b w:val="0"/>
+          <w:sz w:val="21"/>
+        </w:rPr>
+        <w:t xml:space="preserve">   组装：时间戳|数据区|遥测项掩码</w:t>
+      </w:r>
+    </w:p>
+    <w:p>
+      <w:pPr>
+        <w:spacing w:line="276" w:lineRule="auto"/>
+      </w:pPr>
+      <w:r>
+        <w:rPr>
+          <w:rFonts w:ascii="宋体" w:hAnsi="宋体" w:eastAsia="宋体"/>
+          <w:b w:val="0"/>
+          <w:sz w:val="21"/>
+        </w:rPr>
+        <w:t xml:space="preserve">   写入文件F偏移R×Len</w:t>
+      </w:r>
+    </w:p>
+    <w:p>
+      <w:pPr>
+        <w:spacing w:line="276" w:lineRule="auto"/>
+      </w:pPr>
+      <w:r>
+        <w:rPr>
+          <w:rFonts w:ascii="宋体" w:hAnsi="宋体" w:eastAsia="宋体"/>
+          <w:b w:val="0"/>
+          <w:sz w:val="21"/>
+        </w:rPr>
+        <w:t xml:space="preserve">            │</w:t>
+      </w:r>
+    </w:p>
+    <w:p>
+      <w:pPr>
+        <w:spacing w:line="276" w:lineRule="auto"/>
+      </w:pPr>
+      <w:r>
+        <w:rPr>
+          <w:rFonts w:ascii="宋体" w:hAnsi="宋体" w:eastAsia="宋体"/>
+          <w:b w:val="0"/>
+          <w:sz w:val="21"/>
+        </w:rPr>
+        <w:t xml:space="preserve">            ▼</w:t>
+      </w:r>
+    </w:p>
+    <w:p>
+      <w:pPr>
+        <w:spacing w:line="276" w:lineRule="auto"/>
+      </w:pPr>
+      <w:r>
+        <w:rPr>
+          <w:rFonts w:ascii="宋体" w:hAnsi="宋体" w:eastAsia="宋体"/>
+          <w:b w:val="0"/>
+          <w:sz w:val="21"/>
+        </w:rPr>
+        <w:t xml:space="preserve">   查询/复位：同样仅由时标计算槽位</w:t>
+      </w:r>
+    </w:p>
+    <w:p>
+      <w:pPr>
+        <w:spacing w:line="360" w:lineRule="auto"/>
+        <w:ind w:firstLine="0"/>
+      </w:pPr>
+      <w:r>
+        <w:rPr>
+          <w:rFonts w:ascii="宋体" w:hAnsi="宋体" w:eastAsia="宋体"/>
+          <w:b w:val="0"/>
+          <w:sz w:val="24"/>
+        </w:rPr>
+      </w:r>
+    </w:p>
+    <w:p>
+      <w:pPr>
+        <w:spacing w:line="360" w:lineRule="auto"/>
         <w:ind w:firstLine="420"/>
       </w:pPr>
       <w:r>
@@ -3261,732 +3630,413 @@
           <w:b w:val="0"/>
           <w:sz w:val="24"/>
         </w:rPr>
-        <w:t>附图1示出历史遥测文件集合创建、定长记录组装、基于北斗星时的直接定位写入、按时间段检索及崩溃复位再定位的总体流程。</w:t>
+        <w:t>附图标记：绝对时标T；逻辑序号S；文件号F；记录偏移R；遥测项掩码。</w:t>
+      </w:r>
+    </w:p>
+    <w:p>
+      <w:pPr>
+        <w:spacing w:line="360" w:lineRule="auto"/>
+        <w:ind w:firstLine="0"/>
+      </w:pPr>
+      <w:r>
+        <w:rPr>
+          <w:rFonts w:ascii="宋体" w:hAnsi="宋体" w:eastAsia="宋体"/>
+          <w:b w:val="0"/>
+          <w:sz w:val="24"/>
+        </w:rPr>
+      </w:r>
+    </w:p>
+    <w:p>
+      <w:pPr>
+        <w:spacing w:line="360" w:lineRule="auto"/>
+        <w:ind w:firstLine="420"/>
+      </w:pPr>
+      <w:r>
+        <w:rPr>
+          <w:rFonts w:ascii="宋体" w:hAnsi="宋体" w:eastAsia="宋体"/>
+          <w:b w:val="0"/>
+          <w:sz w:val="24"/>
+        </w:rPr>
+        <w:t>附图2：与最接近现有技术的寻址对比示意图</w:t>
+      </w:r>
+    </w:p>
+    <w:p>
+      <w:pPr>
+        <w:spacing w:line="360" w:lineRule="auto"/>
+        <w:ind w:firstLine="0"/>
+      </w:pPr>
+      <w:r>
+        <w:rPr>
+          <w:rFonts w:ascii="宋体" w:hAnsi="宋体" w:eastAsia="宋体"/>
+          <w:b w:val="0"/>
+          <w:sz w:val="24"/>
+        </w:rPr>
+      </w:r>
+    </w:p>
+    <w:p>
+      <w:pPr>
+        <w:spacing w:line="360" w:lineRule="auto"/>
+        <w:ind w:firstLine="0"/>
+      </w:pPr>
+      <w:r>
+        <w:rPr>
+          <w:rFonts w:ascii="宋体" w:hAnsi="宋体" w:eastAsia="宋体"/>
+          <w:b w:val="0"/>
+          <w:sz w:val="24"/>
+        </w:rPr>
       </w:r>
     </w:p>
     <w:p>
       <w:pPr>
         <w:spacing w:line="276" w:lineRule="auto"/>
+      </w:pPr>
+      <w:r>
+        <w:rPr>
+          <w:rFonts w:ascii="宋体" w:hAnsi="宋体" w:eastAsia="宋体"/>
+          <w:b w:val="0"/>
+          <w:sz w:val="21"/>
+        </w:rPr>
+        <w:t>相对寻址（CN115664490B）：</w:t>
+      </w:r>
+    </w:p>
+    <w:p>
+      <w:pPr>
+        <w:spacing w:line="276" w:lineRule="auto"/>
+      </w:pPr>
+      <w:r>
+        <w:rPr>
+          <w:rFonts w:ascii="宋体" w:hAnsi="宋体" w:eastAsia="宋体"/>
+          <w:b w:val="0"/>
+          <w:sz w:val="21"/>
+        </w:rPr>
+        <w:t xml:space="preserve">  回放地址 = ADsd - (Tsd - Tq) × 速率</w:t>
+      </w:r>
+    </w:p>
+    <w:p>
+      <w:pPr>
+        <w:spacing w:line="276" w:lineRule="auto"/>
+      </w:pPr>
+      <w:r>
+        <w:rPr>
+          <w:rFonts w:ascii="宋体" w:hAnsi="宋体" w:eastAsia="宋体"/>
+          <w:b w:val="0"/>
+          <w:sz w:val="21"/>
+        </w:rPr>
+        <w:t xml:space="preserve">             ▲</w:t>
+      </w:r>
+    </w:p>
+    <w:p>
+      <w:pPr>
+        <w:spacing w:line="276" w:lineRule="auto"/>
+      </w:pPr>
+      <w:r>
+        <w:rPr>
+          <w:rFonts w:ascii="宋体" w:hAnsi="宋体" w:eastAsia="宋体"/>
+          <w:b w:val="0"/>
+          <w:sz w:val="21"/>
+        </w:rPr>
+        <w:t xml:space="preserve">             └── 必须已知当前写地址ADsd</w:t>
+      </w:r>
+    </w:p>
+    <w:p>
+      <w:pPr>
+        <w:spacing w:line="276" w:lineRule="auto"/>
+      </w:pPr>
+      <w:r>
+        <w:rPr>
+          <w:rFonts w:ascii="宋体" w:hAnsi="宋体" w:eastAsia="宋体"/>
+          <w:b w:val="0"/>
+          <w:sz w:val="21"/>
+        </w:rPr>
+      </w:r>
+    </w:p>
+    <w:p>
+      <w:pPr>
+        <w:spacing w:line="276" w:lineRule="auto"/>
+      </w:pPr>
+      <w:r>
+        <w:rPr>
+          <w:rFonts w:ascii="宋体" w:hAnsi="宋体" w:eastAsia="宋体"/>
+          <w:b w:val="0"/>
+          <w:sz w:val="21"/>
+        </w:rPr>
+        <w:t>绝对槽位映射（本发明）：</w:t>
+      </w:r>
+    </w:p>
+    <w:p>
+      <w:pPr>
+        <w:spacing w:line="276" w:lineRule="auto"/>
+      </w:pPr>
+      <w:r>
+        <w:rPr>
+          <w:rFonts w:ascii="宋体" w:hAnsi="宋体" w:eastAsia="宋体"/>
+          <w:b w:val="0"/>
+          <w:sz w:val="21"/>
+        </w:rPr>
+        <w:t xml:space="preserve">  (F,R) = f(T; n,m,P)</w:t>
+      </w:r>
+    </w:p>
+    <w:p>
+      <w:pPr>
+        <w:spacing w:line="276" w:lineRule="auto"/>
+      </w:pPr>
+      <w:r>
+        <w:rPr>
+          <w:rFonts w:ascii="宋体" w:hAnsi="宋体" w:eastAsia="宋体"/>
+          <w:b w:val="0"/>
+          <w:sz w:val="21"/>
+        </w:rPr>
+        <w:t xml:space="preserve">             ▲</w:t>
+      </w:r>
+    </w:p>
+    <w:p>
+      <w:pPr>
+        <w:spacing w:line="276" w:lineRule="auto"/>
+      </w:pPr>
+      <w:r>
+        <w:rPr>
+          <w:rFonts w:ascii="宋体" w:hAnsi="宋体" w:eastAsia="宋体"/>
+          <w:b w:val="0"/>
+          <w:sz w:val="21"/>
+        </w:rPr>
+        <w:t xml:space="preserve">             └── 仅依赖绝对时标T与固定配置</w:t>
+      </w:r>
+    </w:p>
+    <w:p>
+      <w:pPr>
+        <w:spacing w:line="360" w:lineRule="auto"/>
         <w:ind w:firstLine="0"/>
       </w:pPr>
       <w:r>
         <w:rPr>
           <w:rFonts w:ascii="宋体" w:hAnsi="宋体" w:eastAsia="宋体"/>
           <w:b w:val="0"/>
+          <w:sz w:val="24"/>
+        </w:rPr>
+      </w:r>
+    </w:p>
+    <w:p>
+      <w:pPr>
+        <w:spacing w:line="360" w:lineRule="auto"/>
+        <w:ind w:firstLine="420"/>
+      </w:pPr>
+      <w:r>
+        <w:rPr>
+          <w:rFonts w:ascii="宋体" w:hAnsi="宋体" w:eastAsia="宋体"/>
+          <w:b w:val="0"/>
+          <w:sz w:val="24"/>
+        </w:rPr>
+        <w:t>附图3：定长历史遥测记录格式示意图</w:t>
+      </w:r>
+    </w:p>
+    <w:p>
+      <w:pPr>
+        <w:spacing w:line="360" w:lineRule="auto"/>
+        <w:ind w:firstLine="0"/>
+      </w:pPr>
+      <w:r>
+        <w:rPr>
+          <w:rFonts w:ascii="宋体" w:hAnsi="宋体" w:eastAsia="宋体"/>
+          <w:b w:val="0"/>
+          <w:sz w:val="24"/>
+        </w:rPr>
+      </w:r>
+    </w:p>
+    <w:p>
+      <w:pPr>
+        <w:spacing w:line="360" w:lineRule="auto"/>
+        <w:ind w:firstLine="0"/>
+      </w:pPr>
+      <w:r>
+        <w:rPr>
+          <w:rFonts w:ascii="宋体" w:hAnsi="宋体" w:eastAsia="宋体"/>
+          <w:b w:val="0"/>
+          <w:sz w:val="24"/>
+        </w:rPr>
+      </w:r>
+    </w:p>
+    <w:p>
+      <w:pPr>
+        <w:spacing w:line="276" w:lineRule="auto"/>
+      </w:pPr>
+      <w:r>
+        <w:rPr>
+          <w:rFonts w:ascii="宋体" w:hAnsi="宋体" w:eastAsia="宋体"/>
+          <w:b w:val="0"/>
           <w:sz w:val="21"/>
         </w:rPr>
-        <w:t>┌──────────────────┐</w:t>
+        <w:t>| 时间戳4B | 遥测项数据区DataLen | 遥测项掩码ItemNum |</w:t>
       </w:r>
     </w:p>
     <w:p>
       <w:pPr>
         <w:spacing w:line="276" w:lineRule="auto"/>
+      </w:pPr>
+      <w:r>
+        <w:rPr>
+          <w:rFonts w:ascii="宋体" w:hAnsi="宋体" w:eastAsia="宋体"/>
+          <w:b w:val="0"/>
+          <w:sz w:val="21"/>
+        </w:rPr>
+        <w:t>Len = 4 + DataLen + ItemNum</w:t>
+      </w:r>
+    </w:p>
+    <w:p>
+      <w:pPr>
+        <w:spacing w:line="360" w:lineRule="auto"/>
         <w:ind w:firstLine="0"/>
       </w:pPr>
       <w:r>
         <w:rPr>
           <w:rFonts w:ascii="宋体" w:hAnsi="宋体" w:eastAsia="宋体"/>
           <w:b w:val="0"/>
+          <w:sz w:val="24"/>
+        </w:rPr>
+      </w:r>
+    </w:p>
+    <w:p>
+      <w:pPr>
+        <w:spacing w:line="360" w:lineRule="auto"/>
+        <w:ind w:firstLine="420"/>
+      </w:pPr>
+      <w:r>
+        <w:rPr>
+          <w:rFonts w:ascii="宋体" w:hAnsi="宋体" w:eastAsia="宋体"/>
+          <w:b w:val="0"/>
+          <w:sz w:val="24"/>
+        </w:rPr>
+        <w:t>附图4：32位定位位域划分示意图</w:t>
+      </w:r>
+    </w:p>
+    <w:p>
+      <w:pPr>
+        <w:spacing w:line="360" w:lineRule="auto"/>
+        <w:ind w:firstLine="0"/>
+      </w:pPr>
+      <w:r>
+        <w:rPr>
+          <w:rFonts w:ascii="宋体" w:hAnsi="宋体" w:eastAsia="宋体"/>
+          <w:b w:val="0"/>
+          <w:sz w:val="24"/>
+        </w:rPr>
+      </w:r>
+    </w:p>
+    <w:p>
+      <w:pPr>
+        <w:spacing w:line="360" w:lineRule="auto"/>
+        <w:ind w:firstLine="0"/>
+      </w:pPr>
+      <w:r>
+        <w:rPr>
+          <w:rFonts w:ascii="宋体" w:hAnsi="宋体" w:eastAsia="宋体"/>
+          <w:b w:val="0"/>
+          <w:sz w:val="24"/>
+        </w:rPr>
+      </w:r>
+    </w:p>
+    <w:p>
+      <w:pPr>
+        <w:spacing w:line="276" w:lineRule="auto"/>
+      </w:pPr>
+      <w:r>
+        <w:rPr>
+          <w:rFonts w:ascii="宋体" w:hAnsi="宋体" w:eastAsia="宋体"/>
+          <w:b w:val="0"/>
           <w:sz w:val="21"/>
         </w:rPr>
-        <w:t>│ 创建n个历史遥测文件 │</w:t>
+        <w:t>|循环代次6bit|文件号8bit|记录偏移16bit|采集周期2bit|</w:t>
+      </w:r>
+    </w:p>
+    <w:p>
+      <w:pPr>
+        <w:spacing w:line="360" w:lineRule="auto"/>
+        <w:ind w:firstLine="0"/>
+      </w:pPr>
+      <w:r>
+        <w:rPr>
+          <w:rFonts w:ascii="宋体" w:hAnsi="宋体" w:eastAsia="宋体"/>
+          <w:b w:val="0"/>
+          <w:sz w:val="24"/>
+        </w:rPr>
+      </w:r>
+    </w:p>
+    <w:p>
+      <w:pPr>
+        <w:spacing w:line="360" w:lineRule="auto"/>
+        <w:ind w:firstLine="420"/>
+      </w:pPr>
+      <w:r>
+        <w:rPr>
+          <w:rFonts w:ascii="宋体" w:hAnsi="宋体" w:eastAsia="宋体"/>
+          <w:b w:val="0"/>
+          <w:sz w:val="24"/>
+        </w:rPr>
+        <w:t>附图5：崩溃复位免写指针恢复对比流程图</w:t>
+      </w:r>
+    </w:p>
+    <w:p>
+      <w:pPr>
+        <w:spacing w:line="360" w:lineRule="auto"/>
+        <w:ind w:firstLine="0"/>
+      </w:pPr>
+      <w:r>
+        <w:rPr>
+          <w:rFonts w:ascii="宋体" w:hAnsi="宋体" w:eastAsia="宋体"/>
+          <w:b w:val="0"/>
+          <w:sz w:val="24"/>
+        </w:rPr>
+      </w:r>
+    </w:p>
+    <w:p>
+      <w:pPr>
+        <w:spacing w:line="360" w:lineRule="auto"/>
+        <w:ind w:firstLine="0"/>
+      </w:pPr>
+      <w:r>
+        <w:rPr>
+          <w:rFonts w:ascii="宋体" w:hAnsi="宋体" w:eastAsia="宋体"/>
+          <w:b w:val="0"/>
+          <w:sz w:val="24"/>
+        </w:rPr>
       </w:r>
     </w:p>
     <w:p>
       <w:pPr>
         <w:spacing w:line="276" w:lineRule="auto"/>
+      </w:pPr>
+      <w:r>
+        <w:rPr>
+          <w:rFonts w:ascii="宋体" w:hAnsi="宋体" w:eastAsia="宋体"/>
+          <w:b w:val="0"/>
+          <w:sz w:val="21"/>
+        </w:rPr>
+        <w:t>相对寻址复位：丢失ADsd → 扫描/回读元数据 → 重建写指针 → 继续写入</w:t>
+      </w:r>
+    </w:p>
+    <w:p>
+      <w:pPr>
+        <w:spacing w:line="276" w:lineRule="auto"/>
+      </w:pPr>
+      <w:r>
+        <w:rPr>
+          <w:rFonts w:ascii="宋体" w:hAnsi="宋体" w:eastAsia="宋体"/>
+          <w:b w:val="0"/>
+          <w:sz w:val="21"/>
+        </w:rPr>
+        <w:t>本发明复位：  获取Tcurr → 计算(F,R) → 继续写入</w:t>
+      </w:r>
+    </w:p>
+    <w:p>
+      <w:pPr>
+        <w:spacing w:line="360" w:lineRule="auto"/>
         <w:ind w:firstLine="0"/>
       </w:pPr>
       <w:r>
         <w:rPr>
           <w:rFonts w:ascii="宋体" w:hAnsi="宋体" w:eastAsia="宋体"/>
           <w:b w:val="0"/>
-          <w:sz w:val="21"/>
-        </w:rPr>
-        <w:t>│ 文件号0..n-1各m条 │</w:t>
-      </w:r>
-    </w:p>
-    <w:p>
-      <w:pPr>
-        <w:spacing w:line="276" w:lineRule="auto"/>
-        <w:ind w:firstLine="0"/>
-      </w:pPr>
-      <w:r>
-        <w:rPr>
-          <w:rFonts w:ascii="宋体" w:hAnsi="宋体" w:eastAsia="宋体"/>
-          <w:b w:val="0"/>
-          <w:sz w:val="21"/>
-        </w:rPr>
-        <w:t>└────────┬─────────┘</w:t>
-      </w:r>
-    </w:p>
-    <w:p>
-      <w:pPr>
-        <w:spacing w:line="276" w:lineRule="auto"/>
-        <w:ind w:firstLine="0"/>
-      </w:pPr>
-      <w:r>
-        <w:rPr>
-          <w:rFonts w:ascii="宋体" w:hAnsi="宋体" w:eastAsia="宋体"/>
-          <w:b w:val="0"/>
-          <w:sz w:val="21"/>
-        </w:rPr>
-        <w:t xml:space="preserve">         ▼</w:t>
-      </w:r>
-    </w:p>
-    <w:p>
-      <w:pPr>
-        <w:spacing w:line="276" w:lineRule="auto"/>
-        <w:ind w:firstLine="0"/>
-      </w:pPr>
-      <w:r>
-        <w:rPr>
-          <w:rFonts w:ascii="宋体" w:hAnsi="宋体" w:eastAsia="宋体"/>
-          <w:b w:val="0"/>
-          <w:sz w:val="21"/>
-        </w:rPr>
-        <w:t>┌──────────────────┐</w:t>
-      </w:r>
-    </w:p>
-    <w:p>
-      <w:pPr>
-        <w:spacing w:line="276" w:lineRule="auto"/>
-        <w:ind w:firstLine="0"/>
-      </w:pPr>
-      <w:r>
-        <w:rPr>
-          <w:rFonts w:ascii="宋体" w:hAnsi="宋体" w:eastAsia="宋体"/>
-          <w:b w:val="0"/>
-          <w:sz w:val="21"/>
-        </w:rPr>
-        <w:t>│ 读取北斗星时秒数T │</w:t>
-      </w:r>
-    </w:p>
-    <w:p>
-      <w:pPr>
-        <w:spacing w:line="276" w:lineRule="auto"/>
-        <w:ind w:firstLine="0"/>
-      </w:pPr>
-      <w:r>
-        <w:rPr>
-          <w:rFonts w:ascii="宋体" w:hAnsi="宋体" w:eastAsia="宋体"/>
-          <w:b w:val="0"/>
-          <w:sz w:val="21"/>
-        </w:rPr>
-        <w:t>└────────┬─────────┘</w:t>
-      </w:r>
-    </w:p>
-    <w:p>
-      <w:pPr>
-        <w:spacing w:line="276" w:lineRule="auto"/>
-        <w:ind w:firstLine="0"/>
-      </w:pPr>
-      <w:r>
-        <w:rPr>
-          <w:rFonts w:ascii="宋体" w:hAnsi="宋体" w:eastAsia="宋体"/>
-          <w:b w:val="0"/>
-          <w:sz w:val="21"/>
-        </w:rPr>
-        <w:t xml:space="preserve">         ▼</w:t>
-      </w:r>
-    </w:p>
-    <w:p>
-      <w:pPr>
-        <w:spacing w:line="276" w:lineRule="auto"/>
-        <w:ind w:firstLine="0"/>
-      </w:pPr>
-      <w:r>
-        <w:rPr>
-          <w:rFonts w:ascii="宋体" w:hAnsi="宋体" w:eastAsia="宋体"/>
-          <w:b w:val="0"/>
-          <w:sz w:val="21"/>
-        </w:rPr>
-        <w:t>┌──────────────────────────────┐</w:t>
-      </w:r>
-    </w:p>
-    <w:p>
-      <w:pPr>
-        <w:spacing w:line="276" w:lineRule="auto"/>
-        <w:ind w:firstLine="0"/>
-      </w:pPr>
-      <w:r>
-        <w:rPr>
-          <w:rFonts w:ascii="宋体" w:hAnsi="宋体" w:eastAsia="宋体"/>
-          <w:b w:val="0"/>
-          <w:sz w:val="21"/>
-        </w:rPr>
-        <w:t>│ S=T div P                    │</w:t>
-      </w:r>
-    </w:p>
-    <w:p>
-      <w:pPr>
-        <w:spacing w:line="276" w:lineRule="auto"/>
-        <w:ind w:firstLine="0"/>
-      </w:pPr>
-      <w:r>
-        <w:rPr>
-          <w:rFonts w:ascii="宋体" w:hAnsi="宋体" w:eastAsia="宋体"/>
-          <w:b w:val="0"/>
-          <w:sz w:val="21"/>
-        </w:rPr>
-        <w:t>│ R=S mod m；F=(S div m) mod n │</w:t>
-      </w:r>
-    </w:p>
-    <w:p>
-      <w:pPr>
-        <w:spacing w:line="276" w:lineRule="auto"/>
-        <w:ind w:firstLine="0"/>
-      </w:pPr>
-      <w:r>
-        <w:rPr>
-          <w:rFonts w:ascii="宋体" w:hAnsi="宋体" w:eastAsia="宋体"/>
-          <w:b w:val="0"/>
-          <w:sz w:val="21"/>
-        </w:rPr>
-        <w:t>└────────┬─────────────────────┘</w:t>
-      </w:r>
-    </w:p>
-    <w:p>
-      <w:pPr>
-        <w:spacing w:line="276" w:lineRule="auto"/>
-        <w:ind w:firstLine="0"/>
-      </w:pPr>
-      <w:r>
-        <w:rPr>
-          <w:rFonts w:ascii="宋体" w:hAnsi="宋体" w:eastAsia="宋体"/>
-          <w:b w:val="0"/>
-          <w:sz w:val="21"/>
-        </w:rPr>
-        <w:t xml:space="preserve">         ▼</w:t>
-      </w:r>
-    </w:p>
-    <w:p>
-      <w:pPr>
-        <w:spacing w:line="276" w:lineRule="auto"/>
-        <w:ind w:firstLine="0"/>
-      </w:pPr>
-      <w:r>
-        <w:rPr>
-          <w:rFonts w:ascii="宋体" w:hAnsi="宋体" w:eastAsia="宋体"/>
-          <w:b w:val="0"/>
-          <w:sz w:val="21"/>
-        </w:rPr>
-        <w:t>┌──────────────────────────────┐</w:t>
-      </w:r>
-    </w:p>
-    <w:p>
-      <w:pPr>
-        <w:spacing w:line="276" w:lineRule="auto"/>
-        <w:ind w:firstLine="0"/>
-      </w:pPr>
-      <w:r>
-        <w:rPr>
-          <w:rFonts w:ascii="宋体" w:hAnsi="宋体" w:eastAsia="宋体"/>
-          <w:b w:val="0"/>
-          <w:sz w:val="21"/>
-        </w:rPr>
-        <w:t>│ 组装定长记录：时间戳|数据|掩码 │</w:t>
-      </w:r>
-    </w:p>
-    <w:p>
-      <w:pPr>
-        <w:spacing w:line="276" w:lineRule="auto"/>
-        <w:ind w:firstLine="0"/>
-      </w:pPr>
-      <w:r>
-        <w:rPr>
-          <w:rFonts w:ascii="宋体" w:hAnsi="宋体" w:eastAsia="宋体"/>
-          <w:b w:val="0"/>
-          <w:sz w:val="21"/>
-        </w:rPr>
-        <w:t>│ 写入文件F偏移R×Len            │</w:t>
-      </w:r>
-    </w:p>
-    <w:p>
-      <w:pPr>
-        <w:spacing w:line="276" w:lineRule="auto"/>
-        <w:ind w:firstLine="0"/>
-      </w:pPr>
-      <w:r>
-        <w:rPr>
-          <w:rFonts w:ascii="宋体" w:hAnsi="宋体" w:eastAsia="宋体"/>
-          <w:b w:val="0"/>
-          <w:sz w:val="21"/>
-        </w:rPr>
-        <w:t>└────────┬─────────────────────┘</w:t>
-      </w:r>
-    </w:p>
-    <w:p>
-      <w:pPr>
-        <w:spacing w:line="276" w:lineRule="auto"/>
-        <w:ind w:firstLine="0"/>
-      </w:pPr>
-      <w:r>
-        <w:rPr>
-          <w:rFonts w:ascii="宋体" w:hAnsi="宋体" w:eastAsia="宋体"/>
-          <w:b w:val="0"/>
-          <w:sz w:val="21"/>
-        </w:rPr>
-        <w:t xml:space="preserve">         ▼</w:t>
-      </w:r>
-    </w:p>
-    <w:p>
-      <w:pPr>
-        <w:spacing w:line="276" w:lineRule="auto"/>
-        <w:ind w:firstLine="0"/>
-      </w:pPr>
-      <w:r>
-        <w:rPr>
-          <w:rFonts w:ascii="宋体" w:hAnsi="宋体" w:eastAsia="宋体"/>
-          <w:b w:val="0"/>
-          <w:sz w:val="21"/>
-        </w:rPr>
-        <w:t>┌──────────────────────────────┐</w:t>
-      </w:r>
-    </w:p>
-    <w:p>
-      <w:pPr>
-        <w:spacing w:line="276" w:lineRule="auto"/>
-        <w:ind w:firstLine="0"/>
-      </w:pPr>
-      <w:r>
-        <w:rPr>
-          <w:rFonts w:ascii="宋体" w:hAnsi="宋体" w:eastAsia="宋体"/>
-          <w:b w:val="0"/>
-          <w:sz w:val="21"/>
-        </w:rPr>
-        <w:t>│ 查询[Tstart,Tend]时同法定定位 │</w:t>
-      </w:r>
-    </w:p>
-    <w:p>
-      <w:pPr>
-        <w:spacing w:line="276" w:lineRule="auto"/>
-        <w:ind w:firstLine="0"/>
-      </w:pPr>
-      <w:r>
-        <w:rPr>
-          <w:rFonts w:ascii="宋体" w:hAnsi="宋体" w:eastAsia="宋体"/>
-          <w:b w:val="0"/>
-          <w:sz w:val="21"/>
-        </w:rPr>
-        <w:t>│ 顺序读取并校验时间戳与掩码     │</w:t>
-      </w:r>
-    </w:p>
-    <w:p>
-      <w:pPr>
-        <w:spacing w:line="276" w:lineRule="auto"/>
-        <w:ind w:firstLine="0"/>
-      </w:pPr>
-      <w:r>
-        <w:rPr>
-          <w:rFonts w:ascii="宋体" w:hAnsi="宋体" w:eastAsia="宋体"/>
-          <w:b w:val="0"/>
-          <w:sz w:val="21"/>
-        </w:rPr>
-        <w:t>└──────────────────────────────┘</w:t>
-      </w:r>
-    </w:p>
-    <w:p>
-      <w:pPr>
-        <w:spacing w:line="360" w:lineRule="auto"/>
-        <w:ind w:firstLine="420"/>
-      </w:pPr>
-      <w:r>
-        <w:rPr>
-          <w:rFonts w:ascii="宋体" w:hAnsi="宋体" w:eastAsia="宋体"/>
-          <w:b w:val="0"/>
-          <w:sz w:val="24"/>
-        </w:rPr>
-        <w:t>附图2：定长历史遥测记录格式示意图</w:t>
-      </w:r>
-    </w:p>
-    <w:p>
-      <w:pPr>
-        <w:spacing w:line="276" w:lineRule="auto"/>
-        <w:ind w:firstLine="0"/>
-      </w:pPr>
-      <w:r>
-        <w:rPr>
-          <w:rFonts w:ascii="宋体" w:hAnsi="宋体" w:eastAsia="宋体"/>
-          <w:b w:val="0"/>
-          <w:sz w:val="21"/>
-        </w:rPr>
-        <w:t>字节偏移:  0        4              4+DataLen         Len-1</w:t>
-      </w:r>
-    </w:p>
-    <w:p>
-      <w:pPr>
-        <w:spacing w:line="276" w:lineRule="auto"/>
-        <w:ind w:firstLine="0"/>
-      </w:pPr>
-      <w:r>
-        <w:rPr>
-          <w:rFonts w:ascii="宋体" w:hAnsi="宋体" w:eastAsia="宋体"/>
-          <w:b w:val="0"/>
-          <w:sz w:val="21"/>
-        </w:rPr>
-        <w:t xml:space="preserve">           ├────────┼────────────────┼──────────────────┤</w:t>
-      </w:r>
-    </w:p>
-    <w:p>
-      <w:pPr>
-        <w:spacing w:line="276" w:lineRule="auto"/>
-        <w:ind w:firstLine="0"/>
-      </w:pPr>
-      <w:r>
-        <w:rPr>
-          <w:rFonts w:ascii="宋体" w:hAnsi="宋体" w:eastAsia="宋体"/>
-          <w:b w:val="0"/>
-          <w:sz w:val="21"/>
-        </w:rPr>
-        <w:t>字段:      │ 时间戳 │  遥测项数据区   │   遥测项掩码      │</w:t>
-      </w:r>
-    </w:p>
-    <w:p>
-      <w:pPr>
-        <w:spacing w:line="276" w:lineRule="auto"/>
-        <w:ind w:firstLine="0"/>
-      </w:pPr>
-      <w:r>
-        <w:rPr>
-          <w:rFonts w:ascii="宋体" w:hAnsi="宋体" w:eastAsia="宋体"/>
-          <w:b w:val="0"/>
-          <w:sz w:val="21"/>
-        </w:rPr>
-        <w:t>长度:      │  4字节 │   DataLen字节  │   ItemNum字节     │</w:t>
-      </w:r>
-    </w:p>
-    <w:p>
-      <w:pPr>
-        <w:spacing w:line="276" w:lineRule="auto"/>
-        <w:ind w:firstLine="0"/>
-      </w:pPr>
-      <w:r>
-        <w:rPr>
-          <w:rFonts w:ascii="宋体" w:hAnsi="宋体" w:eastAsia="宋体"/>
-          <w:b w:val="0"/>
-          <w:sz w:val="21"/>
-        </w:rPr>
-        <w:t>含义:      │北斗星时│ 各遥测项定长数据│每字节对应一遥测项 │</w:t>
-      </w:r>
-    </w:p>
-    <w:p>
-      <w:pPr>
-        <w:spacing w:line="276" w:lineRule="auto"/>
-        <w:ind w:firstLine="0"/>
-      </w:pPr>
-      <w:r>
-        <w:rPr>
-          <w:rFonts w:ascii="宋体" w:hAnsi="宋体" w:eastAsia="宋体"/>
-          <w:b w:val="0"/>
-          <w:sz w:val="21"/>
-        </w:rPr>
-        <w:t xml:space="preserve">           │ 秒数   │                │有效/无效标志      │</w:t>
-      </w:r>
-    </w:p>
-    <w:p>
-      <w:pPr>
-        <w:spacing w:line="360" w:lineRule="auto"/>
-        <w:ind w:firstLine="420"/>
-      </w:pPr>
-      <w:r>
-        <w:rPr>
-          <w:rFonts w:ascii="宋体" w:hAnsi="宋体" w:eastAsia="宋体"/>
-          <w:b w:val="0"/>
-          <w:sz w:val="24"/>
-        </w:rPr>
-        <w:t>附图标记：时间戳；遥测项数据区；遥测项掩码；DataLen；ItemNum；Len。</w:t>
-      </w:r>
-    </w:p>
-    <w:p>
-      <w:pPr>
-        <w:spacing w:line="360" w:lineRule="auto"/>
-        <w:ind w:firstLine="0"/>
-      </w:pPr>
-      <w:r>
-        <w:rPr>
-          <w:rFonts w:ascii="宋体" w:hAnsi="宋体" w:eastAsia="宋体"/>
-          <w:b w:val="0"/>
-          <w:sz w:val="24"/>
-        </w:rPr>
-      </w:r>
-    </w:p>
-    <w:p>
-      <w:pPr>
-        <w:spacing w:line="360" w:lineRule="auto"/>
-        <w:ind w:firstLine="420"/>
-      </w:pPr>
-      <w:r>
-        <w:rPr>
-          <w:rFonts w:ascii="宋体" w:hAnsi="宋体" w:eastAsia="宋体"/>
-          <w:b w:val="0"/>
-          <w:sz w:val="24"/>
-        </w:rPr>
-        <w:t>附图3：32位定位位域划分示意图</w:t>
-      </w:r>
-    </w:p>
-    <w:p>
-      <w:pPr>
-        <w:spacing w:line="276" w:lineRule="auto"/>
-        <w:ind w:firstLine="0"/>
-      </w:pPr>
-      <w:r>
-        <w:rPr>
-          <w:rFonts w:ascii="宋体" w:hAnsi="宋体" w:eastAsia="宋体"/>
-          <w:b w:val="0"/>
-          <w:sz w:val="21"/>
-        </w:rPr>
-        <w:t>比特: 31          26 25          18 17                2 1    0</w:t>
-      </w:r>
-    </w:p>
-    <w:p>
-      <w:pPr>
-        <w:spacing w:line="276" w:lineRule="auto"/>
-        <w:ind w:firstLine="0"/>
-      </w:pPr>
-      <w:r>
-        <w:rPr>
-          <w:rFonts w:ascii="宋体" w:hAnsi="宋体" w:eastAsia="宋体"/>
-          <w:b w:val="0"/>
-          <w:sz w:val="21"/>
-        </w:rPr>
-        <w:t xml:space="preserve">      ├─────────────┼──────────────┼───────────────────┼──────┤</w:t>
-      </w:r>
-    </w:p>
-    <w:p>
-      <w:pPr>
-        <w:spacing w:line="276" w:lineRule="auto"/>
-        <w:ind w:firstLine="0"/>
-      </w:pPr>
-      <w:r>
-        <w:rPr>
-          <w:rFonts w:ascii="宋体" w:hAnsi="宋体" w:eastAsia="宋体"/>
-          <w:b w:val="0"/>
-          <w:sz w:val="21"/>
-        </w:rPr>
-        <w:t xml:space="preserve">      │ 循环代次6bit│ 文件号8bit   │ 记录偏移16bit      │周期2b│</w:t>
-      </w:r>
-    </w:p>
-    <w:p>
-      <w:pPr>
-        <w:spacing w:line="276" w:lineRule="auto"/>
-        <w:ind w:firstLine="0"/>
-      </w:pPr>
-      <w:r>
-        <w:rPr>
-          <w:rFonts w:ascii="宋体" w:hAnsi="宋体" w:eastAsia="宋体"/>
-          <w:b w:val="0"/>
-          <w:sz w:val="21"/>
-        </w:rPr>
-        <w:t xml:space="preserve">      └─────────────┴──────────────┴───────────────────┴──────┘</w:t>
-      </w:r>
-    </w:p>
-    <w:p>
-      <w:pPr>
-        <w:spacing w:line="276" w:lineRule="auto"/>
-        <w:ind w:firstLine="0"/>
-      </w:pPr>
-      <w:r>
-        <w:rPr>
-          <w:rFonts w:ascii="宋体" w:hAnsi="宋体" w:eastAsia="宋体"/>
-          <w:b w:val="0"/>
-          <w:sz w:val="21"/>
-        </w:rPr>
-        <w:t xml:space="preserve">         G∈[0,63]      F∈[0,255]       R∈[0,65535]        编码P</w:t>
-      </w:r>
-    </w:p>
-    <w:p>
-      <w:pPr>
-        <w:spacing w:line="360" w:lineRule="auto"/>
-        <w:ind w:firstLine="420"/>
-      </w:pPr>
-      <w:r>
-        <w:rPr>
-          <w:rFonts w:ascii="宋体" w:hAnsi="宋体" w:eastAsia="宋体"/>
-          <w:b w:val="0"/>
-          <w:sz w:val="24"/>
-        </w:rPr>
-        <w:t>附图标记：循环代次位域；文件号位域；记录偏移位域；采集周期位域。</w:t>
-      </w:r>
-    </w:p>
-    <w:p>
-      <w:pPr>
-        <w:spacing w:line="360" w:lineRule="auto"/>
-        <w:ind w:firstLine="0"/>
-      </w:pPr>
-      <w:r>
-        <w:rPr>
-          <w:rFonts w:ascii="宋体" w:hAnsi="宋体" w:eastAsia="宋体"/>
-          <w:b w:val="0"/>
-          <w:sz w:val="24"/>
-        </w:rPr>
-      </w:r>
-    </w:p>
-    <w:p>
-      <w:pPr>
-        <w:spacing w:line="360" w:lineRule="auto"/>
-        <w:ind w:firstLine="420"/>
-      </w:pPr>
-      <w:r>
-        <w:rPr>
-          <w:rFonts w:ascii="宋体" w:hAnsi="宋体" w:eastAsia="宋体"/>
-          <w:b w:val="0"/>
-          <w:sz w:val="24"/>
-        </w:rPr>
-        <w:t>附图4：循环覆盖存储空间示意图</w:t>
-      </w:r>
-    </w:p>
-    <w:p>
-      <w:pPr>
-        <w:spacing w:line="276" w:lineRule="auto"/>
-        <w:ind w:firstLine="0"/>
-      </w:pPr>
-      <w:r>
-        <w:rPr>
-          <w:rFonts w:ascii="宋体" w:hAnsi="宋体" w:eastAsia="宋体"/>
-          <w:b w:val="0"/>
-          <w:sz w:val="21"/>
-        </w:rPr>
-        <w:t>文件0: [R0][R1]...[R65535]</w:t>
-      </w:r>
-    </w:p>
-    <w:p>
-      <w:pPr>
-        <w:spacing w:line="276" w:lineRule="auto"/>
-        <w:ind w:firstLine="0"/>
-      </w:pPr>
-      <w:r>
-        <w:rPr>
-          <w:rFonts w:ascii="宋体" w:hAnsi="宋体" w:eastAsia="宋体"/>
-          <w:b w:val="0"/>
-          <w:sz w:val="21"/>
-        </w:rPr>
-        <w:t>文件1: [R0][R1]...[R65535]</w:t>
-      </w:r>
-    </w:p>
-    <w:p>
-      <w:pPr>
-        <w:spacing w:line="276" w:lineRule="auto"/>
-        <w:ind w:firstLine="0"/>
-      </w:pPr>
-      <w:r>
-        <w:rPr>
-          <w:rFonts w:ascii="宋体" w:hAnsi="宋体" w:eastAsia="宋体"/>
-          <w:b w:val="0"/>
-          <w:sz w:val="21"/>
-        </w:rPr>
-        <w:t xml:space="preserve"> ...</w:t>
-      </w:r>
-    </w:p>
-    <w:p>
-      <w:pPr>
-        <w:spacing w:line="276" w:lineRule="auto"/>
-        <w:ind w:firstLine="0"/>
-      </w:pPr>
-      <w:r>
-        <w:rPr>
-          <w:rFonts w:ascii="宋体" w:hAnsi="宋体" w:eastAsia="宋体"/>
-          <w:b w:val="0"/>
-          <w:sz w:val="21"/>
-        </w:rPr>
-        <w:t>文件255:[R0][R1]...[R65535]</w:t>
-      </w:r>
-    </w:p>
-    <w:p>
-      <w:pPr>
-        <w:spacing w:line="276" w:lineRule="auto"/>
-        <w:ind w:firstLine="0"/>
-      </w:pPr>
-      <w:r>
-        <w:rPr>
-          <w:rFonts w:ascii="宋体" w:hAnsi="宋体" w:eastAsia="宋体"/>
-          <w:b w:val="0"/>
-          <w:sz w:val="21"/>
-        </w:rPr>
-      </w:r>
-    </w:p>
-    <w:p>
-      <w:pPr>
-        <w:spacing w:line="276" w:lineRule="auto"/>
-        <w:ind w:firstLine="0"/>
-      </w:pPr>
-      <w:r>
-        <w:rPr>
-          <w:rFonts w:ascii="宋体" w:hAnsi="宋体" w:eastAsia="宋体"/>
-          <w:b w:val="0"/>
-          <w:sz w:val="21"/>
-        </w:rPr>
-        <w:t>逻辑序号S沿时间递增；S对N=16777216取模后映射回(F,R)；</w:t>
-      </w:r>
-    </w:p>
-    <w:p>
-      <w:pPr>
-        <w:spacing w:line="276" w:lineRule="auto"/>
-        <w:ind w:firstLine="0"/>
-      </w:pPr>
-      <w:r>
-        <w:rPr>
-          <w:rFonts w:ascii="宋体" w:hAnsi="宋体" w:eastAsia="宋体"/>
-          <w:b w:val="0"/>
-          <w:sz w:val="21"/>
-        </w:rPr>
-        <w:t>新记录覆盖相同(F,R)处的旧记录。</w:t>
-      </w:r>
-    </w:p>
-    <w:p>
-      <w:pPr>
-        <w:spacing w:line="360" w:lineRule="auto"/>
-        <w:ind w:firstLine="420"/>
-      </w:pPr>
-      <w:r>
-        <w:rPr>
-          <w:rFonts w:ascii="宋体" w:hAnsi="宋体" w:eastAsia="宋体"/>
-          <w:b w:val="0"/>
-          <w:sz w:val="24"/>
-        </w:rPr>
-        <w:t>附图5：按时间段检索定位示意图</w:t>
-      </w:r>
-    </w:p>
-    <w:p>
-      <w:pPr>
-        <w:spacing w:line="276" w:lineRule="auto"/>
-        <w:ind w:firstLine="0"/>
-      </w:pPr>
-      <w:r>
-        <w:rPr>
-          <w:rFonts w:ascii="宋体" w:hAnsi="宋体" w:eastAsia="宋体"/>
-          <w:b w:val="0"/>
-          <w:sz w:val="21"/>
-        </w:rPr>
-        <w:t>Tstart ──► 计算(Fstart,Rstart)</w:t>
-      </w:r>
-    </w:p>
-    <w:p>
-      <w:pPr>
-        <w:spacing w:line="276" w:lineRule="auto"/>
-        <w:ind w:firstLine="0"/>
-      </w:pPr>
-      <w:r>
-        <w:rPr>
-          <w:rFonts w:ascii="宋体" w:hAnsi="宋体" w:eastAsia="宋体"/>
-          <w:b w:val="0"/>
-          <w:sz w:val="21"/>
-        </w:rPr>
-        <w:t>Tend   ──► 计算(Fend,Rend)</w:t>
-      </w:r>
-    </w:p>
-    <w:p>
-      <w:pPr>
-        <w:spacing w:line="276" w:lineRule="auto"/>
-        <w:ind w:firstLine="0"/>
-      </w:pPr>
-      <w:r>
-        <w:rPr>
-          <w:rFonts w:ascii="宋体" w:hAnsi="宋体" w:eastAsia="宋体"/>
-          <w:b w:val="0"/>
-          <w:sz w:val="21"/>
-        </w:rPr>
-        <w:t>从(Fstart,Rstart)沿逻辑序号递增读至(Fend,Rend)</w:t>
+          <w:sz w:val="24"/>
+        </w:rPr>
       </w:r>
     </w:p>
     <w:p>
@@ -4054,7 +4104,7 @@
           <w:b w:val="0"/>
           <w:sz w:val="24"/>
         </w:rPr>
-        <w:t>本实施方式以低轨卫星星务平台为应用对象。星务计算机配置非易失性存储器，运行星务软件历史遥测管理模块。设定参数如下：</w:t>
+        <w:t>本实施方式以低轨卫星星务平台为应用对象。设定：</w:t>
       </w:r>
     </w:p>
     <w:p>
@@ -4081,7 +4131,7 @@
           <w:b w:val="0"/>
           <w:sz w:val="24"/>
         </w:rPr>
-        <w:t>- 历史遥测文件个数 n＝256，文件名依次为0、1、…、255；</w:t>
+        <w:t>- n＝256，文件名0…255；m＝65536；P＝4秒；</w:t>
       </w:r>
     </w:p>
     <w:p>
@@ -4095,7 +4145,7 @@
           <w:b w:val="0"/>
           <w:sz w:val="24"/>
         </w:rPr>
-        <w:t>- 每个历史遥测文件记录条数 m＝65536；</w:t>
+        <w:t>- ItemNum＝128；DataLen＝256；Len＝388；</w:t>
       </w:r>
     </w:p>
     <w:p>
@@ -4109,7 +4159,7 @@
           <w:b w:val="0"/>
           <w:sz w:val="24"/>
         </w:rPr>
-        <w:t>- 采集周期 P＝4秒；</w:t>
+        <w:t>- N＝16,777,216；Tspan＝67,108,864秒（776天）；</w:t>
       </w:r>
     </w:p>
     <w:p>
@@ -4123,7 +4173,7 @@
           <w:b w:val="0"/>
           <w:sz w:val="24"/>
         </w:rPr>
-        <w:t>- 遥测项个数 ItemNum＝128；</w:t>
+        <w:t>- 位域｜6bit｜8bit｜16bit｜2bit｜，采集周期编码取表示P＝4秒的预定值；</w:t>
       </w:r>
     </w:p>
     <w:p>
@@ -4137,7 +4187,20 @@
           <w:b w:val="0"/>
           <w:sz w:val="24"/>
         </w:rPr>
-        <w:t>- 遥测项数据区长度 DataLen＝256字节；</w:t>
+        <w:t>- 星务软件中不分配写指针元数据存储区。</w:t>
+      </w:r>
+    </w:p>
+    <w:p>
+      <w:pPr>
+        <w:spacing w:line="360" w:lineRule="auto"/>
+        <w:ind w:firstLine="0"/>
+      </w:pPr>
+      <w:r>
+        <w:rPr>
+          <w:rFonts w:ascii="宋体" w:hAnsi="宋体" w:eastAsia="宋体"/>
+          <w:b w:val="0"/>
+          <w:sz w:val="24"/>
+        </w:rPr>
       </w:r>
     </w:p>
     <w:p>
@@ -4151,7 +4214,20 @@
           <w:b w:val="0"/>
           <w:sz w:val="24"/>
         </w:rPr>
-        <w:t>- 单条记录长度 Len＝4＋256＋128＝388字节；</w:t>
+        <w:t>实施步骤一：历史遥测文件初始化</w:t>
+      </w:r>
+    </w:p>
+    <w:p>
+      <w:pPr>
+        <w:spacing w:line="360" w:lineRule="auto"/>
+        <w:ind w:firstLine="0"/>
+      </w:pPr>
+      <w:r>
+        <w:rPr>
+          <w:rFonts w:ascii="宋体" w:hAnsi="宋体" w:eastAsia="宋体"/>
+          <w:b w:val="0"/>
+          <w:sz w:val="24"/>
+        </w:rPr>
       </w:r>
     </w:p>
     <w:p>
@@ -4165,7 +4241,20 @@
           <w:b w:val="0"/>
           <w:sz w:val="24"/>
         </w:rPr>
-        <w:t>- 单个历史遥测文件容量＝65536×388字节；</w:t>
+        <w:t>创建256个历史遥测文件，各预分配65536×388字节，初始化为全零。初始化完成后不写入任何写指针。</w:t>
+      </w:r>
+    </w:p>
+    <w:p>
+      <w:pPr>
+        <w:spacing w:line="360" w:lineRule="auto"/>
+        <w:ind w:firstLine="0"/>
+      </w:pPr>
+      <w:r>
+        <w:rPr>
+          <w:rFonts w:ascii="宋体" w:hAnsi="宋体" w:eastAsia="宋体"/>
+          <w:b w:val="0"/>
+          <w:sz w:val="24"/>
+        </w:rPr>
       </w:r>
     </w:p>
     <w:p>
@@ -4179,7 +4268,20 @@
           <w:b w:val="0"/>
           <w:sz w:val="24"/>
         </w:rPr>
-        <w:t>- 总记录数 N＝16,777,216；</w:t>
+        <w:t>实施步骤二：绝对槽位写入</w:t>
+      </w:r>
+    </w:p>
+    <w:p>
+      <w:pPr>
+        <w:spacing w:line="360" w:lineRule="auto"/>
+        <w:ind w:firstLine="0"/>
+      </w:pPr>
+      <w:r>
+        <w:rPr>
+          <w:rFonts w:ascii="宋体" w:hAnsi="宋体" w:eastAsia="宋体"/>
+          <w:b w:val="0"/>
+          <w:sz w:val="24"/>
+        </w:rPr>
       </w:r>
     </w:p>
     <w:p>
@@ -4193,7 +4295,7 @@
           <w:b w:val="0"/>
           <w:sz w:val="24"/>
         </w:rPr>
-        <w:t>- 保存时长 Tspan＝16,777,216×4＝67,108,864秒（776天）。</w:t>
+        <w:t>每4秒执行：</w:t>
       </w:r>
     </w:p>
     <w:p>
@@ -4220,7 +4322,7 @@
           <w:b w:val="0"/>
           <w:sz w:val="24"/>
         </w:rPr>
-        <w:t>定位位域采用|循环代次6比特|文件号8比特|记录偏移16比特|采集周期2比特|，采集周期编码取表示P＝4秒的预定值。</w:t>
+        <w:t>（1）读取北斗星时秒数T；</w:t>
       </w:r>
     </w:p>
     <w:p>
@@ -4247,7 +4349,7 @@
           <w:b w:val="0"/>
           <w:sz w:val="24"/>
         </w:rPr>
-        <w:t>实施步骤一：历史遥测文件初始化</w:t>
+        <w:t>（2）S＝T div 4，R＝S mod 65536，F＝(S div 65536) mod 256；</w:t>
       </w:r>
     </w:p>
     <w:p>
@@ -4274,7 +4376,7 @@
           <w:b w:val="0"/>
           <w:sz w:val="24"/>
         </w:rPr>
-        <w:t>星务软件在首次部署或存储格式重建时，在非易失性存储器中创建256个历史遥测文件，文件号为0至255。每个文件预分配65536×388字节空间，文件内容初始化为全零或预定空记录填充值。初始化完成后，无需写入写指针元数据。</w:t>
+        <w:t>（3）组装388字节记录（时间戳＝T，数据区＝本周期采样，掩码＝各遥测项有效标志）；</w:t>
       </w:r>
     </w:p>
     <w:p>
@@ -4301,7 +4403,7 @@
           <w:b w:val="0"/>
           <w:sz w:val="24"/>
         </w:rPr>
-        <w:t>实施步骤二：周期写入</w:t>
+        <w:t>（4）写入文件F偏移R×388并刷写。</w:t>
       </w:r>
     </w:p>
     <w:p>
@@ -4328,7 +4430,7 @@
           <w:b w:val="0"/>
           <w:sz w:val="24"/>
         </w:rPr>
-        <w:t>星务软件以4秒为周期触发历史遥测采集任务，执行：</w:t>
+        <w:t>实施步骤三：按时间段检索与一致性校验</w:t>
       </w:r>
     </w:p>
     <w:p>
@@ -4355,7 +4457,7 @@
           <w:b w:val="0"/>
           <w:sz w:val="24"/>
         </w:rPr>
-        <w:t>（1）从时间管理模块读取当前北斗星时秒数T；</w:t>
+        <w:t>对[Tstart, Tend]计算Sstart、Send，依次读取；仅当记录时间戳等于Si×4时纳入结果，并按掩码输出有效遥测项。</w:t>
       </w:r>
     </w:p>
     <w:p>
@@ -4382,7 +4484,7 @@
           <w:b w:val="0"/>
           <w:sz w:val="24"/>
         </w:rPr>
-        <w:t>（2）计算 S＝T div 4，R＝S mod 65536，F＝(S div 65536) mod 256；</w:t>
+        <w:t>实施步骤四：崩溃复位对比验证（体现区别技术特征）</w:t>
       </w:r>
     </w:p>
     <w:p>
@@ -4409,7 +4511,7 @@
           <w:b w:val="0"/>
           <w:sz w:val="24"/>
         </w:rPr>
-        <w:t>（3）将本周期128个遥测项采样值按约定顺序写入256字节数据缓冲区；对未完成采集的遥测项，对应数据区字段填预定无效数据图案，遥测项掩码对应字节置无效标志；对完成采集的遥测项，遥测项掩码对应字节置有效标志；</w:t>
+        <w:t>工况A（对照，相对寻址）：维护当前写地址ADsd；在写入刷写前注入复位，清除易失性内存中的ADsd。恢复时须扫描文件或回读元数据重建ADsd，扫描耗时随已用容量增长。</w:t>
       </w:r>
     </w:p>
     <w:p>
@@ -4436,7 +4538,7 @@
           <w:b w:val="0"/>
           <w:sz w:val="24"/>
         </w:rPr>
-        <w:t>（4）构造388字节记录：字节0～3写入T的小端或大端约定表示；字节4～259写入遥测项数据区；字节260～387写入遥测项掩码；</w:t>
+        <w:t>工况B（本发明）：不维护ADsd；同样注入复位。恢复后读取Tcurr，直接计算(F,R)并继续写入。恢复路径固定为授时→计算→写入，不随已用容量增长。</w:t>
       </w:r>
     </w:p>
     <w:p>
@@ -4463,7 +4565,7 @@
           <w:b w:val="0"/>
           <w:sz w:val="24"/>
         </w:rPr>
-        <w:t>（5）打开文件名为F的历史遥测文件，文件指针定位至R×388，写入388字节，执行刷写。</w:t>
+        <w:t>验证指标：复位后首次成功写入的耗时、写入槽位与Tcurr的一致性、后续按时间段检索的完整率。工况B在获得有效北斗星时后即可恢复写入；工况A须完成写指针重建。</w:t>
       </w:r>
     </w:p>
     <w:p>
@@ -4490,7 +4592,7 @@
           <w:b w:val="0"/>
           <w:sz w:val="24"/>
         </w:rPr>
-        <w:t>随着T递增，(F,R)沿文件内记录依次推进；当R从65535回到0时，F递增；当F从255回到0时，进入下一循环代次，开始覆盖最早一批历史遥测记录。</w:t>
+        <w:t>实施步骤五：数值验证</w:t>
       </w:r>
     </w:p>
     <w:p>
@@ -4517,7 +4619,7 @@
           <w:b w:val="0"/>
           <w:sz w:val="24"/>
         </w:rPr>
-        <w:t>实施步骤三：按时间段检索</w:t>
+        <w:t>T＝1,000,000时：S＝250,000，R＝23424，F＝3，字节偏移＝23424×388。写入与以该时刻为查询点的检索定位一致。</w:t>
       </w:r>
     </w:p>
     <w:p>
@@ -4544,7 +4646,7 @@
           <w:b w:val="0"/>
           <w:sz w:val="24"/>
         </w:rPr>
-        <w:t>地面经遥控上注查询时间段[Tstart, Tend]，或星上自主分析模块发起同等查询。星务软件执行：</w:t>
+        <w:t>实施步骤六：装置实施方式</w:t>
       </w:r>
     </w:p>
     <w:p>
@@ -4571,427 +4673,7 @@
           <w:b w:val="0"/>
           <w:sz w:val="24"/>
         </w:rPr>
-        <w:t>（1）若 Tend−Tstart＋1秒所覆盖的记录数超过N，则将Tstart调整为与 Tend−Tspan对齐到采集周期边界后的时刻；</w:t>
-      </w:r>
-    </w:p>
-    <w:p>
-      <w:pPr>
-        <w:spacing w:line="360" w:lineRule="auto"/>
-        <w:ind w:firstLine="0"/>
-      </w:pPr>
-      <w:r>
-        <w:rPr>
-          <w:rFonts w:ascii="宋体" w:hAnsi="宋体" w:eastAsia="宋体"/>
-          <w:b w:val="0"/>
-          <w:sz w:val="24"/>
-        </w:rPr>
-      </w:r>
-    </w:p>
-    <w:p>
-      <w:pPr>
-        <w:spacing w:line="360" w:lineRule="auto"/>
-        <w:ind w:firstLine="420"/>
-      </w:pPr>
-      <w:r>
-        <w:rPr>
-          <w:rFonts w:ascii="宋体" w:hAnsi="宋体" w:eastAsia="宋体"/>
-          <w:b w:val="0"/>
-          <w:sz w:val="24"/>
-        </w:rPr>
-        <w:t>（2）计算 Sstart＝Tstart div 4，Send＝Tend div 4；</w:t>
-      </w:r>
-    </w:p>
-    <w:p>
-      <w:pPr>
-        <w:spacing w:line="360" w:lineRule="auto"/>
-        <w:ind w:firstLine="0"/>
-      </w:pPr>
-      <w:r>
-        <w:rPr>
-          <w:rFonts w:ascii="宋体" w:hAnsi="宋体" w:eastAsia="宋体"/>
-          <w:b w:val="0"/>
-          <w:sz w:val="24"/>
-        </w:rPr>
-      </w:r>
-    </w:p>
-    <w:p>
-      <w:pPr>
-        <w:spacing w:line="360" w:lineRule="auto"/>
-        <w:ind w:firstLine="420"/>
-      </w:pPr>
-      <w:r>
-        <w:rPr>
-          <w:rFonts w:ascii="宋体" w:hAnsi="宋体" w:eastAsia="宋体"/>
-          <w:b w:val="0"/>
-          <w:sz w:val="24"/>
-        </w:rPr>
-        <w:t>（3）对Si＝Sstart…Send：计算Fi、Ri，读取对应记录，检查时间戳是否等于Si×4；若相等，按遥测项掩码提取有效遥测项，加入结果；若不等，标记该时刻数据缺失；</w:t>
-      </w:r>
-    </w:p>
-    <w:p>
-      <w:pPr>
-        <w:spacing w:line="360" w:lineRule="auto"/>
-        <w:ind w:firstLine="0"/>
-      </w:pPr>
-      <w:r>
-        <w:rPr>
-          <w:rFonts w:ascii="宋体" w:hAnsi="宋体" w:eastAsia="宋体"/>
-          <w:b w:val="0"/>
-          <w:sz w:val="24"/>
-        </w:rPr>
-      </w:r>
-    </w:p>
-    <w:p>
-      <w:pPr>
-        <w:spacing w:line="360" w:lineRule="auto"/>
-        <w:ind w:firstLine="420"/>
-      </w:pPr>
-      <w:r>
-        <w:rPr>
-          <w:rFonts w:ascii="宋体" w:hAnsi="宋体" w:eastAsia="宋体"/>
-          <w:b w:val="0"/>
-          <w:sz w:val="24"/>
-        </w:rPr>
-        <w:t>（4）将结果集按遥控回放格式组包下传，或提交星上故障分析模块。</w:t>
-      </w:r>
-    </w:p>
-    <w:p>
-      <w:pPr>
-        <w:spacing w:line="360" w:lineRule="auto"/>
-        <w:ind w:firstLine="0"/>
-      </w:pPr>
-      <w:r>
-        <w:rPr>
-          <w:rFonts w:ascii="宋体" w:hAnsi="宋体" w:eastAsia="宋体"/>
-          <w:b w:val="0"/>
-          <w:sz w:val="24"/>
-        </w:rPr>
-      </w:r>
-    </w:p>
-    <w:p>
-      <w:pPr>
-        <w:spacing w:line="360" w:lineRule="auto"/>
-        <w:ind w:firstLine="420"/>
-      </w:pPr>
-      <w:r>
-        <w:rPr>
-          <w:rFonts w:ascii="宋体" w:hAnsi="宋体" w:eastAsia="宋体"/>
-          <w:b w:val="0"/>
-          <w:sz w:val="24"/>
-        </w:rPr>
-        <w:t>实施步骤四：崩溃复位后的再定位</w:t>
-      </w:r>
-    </w:p>
-    <w:p>
-      <w:pPr>
-        <w:spacing w:line="360" w:lineRule="auto"/>
-        <w:ind w:firstLine="0"/>
-      </w:pPr>
-      <w:r>
-        <w:rPr>
-          <w:rFonts w:ascii="宋体" w:hAnsi="宋体" w:eastAsia="宋体"/>
-          <w:b w:val="0"/>
-          <w:sz w:val="24"/>
-        </w:rPr>
-      </w:r>
-    </w:p>
-    <w:p>
-      <w:pPr>
-        <w:spacing w:line="360" w:lineRule="auto"/>
-        <w:ind w:firstLine="420"/>
-      </w:pPr>
-      <w:r>
-        <w:rPr>
-          <w:rFonts w:ascii="宋体" w:hAnsi="宋体" w:eastAsia="宋体"/>
-          <w:b w:val="0"/>
-          <w:sz w:val="24"/>
-        </w:rPr>
-        <w:t>模拟星务计算机在写入过程中复位。复位后时间管理模块重新输出北斗星时秒数Tcurr。历史遥测管理模块不读取任何写指针元数据，直接计算：</w:t>
-      </w:r>
-    </w:p>
-    <w:p>
-      <w:pPr>
-        <w:spacing w:line="360" w:lineRule="auto"/>
-        <w:ind w:firstLine="0"/>
-      </w:pPr>
-      <w:r>
-        <w:rPr>
-          <w:rFonts w:ascii="宋体" w:hAnsi="宋体" w:eastAsia="宋体"/>
-          <w:b w:val="0"/>
-          <w:sz w:val="24"/>
-        </w:rPr>
-      </w:r>
-    </w:p>
-    <w:p>
-      <w:pPr>
-        <w:spacing w:line="360" w:lineRule="auto"/>
-        <w:ind w:firstLine="420"/>
-      </w:pPr>
-      <w:r>
-        <w:rPr>
-          <w:rFonts w:ascii="宋体" w:hAnsi="宋体" w:eastAsia="宋体"/>
-          <w:b w:val="0"/>
-          <w:sz w:val="24"/>
-        </w:rPr>
-        <w:t>S＝Tcurr div 4，R＝S mod 65536，F＝(S div 65536) mod 256，</w:t>
-      </w:r>
-    </w:p>
-    <w:p>
-      <w:pPr>
-        <w:spacing w:line="360" w:lineRule="auto"/>
-        <w:ind w:firstLine="0"/>
-      </w:pPr>
-      <w:r>
-        <w:rPr>
-          <w:rFonts w:ascii="宋体" w:hAnsi="宋体" w:eastAsia="宋体"/>
-          <w:b w:val="0"/>
-          <w:sz w:val="24"/>
-        </w:rPr>
-      </w:r>
-    </w:p>
-    <w:p>
-      <w:pPr>
-        <w:spacing w:line="360" w:lineRule="auto"/>
-        <w:ind w:firstLine="420"/>
-      </w:pPr>
-      <w:r>
-        <w:rPr>
-          <w:rFonts w:ascii="宋体" w:hAnsi="宋体" w:eastAsia="宋体"/>
-          <w:b w:val="0"/>
-          <w:sz w:val="24"/>
-        </w:rPr>
-        <w:t>并从该位置继续写入。若复位发生在某次写操作刷写完成之前，则该位置可能保留旧代次数据；下一次该位置被再次寻址写入时完成覆盖。检索步骤中的时间戳一致性校验用于识别此类空洞。</w:t>
-      </w:r>
-    </w:p>
-    <w:p>
-      <w:pPr>
-        <w:spacing w:line="360" w:lineRule="auto"/>
-        <w:ind w:firstLine="0"/>
-      </w:pPr>
-      <w:r>
-        <w:rPr>
-          <w:rFonts w:ascii="宋体" w:hAnsi="宋体" w:eastAsia="宋体"/>
-          <w:b w:val="0"/>
-          <w:sz w:val="24"/>
-        </w:rPr>
-      </w:r>
-    </w:p>
-    <w:p>
-      <w:pPr>
-        <w:spacing w:line="360" w:lineRule="auto"/>
-        <w:ind w:firstLine="420"/>
-      </w:pPr>
-      <w:r>
-        <w:rPr>
-          <w:rFonts w:ascii="宋体" w:hAnsi="宋体" w:eastAsia="宋体"/>
-          <w:b w:val="0"/>
-          <w:sz w:val="24"/>
-        </w:rPr>
-        <w:t>实施步骤五：数值验证示例</w:t>
-      </w:r>
-    </w:p>
-    <w:p>
-      <w:pPr>
-        <w:spacing w:line="360" w:lineRule="auto"/>
-        <w:ind w:firstLine="0"/>
-      </w:pPr>
-      <w:r>
-        <w:rPr>
-          <w:rFonts w:ascii="宋体" w:hAnsi="宋体" w:eastAsia="宋体"/>
-          <w:b w:val="0"/>
-          <w:sz w:val="24"/>
-        </w:rPr>
-      </w:r>
-    </w:p>
-    <w:p>
-      <w:pPr>
-        <w:spacing w:line="360" w:lineRule="auto"/>
-        <w:ind w:firstLine="420"/>
-      </w:pPr>
-      <w:r>
-        <w:rPr>
-          <w:rFonts w:ascii="宋体" w:hAnsi="宋体" w:eastAsia="宋体"/>
-          <w:b w:val="0"/>
-          <w:sz w:val="24"/>
-        </w:rPr>
-        <w:t>设某一北斗星时秒数 T＝1,000,000。则：</w:t>
-      </w:r>
-    </w:p>
-    <w:p>
-      <w:pPr>
-        <w:spacing w:line="360" w:lineRule="auto"/>
-        <w:ind w:firstLine="0"/>
-      </w:pPr>
-      <w:r>
-        <w:rPr>
-          <w:rFonts w:ascii="宋体" w:hAnsi="宋体" w:eastAsia="宋体"/>
-          <w:b w:val="0"/>
-          <w:sz w:val="24"/>
-        </w:rPr>
-      </w:r>
-    </w:p>
-    <w:p>
-      <w:pPr>
-        <w:spacing w:line="360" w:lineRule="auto"/>
-        <w:ind w:firstLine="420"/>
-      </w:pPr>
-      <w:r>
-        <w:rPr>
-          <w:rFonts w:ascii="宋体" w:hAnsi="宋体" w:eastAsia="宋体"/>
-          <w:b w:val="0"/>
-          <w:sz w:val="24"/>
-        </w:rPr>
-        <w:t>- S＝1,000,000 div 4＝250,000；</w:t>
-      </w:r>
-    </w:p>
-    <w:p>
-      <w:pPr>
-        <w:spacing w:line="360" w:lineRule="auto"/>
-        <w:ind w:firstLine="420"/>
-      </w:pPr>
-      <w:r>
-        <w:rPr>
-          <w:rFonts w:ascii="宋体" w:hAnsi="宋体" w:eastAsia="宋体"/>
-          <w:b w:val="0"/>
-          <w:sz w:val="24"/>
-        </w:rPr>
-        <w:t>- R＝250,000 mod 65536＝23424；</w:t>
-      </w:r>
-    </w:p>
-    <w:p>
-      <w:pPr>
-        <w:spacing w:line="360" w:lineRule="auto"/>
-        <w:ind w:firstLine="420"/>
-      </w:pPr>
-      <w:r>
-        <w:rPr>
-          <w:rFonts w:ascii="宋体" w:hAnsi="宋体" w:eastAsia="宋体"/>
-          <w:b w:val="0"/>
-          <w:sz w:val="24"/>
-        </w:rPr>
-        <w:t>- F＝(250,000 div 65536) mod 256＝3；</w:t>
-      </w:r>
-    </w:p>
-    <w:p>
-      <w:pPr>
-        <w:spacing w:line="360" w:lineRule="auto"/>
-        <w:ind w:firstLine="420"/>
-      </w:pPr>
-      <w:r>
-        <w:rPr>
-          <w:rFonts w:ascii="宋体" w:hAnsi="宋体" w:eastAsia="宋体"/>
-          <w:b w:val="0"/>
-          <w:sz w:val="24"/>
-        </w:rPr>
-        <w:t>- 文件内字节偏移＝23424×388。</w:t>
-      </w:r>
-    </w:p>
-    <w:p>
-      <w:pPr>
-        <w:spacing w:line="360" w:lineRule="auto"/>
-        <w:ind w:firstLine="0"/>
-      </w:pPr>
-      <w:r>
-        <w:rPr>
-          <w:rFonts w:ascii="宋体" w:hAnsi="宋体" w:eastAsia="宋体"/>
-          <w:b w:val="0"/>
-          <w:sz w:val="24"/>
-        </w:rPr>
-      </w:r>
-    </w:p>
-    <w:p>
-      <w:pPr>
-        <w:spacing w:line="360" w:lineRule="auto"/>
-        <w:ind w:firstLine="420"/>
-      </w:pPr>
-      <w:r>
-        <w:rPr>
-          <w:rFonts w:ascii="宋体" w:hAnsi="宋体" w:eastAsia="宋体"/>
-          <w:b w:val="0"/>
-          <w:sz w:val="24"/>
-        </w:rPr>
-        <w:t>写入与以T＝1,000,000为查询点的检索均定位至文件号3、记录偏移23424，结果一致。</w:t>
-      </w:r>
-    </w:p>
-    <w:p>
-      <w:pPr>
-        <w:spacing w:line="360" w:lineRule="auto"/>
-        <w:ind w:firstLine="0"/>
-      </w:pPr>
-      <w:r>
-        <w:rPr>
-          <w:rFonts w:ascii="宋体" w:hAnsi="宋体" w:eastAsia="宋体"/>
-          <w:b w:val="0"/>
-          <w:sz w:val="24"/>
-        </w:rPr>
-      </w:r>
-    </w:p>
-    <w:p>
-      <w:pPr>
-        <w:spacing w:line="360" w:lineRule="auto"/>
-        <w:ind w:firstLine="420"/>
-      </w:pPr>
-      <w:r>
-        <w:rPr>
-          <w:rFonts w:ascii="宋体" w:hAnsi="宋体" w:eastAsia="宋体"/>
-          <w:b w:val="0"/>
-          <w:sz w:val="24"/>
-        </w:rPr>
-        <w:t>实施步骤六：装置实施方式</w:t>
-      </w:r>
-    </w:p>
-    <w:p>
-      <w:pPr>
-        <w:spacing w:line="360" w:lineRule="auto"/>
-        <w:ind w:firstLine="0"/>
-      </w:pPr>
-      <w:r>
-        <w:rPr>
-          <w:rFonts w:ascii="宋体" w:hAnsi="宋体" w:eastAsia="宋体"/>
-          <w:b w:val="0"/>
-          <w:sz w:val="24"/>
-        </w:rPr>
-      </w:r>
-    </w:p>
-    <w:p>
-      <w:pPr>
-        <w:spacing w:line="360" w:lineRule="auto"/>
-        <w:ind w:firstLine="420"/>
-      </w:pPr>
-      <w:r>
-        <w:rPr>
-          <w:rFonts w:ascii="宋体" w:hAnsi="宋体" w:eastAsia="宋体"/>
-          <w:b w:val="0"/>
-          <w:sz w:val="24"/>
-        </w:rPr>
-        <w:t>一种星上历史遥测存储检索装置，包括：处理器、北斗授时接口、非易失性存储器。非易失性存储器中存储n个历史遥测文件；处理器执行上述写入步骤与检索步骤。该装置作为低轨卫星星务平台的组成部分运行。</w:t>
-      </w:r>
-    </w:p>
-    <w:p>
-      <w:pPr>
-        <w:spacing w:line="360" w:lineRule="auto"/>
-        <w:ind w:firstLine="0"/>
-      </w:pPr>
-      <w:r>
-        <w:rPr>
-          <w:rFonts w:ascii="宋体" w:hAnsi="宋体" w:eastAsia="宋体"/>
-          <w:b w:val="0"/>
-          <w:sz w:val="24"/>
-        </w:rPr>
-      </w:r>
-    </w:p>
-    <w:p>
-      <w:pPr>
-        <w:spacing w:line="360" w:lineRule="auto"/>
-        <w:ind w:firstLine="420"/>
-      </w:pPr>
-      <w:r>
-        <w:rPr>
-          <w:rFonts w:ascii="宋体" w:hAnsi="宋体" w:eastAsia="宋体"/>
-          <w:b w:val="0"/>
-          <w:sz w:val="24"/>
-        </w:rPr>
-        <w:t>本领域技术人员在不脱离本发明由北斗星时直接映射文件号与记录偏移这一核心技术构思的前提下，对位宽分配、文件命名、掩码位宽及双区冗余所作的变形，均属于本发明的保护范围。</w:t>
+        <w:t>一种星上历史遥测存储检索装置，包括处理器、北斗授时接口、非易失性存储器。非易失性存储器存储所述n个历史遥测文件，且不依赖独立写指针元数据区；处理器执行上述绝对槽位映射的写入与检索步骤。</w:t>
       </w:r>
     </w:p>
     <w:p>
@@ -5072,7 +4754,7 @@
           <w:b w:val="0"/>
           <w:sz w:val="24"/>
         </w:rPr>
-        <w:t>1）顺序编号定长文件集合组织方法：在星务平台创建n个文件名按0至n−1顺序编号、每个文件容纳m条定长历史遥测记录的文件集合，以简单文件阵列替代索引式存储组织。</w:t>
+        <w:t>1）北斗星时绝对槽位映射：以S＝T div P、F＝(S div m) mod n、R＝S mod m建立绝对时标到存储槽位的唯一映射，写入与检索均不引用当前写地址，区别于CN115664490B的相对寻址。</w:t>
       </w:r>
     </w:p>
     <w:p>
@@ -5099,7 +4781,7 @@
           <w:b w:val="0"/>
           <w:sz w:val="24"/>
         </w:rPr>
-        <w:t>2）三字段定长历史遥测记录格式：每条记录固定由4字节北斗星时秒数时间戳、定长遥测项数据区、与遥测项个数对应的定长遥测项掩码三部分构成，使字节偏移由记录序号直接换算。</w:t>
+        <w:t>2）崩溃复位免写指针恢复：复位后仅依据当前北斗星时重新计算存储槽位并继续写入，无需恢复当前写地址、当前文件号或当前偏移。</w:t>
       </w:r>
     </w:p>
     <w:p>
@@ -5126,7 +4808,7 @@
           <w:b w:val="0"/>
           <w:sz w:val="24"/>
         </w:rPr>
-        <w:t>3）北斗星时位域映射直接定位方法：将定位信息按|循环代次|文件号|记录偏移|采集周期|位域划分，由北斗星时秒数经采集周期整除后直接解算目标文件号与记录偏移，写入与检索均无需查找。</w:t>
+        <w:t>3）定长多文件循环存储组织：n个顺序编号文件、每文件m条定长记录，为绝对映射提供确定性几何结构，并以逻辑序号对N取模实现时标驱动的循环覆盖。</w:t>
       </w:r>
     </w:p>
     <w:p>
@@ -5153,7 +4835,7 @@
           <w:b w:val="0"/>
           <w:sz w:val="24"/>
         </w:rPr>
-        <w:t>4）时间驱动的循环覆盖机制：以逻辑序号对总容量取模自然产生覆盖，新记录循环覆盖旧记录，保存窗口由文件规模与采集周期唯一确定。</w:t>
+        <w:t>4）三字段定长记录＋时间戳一致性校验：时间戳｜遥测项数据区｜遥测项掩码；检索时校验时间戳以识别覆盖代次与空洞。</w:t>
       </w:r>
     </w:p>
     <w:p>
@@ -5180,34 +4862,7 @@
           <w:b w:val="0"/>
           <w:sz w:val="24"/>
         </w:rPr>
-        <w:t>5）崩溃复位免写指针恢复方法：复位后直接依据当前北斗星时定位当前存储位置，无需恢复当前文件号与当前偏移状态。</w:t>
-      </w:r>
-    </w:p>
-    <w:p>
-      <w:pPr>
-        <w:spacing w:line="360" w:lineRule="auto"/>
-        <w:ind w:firstLine="0"/>
-      </w:pPr>
-      <w:r>
-        <w:rPr>
-          <w:rFonts w:ascii="宋体" w:hAnsi="宋体" w:eastAsia="宋体"/>
-          <w:b w:val="0"/>
-          <w:sz w:val="24"/>
-        </w:rPr>
-      </w:r>
-    </w:p>
-    <w:p>
-      <w:pPr>
-        <w:spacing w:line="360" w:lineRule="auto"/>
-        <w:ind w:firstLine="420"/>
-      </w:pPr>
-      <w:r>
-        <w:rPr>
-          <w:rFonts w:ascii="宋体" w:hAnsi="宋体" w:eastAsia="宋体"/>
-          <w:b w:val="0"/>
-          <w:sz w:val="24"/>
-        </w:rPr>
-        <w:t>6）按时间段O(1)定位检索方法：由查询起止北斗星时直接计算起止存储位置，结合时间戳一致性校验与遥测项掩码过滤，完成快速准确检索。</w:t>
+        <w:t>5）遥测项级有效性掩码：与数据区分离的定长掩码，保证无效遥测项可判定。</w:t>
       </w:r>
     </w:p>
     <w:p>
@@ -5261,7 +4916,7 @@
           <w:b w:val="0"/>
           <w:sz w:val="24"/>
         </w:rPr>
-        <w:t>权利要求1. 一种快速存储检索历史遥测的方法，应用于低轨卫星星务平台，其特征在于，包括：</w:t>
+        <w:t>权利要求1. 一种基于北斗星时绝对定位的历史遥测快速存储检索方法，应用于低轨卫星星务平台，其特征在于，包括：</w:t>
       </w:r>
     </w:p>
     <w:p>
@@ -5288,7 +4943,7 @@
           <w:b w:val="0"/>
           <w:sz w:val="24"/>
         </w:rPr>
-        <w:t>在星务平台上创建n个历史遥测文件，文件名按0至n−1顺序编号，每个历史遥测文件容纳m条历史遥测记录，n与m为正整数；</w:t>
+        <w:t>在星务平台非易失性存储介质上创建n个历史遥测文件，文件名按0至n−1顺序编号，每个历史遥测文件容纳m条固定长度Len的历史遥测记录，n与m为正整数；循环存储空间总容量N＝n×m；</w:t>
       </w:r>
     </w:p>
     <w:p>
@@ -5315,7 +4970,7 @@
           <w:b w:val="0"/>
           <w:sz w:val="24"/>
         </w:rPr>
-        <w:t>每条历史遥测记录采用固定长度Len，由依次排列的时间戳、遥测项数据区与遥测项掩码构成；所述时间戳长度为4字节，存储北斗星时秒数；所述遥测项数据区长度为DataLen字节，按预定顺序存放各遥测项数据；所述遥测项掩码长度为ItemNum字节，ItemNum等于遥测项个数，掩码中每一字节与一个遥测项对应，标识该遥测项在本记录中是否有效；Len＝4＋DataLen＋ItemNum；</w:t>
+        <w:t>每条历史遥测记录由依次排列的时间戳、遥测项数据区与遥测项掩码构成；所述时间戳长度为4字节，存储北斗星时秒数；所述遥测项数据区长度为DataLen字节；所述遥测项掩码长度为ItemNum字节，ItemNum等于遥测项个数，掩码中每一字节与一个遥测项对应并标识该遥测项在本记录中是否有效；Len＝4＋DataLen＋ItemNum；</w:t>
       </w:r>
     </w:p>
     <w:p>
@@ -5342,7 +4997,7 @@
           <w:b w:val="0"/>
           <w:sz w:val="24"/>
         </w:rPr>
-        <w:t>依据北斗星时秒数T与采集周期P计算逻辑序号S＝T div P，再计算记录偏移R＝S mod m、文件号F＝(S div m) mod n，由此直接定位历史遥测记录的目标文件与记录偏移；</w:t>
+        <w:t>建立绝对槽位映射：对北斗星时秒数T与采集周期P，计算逻辑序号S＝T div P、记录偏移R＝S mod m、文件号F＝(S div m) mod n；所述绝对槽位映射的计算输入仅为T及配置参数n、m、P，不引用当前写地址、当前文件号或当前记录偏移；</w:t>
       </w:r>
     </w:p>
     <w:p>
@@ -5369,7 +5024,7 @@
           <w:b w:val="0"/>
           <w:sz w:val="24"/>
         </w:rPr>
-        <w:t>按采集周期将组装后的历史遥测记录写入文件号为F的历史遥测文件中偏移为R的位置；当逻辑序号跨越循环存储空间总容量N＝n×m后，新记录循环覆盖旧记录；</w:t>
+        <w:t>按采集周期执行写入：读取当前北斗星时秒数，经所述绝对槽位映射得到F与R，将组装后的历史遥测记录写入文件号为F的历史遥测文件中字节偏移为R×Len的位置；当S跨越N的整数倍时，新记录覆盖该槽位旧记录；</w:t>
       </w:r>
     </w:p>
     <w:p>
@@ -5396,7 +5051,7 @@
           <w:b w:val="0"/>
           <w:sz w:val="24"/>
         </w:rPr>
-        <w:t>按查询时间段的起止北斗星时秒数，采用与写入相同的定位计算规则直接确定起止文件号与记录偏移，读取并输出对应历史遥测记录。</w:t>
+        <w:t>按时间段检索时，对查询起止北斗星时秒数分别执行所述绝对槽位映射以确定起止槽位并读取记录；</w:t>
       </w:r>
     </w:p>
     <w:p>
@@ -5423,7 +5078,7 @@
           <w:b w:val="0"/>
           <w:sz w:val="24"/>
         </w:rPr>
-        <w:t>权利要求2. 根据权利要求1所述的方法，其特征在于，用于定位的32位信息划分为循环代次位域、文件号位域、记录偏移位域与采集周期位域；所述文件号位域位宽为8比特且n＝256，所述记录偏移位域位宽为16比特且m＝65536，所述采集周期位域位宽为2比特，所述循环代次位域位宽为6比特。</w:t>
+        <w:t>星务平台崩溃复位后，重新获取当前北斗星时秒数，经所述绝对槽位映射直接确定当前存储槽位并继续写入，不恢复写指针元数据。</w:t>
       </w:r>
     </w:p>
     <w:p>
@@ -5450,7 +5105,7 @@
           <w:b w:val="0"/>
           <w:sz w:val="24"/>
         </w:rPr>
-        <w:t>权利要求3. 根据权利要求2所述的方法，其特征在于，所述采集周期P＝4秒，循环存储空间总记录数N＝16,777,216，可保存时长为67,108,864秒。</w:t>
+        <w:t>权利要求2. 根据权利要求1所述的方法，其特征在于，按时间段检索还包括：对读取的历史遥测记录执行时间戳一致性校验，当记录内时间戳与由逻辑序号还原的北斗星时秒数一致时纳入结果集，否则标记该槽位数据缺失；并依据遥测项掩码输出有效遥测项数据。</w:t>
       </w:r>
     </w:p>
     <w:p>
@@ -5477,7 +5132,7 @@
           <w:b w:val="0"/>
           <w:sz w:val="24"/>
         </w:rPr>
-        <w:t>权利要求4. 根据权利要求1所述的方法，其特征在于，历史遥测写入包括：</w:t>
+        <w:t>权利要求3. 根据权利要求1所述的方法，其特征在于，用于表达所述绝对槽位映射的32位信息划分为循环代次位域、文件号位域、记录偏移位域与采集周期位域；所述文件号位域位宽为8比特且n＝256，所述记录偏移位域位宽为16比特且m＝65536，所述采集周期位域位宽为2比特，所述循环代次位域位宽为6比特。</w:t>
       </w:r>
     </w:p>
     <w:p>
@@ -5504,6 +5159,60 @@
           <w:b w:val="0"/>
           <w:sz w:val="24"/>
         </w:rPr>
+        <w:t>权利要求4. 根据权利要求3所述的方法，其特征在于，所述采集周期P＝4秒，N＝16,777,216，保存窗口为67,108,864秒。</w:t>
+      </w:r>
+    </w:p>
+    <w:p>
+      <w:pPr>
+        <w:spacing w:line="360" w:lineRule="auto"/>
+        <w:ind w:firstLine="0"/>
+      </w:pPr>
+      <w:r>
+        <w:rPr>
+          <w:rFonts w:ascii="宋体" w:hAnsi="宋体" w:eastAsia="宋体"/>
+          <w:b w:val="0"/>
+          <w:sz w:val="24"/>
+        </w:rPr>
+      </w:r>
+    </w:p>
+    <w:p>
+      <w:pPr>
+        <w:spacing w:line="360" w:lineRule="auto"/>
+        <w:ind w:firstLine="420"/>
+      </w:pPr>
+      <w:r>
+        <w:rPr>
+          <w:rFonts w:ascii="宋体" w:hAnsi="宋体" w:eastAsia="宋体"/>
+          <w:b w:val="0"/>
+          <w:sz w:val="24"/>
+        </w:rPr>
+        <w:t>权利要求5. 根据权利要求1所述的方法，其特征在于，历史遥测写入具体包括：</w:t>
+      </w:r>
+    </w:p>
+    <w:p>
+      <w:pPr>
+        <w:spacing w:line="360" w:lineRule="auto"/>
+        <w:ind w:firstLine="0"/>
+      </w:pPr>
+      <w:r>
+        <w:rPr>
+          <w:rFonts w:ascii="宋体" w:hAnsi="宋体" w:eastAsia="宋体"/>
+          <w:b w:val="0"/>
+          <w:sz w:val="24"/>
+        </w:rPr>
+      </w:r>
+    </w:p>
+    <w:p>
+      <w:pPr>
+        <w:spacing w:line="360" w:lineRule="auto"/>
+        <w:ind w:firstLine="420"/>
+      </w:pPr>
+      <w:r>
+        <w:rPr>
+          <w:rFonts w:ascii="宋体" w:hAnsi="宋体" w:eastAsia="宋体"/>
+          <w:b w:val="0"/>
+          <w:sz w:val="24"/>
+        </w:rPr>
         <w:t>读取当前北斗星时秒数T；</w:t>
       </w:r>
     </w:p>
@@ -5531,7 +5240,7 @@
           <w:b w:val="0"/>
           <w:sz w:val="24"/>
         </w:rPr>
-        <w:t>计算文件号F与记录偏移R；</w:t>
+        <w:t>仅依据T及配置参数n、m、P计算F与R；</w:t>
       </w:r>
     </w:p>
     <w:p>
@@ -5585,7 +5294,7 @@
           <w:b w:val="0"/>
           <w:sz w:val="24"/>
         </w:rPr>
-        <w:t>在文件号为F的历史遥测文件中，自字节偏移R×Len处写入所述历史遥测记录。</w:t>
+        <w:t>在文件号为F的历史遥测文件中自字节偏移R×Len处写入所述历史遥测记录；</w:t>
       </w:r>
     </w:p>
     <w:p>
@@ -5612,7 +5321,7 @@
           <w:b w:val="0"/>
           <w:sz w:val="24"/>
         </w:rPr>
-        <w:t>权利要求5. 根据权利要求1所述的方法，其特征在于，按时间段检索包括：</w:t>
+        <w:t>写入过程不更新写指针元数据。</w:t>
       </w:r>
     </w:p>
     <w:p>
@@ -5639,7 +5348,7 @@
           <w:b w:val="0"/>
           <w:sz w:val="24"/>
         </w:rPr>
-        <w:t>根据查询时间段[Tstart, Tend]计算起始逻辑序号与结束逻辑序号；</w:t>
+        <w:t>权利要求6. 根据权利要求1所述的方法，其特征在于，所述星务平台不在非易失性存储介质中维护用于记录当前写入位置的写指针元数据区。</w:t>
       </w:r>
     </w:p>
     <w:p>
@@ -5666,7 +5375,7 @@
           <w:b w:val="0"/>
           <w:sz w:val="24"/>
         </w:rPr>
-        <w:t>对所述起始逻辑序号至结束逻辑序号之间的每一逻辑序号，计算对应文件号与记录偏移并读取历史遥测记录；</w:t>
+        <w:t>权利要求7. 根据权利要求1所述的方法，其特征在于，所述遥测项掩码采用每遥测项对应1比特的位图并按字节对齐填充，历史遥测记录仍保持固定长度Len。</w:t>
       </w:r>
     </w:p>
     <w:p>
@@ -5693,115 +5402,7 @@
           <w:b w:val="0"/>
           <w:sz w:val="24"/>
         </w:rPr>
-        <w:t>校验所读记录的时间戳与由逻辑序号还原的北斗星时秒数是否一致，一致则纳入结果集；</w:t>
-      </w:r>
-    </w:p>
-    <w:p>
-      <w:pPr>
-        <w:spacing w:line="360" w:lineRule="auto"/>
-        <w:ind w:firstLine="0"/>
-      </w:pPr>
-      <w:r>
-        <w:rPr>
-          <w:rFonts w:ascii="宋体" w:hAnsi="宋体" w:eastAsia="宋体"/>
-          <w:b w:val="0"/>
-          <w:sz w:val="24"/>
-        </w:rPr>
-      </w:r>
-    </w:p>
-    <w:p>
-      <w:pPr>
-        <w:spacing w:line="360" w:lineRule="auto"/>
-        <w:ind w:firstLine="420"/>
-      </w:pPr>
-      <w:r>
-        <w:rPr>
-          <w:rFonts w:ascii="宋体" w:hAnsi="宋体" w:eastAsia="宋体"/>
-          <w:b w:val="0"/>
-          <w:sz w:val="24"/>
-        </w:rPr>
-        <w:t>依据遥测项掩码输出有效遥测项数据。</w:t>
-      </w:r>
-    </w:p>
-    <w:p>
-      <w:pPr>
-        <w:spacing w:line="360" w:lineRule="auto"/>
-        <w:ind w:firstLine="0"/>
-      </w:pPr>
-      <w:r>
-        <w:rPr>
-          <w:rFonts w:ascii="宋体" w:hAnsi="宋体" w:eastAsia="宋体"/>
-          <w:b w:val="0"/>
-          <w:sz w:val="24"/>
-        </w:rPr>
-      </w:r>
-    </w:p>
-    <w:p>
-      <w:pPr>
-        <w:spacing w:line="360" w:lineRule="auto"/>
-        <w:ind w:firstLine="420"/>
-      </w:pPr>
-      <w:r>
-        <w:rPr>
-          <w:rFonts w:ascii="宋体" w:hAnsi="宋体" w:eastAsia="宋体"/>
-          <w:b w:val="0"/>
-          <w:sz w:val="24"/>
-        </w:rPr>
-        <w:t>权利要求6. 根据权利要求1所述的方法，其特征在于，星务平台崩溃复位后，重新获取当前北斗星时秒数，按与写入相同的定位计算规则直接确定当前存储位置并继续写入，不恢复当前文件号与当前记录偏移的历史状态。</w:t>
-      </w:r>
-    </w:p>
-    <w:p>
-      <w:pPr>
-        <w:spacing w:line="360" w:lineRule="auto"/>
-        <w:ind w:firstLine="0"/>
-      </w:pPr>
-      <w:r>
-        <w:rPr>
-          <w:rFonts w:ascii="宋体" w:hAnsi="宋体" w:eastAsia="宋体"/>
-          <w:b w:val="0"/>
-          <w:sz w:val="24"/>
-        </w:rPr>
-      </w:r>
-    </w:p>
-    <w:p>
-      <w:pPr>
-        <w:spacing w:line="360" w:lineRule="auto"/>
-        <w:ind w:firstLine="420"/>
-      </w:pPr>
-      <w:r>
-        <w:rPr>
-          <w:rFonts w:ascii="宋体" w:hAnsi="宋体" w:eastAsia="宋体"/>
-          <w:b w:val="0"/>
-          <w:sz w:val="24"/>
-        </w:rPr>
-        <w:t>权利要求7. 根据权利要求1所述的方法，其特征在于，所述遥测项掩码变形为每遥测项对应1比特的位图，并按字节对齐填充，历史遥测记录仍保持固定长度。</w:t>
-      </w:r>
-    </w:p>
-    <w:p>
-      <w:pPr>
-        <w:spacing w:line="360" w:lineRule="auto"/>
-        <w:ind w:firstLine="0"/>
-      </w:pPr>
-      <w:r>
-        <w:rPr>
-          <w:rFonts w:ascii="宋体" w:hAnsi="宋体" w:eastAsia="宋体"/>
-          <w:b w:val="0"/>
-          <w:sz w:val="24"/>
-        </w:rPr>
-      </w:r>
-    </w:p>
-    <w:p>
-      <w:pPr>
-        <w:spacing w:line="360" w:lineRule="auto"/>
-        <w:ind w:firstLine="420"/>
-      </w:pPr>
-      <w:r>
-        <w:rPr>
-          <w:rFonts w:ascii="宋体" w:hAnsi="宋体" w:eastAsia="宋体"/>
-          <w:b w:val="0"/>
-          <w:sz w:val="24"/>
-        </w:rPr>
-        <w:t>权利要求8. 一种星上历史遥测存储检索装置，其特征在于，包括处理器与非易失性存储器，所述非易失性存储器中存储如权利要求1中所述的n个历史遥测文件，所述处理器执行权利要求1至7中任一项所述方法的步骤。</w:t>
+        <w:t>权利要求8. 一种星上历史遥测存储检索装置，其特征在于，包括处理器、北斗授时接口与非易失性存储器；所述非易失性存储器中存储权利要求1所述的n个历史遥测文件；所述处理器执行权利要求1至7中任一项所述方法的步骤；所述装置不依赖独立写指针元数据确定当前写入位置。</w:t>
       </w:r>
     </w:p>
     <w:p>

--- a/patents/patent_07_快速存储检索历史遥测方法_技术交底书.docx
+++ b/patents/patent_07_快速存储检索历史遥测方法_技术交底书.docx
@@ -12,7 +12,7 @@
           <w:b/>
           <w:sz w:val="32"/>
         </w:rPr>
-        <w:t>发明专利申请技术交底书 / 说明书全文（优化授权版）</w:t>
+        <w:t>发明专利申请技术交底书 / 说明书全文（相对CN115765835B强化版）</w:t>
       </w:r>
     </w:p>
     <w:p>
@@ -67,7 +67,7 @@
           </w:tcPr>
           <w:p>
             <w:r>
-              <w:t>优化要点</w:t>
+              <w:t>最接近现有技术</w:t>
             </w:r>
           </w:p>
         </w:tc>
@@ -77,7 +77,7 @@
           </w:tcPr>
           <w:p>
             <w:r>
-              <w:t>引证CN115664490B；绝对槽位映射；独权含免写指针恢复</w:t>
+              <w:t>CN115765835B（RdAddr=WdAddr−T×a×b 相对寻址）</w:t>
             </w:r>
           </w:p>
         </w:tc>
@@ -89,7 +89,7 @@
           </w:tcPr>
           <w:p>
             <w:r>
-              <w:t>发明人/申请人</w:t>
+              <w:t>本发明区别</w:t>
             </w:r>
           </w:p>
         </w:tc>
@@ -99,29 +99,7 @@
           </w:tcPr>
           <w:p>
             <w:r>
-              <w:t>（待填写）</w:t>
-            </w:r>
-          </w:p>
-        </w:tc>
-      </w:tr>
-      <w:tr>
-        <w:tc>
-          <w:tcPr>
-            <w:tcW w:type="dxa" w:w="4589"/>
-          </w:tcPr>
-          <w:p>
-            <w:r>
-              <w:t>专利编号</w:t>
-            </w:r>
-          </w:p>
-        </w:tc>
-        <w:tc>
-          <w:tcPr>
-            <w:tcW w:type="dxa" w:w="4589"/>
-          </w:tcPr>
-          <w:p>
-            <w:r>
-              <w:t>（待填写）</w:t>
+              <w:t>绝对槽位映射；计算不含WdAddr；复位免重建写指针</w:t>
             </w:r>
           </w:p>
         </w:tc>
@@ -151,7 +129,7 @@
           <w:b w:val="0"/>
           <w:sz w:val="24"/>
         </w:rPr>
-        <w:t>本发明公开一种基于北斗星时绝对定位的历史遥测快速存储检索方法，应用于低轨卫星星务平台。所述方法在星务平台创建n个顺序编号的历史遥测文件，每个文件容纳m条定长历史遥测记录；每条记录由北斗星时秒数时间戳、定长遥测项数据区及定长遥测项掩码构成；历史遥测记录的存储槽位由北斗星时秒数经采集周期整除后唯一确定，写入与按时间段检索均不依赖当前写地址或写指针元数据；系统崩溃复位后直接依据当前北斗星时重新确定存储槽位并继续写入。本发明解决了相对寻址方案在复位后须恢复写指针的技术问题，实现绝对时标驱动的可靠存储与快速检索。</w:t>
+        <w:t>本发明公开一种基于北斗星时绝对定位的历史遥测快速存储检索方法，应用于低轨卫星星务平台。所述方法在星务平台创建n个顺序编号的历史遥测文件，每个文件容纳m条定长历史遥测记录；每条记录由北斗星时秒数时间戳、定长遥测项数据区及定长遥测项掩码构成；历史遥测记录的存储槽位由北斗星时秒数经采集周期整除后唯一确定，写入与按时间段检索的计算均不引用当前写指针，从而区别于以RdAddr＝WdAddr−T×a×b为代表的相对寻址；系统崩溃复位后直接依据当前北斗星时重新确定存储槽位并继续写入，无需重建写指针。本发明解决了相对寻址方案在写指针丢失后无法定位的技术问题。</w:t>
       </w:r>
     </w:p>
     <w:p>
@@ -340,7 +318,7 @@
           <w:b w:val="0"/>
           <w:sz w:val="24"/>
         </w:rPr>
-        <w:t>1. 中国发明专利 CN115664490B，发明名称：一种低轨卫星遥测数据存储及回放系统及其方法；</w:t>
+        <w:t>1. 最接近现有技术：中国发明专利 CN115765835B，发明名称：一种卫星遥测数据存储及下传的方法（航天东方红卫星有限公司，申请日2022-10-31，授权公告日2025-08-22）；</w:t>
       </w:r>
     </w:p>
     <w:p>
@@ -354,7 +332,21 @@
           <w:b w:val="0"/>
           <w:sz w:val="24"/>
         </w:rPr>
-        <w:t>2. 环形缓冲区及写指针管理的通用存储组织方法（航天器星务软件工程实践中的常规技术手段）。</w:t>
+        <w:t>2. 中国发明专利 CN115664490B，发明名称：一种低轨卫星遥测数据存储及回放系统及其方法；</w:t>
+      </w:r>
+    </w:p>
+    <w:p>
+      <w:pPr>
+        <w:spacing w:line="360" w:lineRule="auto"/>
+        <w:ind w:firstLine="420"/>
+      </w:pPr>
+      <w:r>
+        <w:rPr>
+          <w:rFonts w:ascii="宋体" w:hAnsi="宋体" w:eastAsia="宋体"/>
+          <w:b w:val="0"/>
+          <w:sz w:val="24"/>
+        </w:rPr>
+        <w:t>3. 环形缓冲区及写指针管理的通用存储组织方法（航天器星务软件工程实践中的常规技术手段）。</w:t>
       </w:r>
     </w:p>
     <w:p>
@@ -435,7 +427,7 @@
           <w:b w:val="0"/>
           <w:sz w:val="24"/>
         </w:rPr>
-        <w:t>（一）最接近的现有技术及其不足</w:t>
+        <w:t>（一）最接近的现有技术CN115765835B及其不足</w:t>
       </w:r>
     </w:p>
     <w:p>
@@ -462,7 +454,7 @@
           <w:b w:val="0"/>
           <w:sz w:val="24"/>
         </w:rPr>
-        <w:t>中国发明专利CN115664490B公开了一种低轨卫星遥测数据存储及回放系统及其方法：在测控管理单元设置FLASH存储器实时存储遥测数据；回放时依据当前星上时间Tsd、当前存储地址ADsd以及恒定存储速率，按公式</w:t>
+        <w:t>CN115765835B公开了一种卫星遥测数据存储及下传的方法，其核心技术路线为：将遥测数据按接收时间先后顺序依次存入存储器，并记录接收时间与存储地址之间的映射关系；收到地面下传指令后，基于指令指示的指定时间以及所述映射关系确定读起始地址。其权利要求明确给出读起始地址计算公式：</w:t>
       </w:r>
     </w:p>
     <w:p>
@@ -489,7 +481,7 @@
           <w:b w:val="0"/>
           <w:sz w:val="24"/>
         </w:rPr>
-        <w:t>ADstart＝ADsd−(Tsd−Tqs)×速率， ADend＝ADsd−(Tsd−Tzz)×速率</w:t>
+        <w:t>RdAddr＝WdAddr−T×a×b</w:t>
       </w:r>
     </w:p>
     <w:p>
@@ -516,7 +508,7 @@
           <w:b w:val="0"/>
           <w:sz w:val="24"/>
         </w:rPr>
-        <w:t>计算回放起止地址，从而按指定时间段回放。该方案属于“相对寻址”：回放地址的计算必须以当前写地址ADsd为基准。由此带来以下固有缺陷：</w:t>
+        <w:t>其中，RdAddr为读起始地址，WdAddr为当前存储器写指针所指示的存储地址，T为指定时间，a为每秒产生的遥测数据帧数，b为每帧遥测数据长度。说明书进一步写明：须“确定当前存储器写指针所指示的存储地址，根据存储地址以及指定时间计算得到读起始地址”；并按相对于当前时刻的相对时间反推存储器地址。</w:t>
       </w:r>
     </w:p>
     <w:p>
@@ -543,7 +535,7 @@
           <w:b w:val="0"/>
           <w:sz w:val="24"/>
         </w:rPr>
-        <w:t>（A1）系统必须持续正确维护当前写地址ADsd；ADsd保存在易失性内存或独立元数据区时，星务计算机崩溃复位、看门狗重启或电源切换后，若ADsd丢失或损坏，则无法继续正确计算写入位置与回放地址；</w:t>
+        <w:t>由此可见，CN115765835B虽提出“时间–地址”映射，但其映射在实现上属于以写指针为基准的相对寻址：任一历史时刻的读地址均由当前写指针WdAddr减去时间偏移对应的字节数得到。该技术路线存在以下固有缺陷：</w:t>
       </w:r>
     </w:p>
     <w:p>
@@ -570,7 +562,7 @@
           <w:b w:val="0"/>
           <w:sz w:val="24"/>
         </w:rPr>
-        <w:t>（A2）复位后为重建ADsd，须扫描存储区或回读元数据，耗时长且在介质局部失效时存在重建失败风险；</w:t>
+        <w:t>（A1）读、写定位均绑定写指针：写入推进WdAddr，读取依赖WdAddr；WdAddr成为系统单点状态。星务计算机崩溃复位、看门狗重启或电源切换后，若WdAddr丢失或损坏，则既无法确定下次写入位置，亦无法按公式计算任何历史时刻的读地址；</w:t>
       </w:r>
     </w:p>
     <w:p>
@@ -597,7 +589,7 @@
           <w:b w:val="0"/>
           <w:sz w:val="24"/>
         </w:rPr>
-        <w:t>（A3）写入过程与回放过程均绑定“当前写指针状态”，存储组织仍未脱离写指针依赖，可靠性受写指针一致性制约。</w:t>
+        <w:t>（A2）复位后必须恢复写指针：为重建WdAddr，须扫描存储器、回读元数据或依赖额外落盘机制，耗时随已用容量增长，且在介质局部失效时存在重建失败风险；</w:t>
       </w:r>
     </w:p>
     <w:p>
@@ -624,6 +616,60 @@
           <w:b w:val="0"/>
           <w:sz w:val="24"/>
         </w:rPr>
+        <w:t>（A3）未建立绝对时标到存储槽位的唯一映射：公式中的T为相对当前时刻的时间量，而非由绝对北斗星时直接解算的固定槽位；同一绝对时刻在不同WdAddr状态下对应不同的物理推算路径，系统状态与时间语义耦合；</w:t>
+      </w:r>
+    </w:p>
+    <w:p>
+      <w:pPr>
+        <w:spacing w:line="360" w:lineRule="auto"/>
+        <w:ind w:firstLine="0"/>
+      </w:pPr>
+      <w:r>
+        <w:rPr>
+          <w:rFonts w:ascii="宋体" w:hAnsi="宋体" w:eastAsia="宋体"/>
+          <w:b w:val="0"/>
+          <w:sz w:val="24"/>
+        </w:rPr>
+      </w:r>
+    </w:p>
+    <w:p>
+      <w:pPr>
+        <w:spacing w:line="360" w:lineRule="auto"/>
+        <w:ind w:firstLine="420"/>
+      </w:pPr>
+      <w:r>
+        <w:rPr>
+          <w:rFonts w:ascii="宋体" w:hAnsi="宋体" w:eastAsia="宋体"/>
+          <w:b w:val="0"/>
+          <w:sz w:val="24"/>
+        </w:rPr>
+        <w:t>（A4）未给出定长多文件历史遥测组织及遥测项级有效性掩码：其存储对象为连续写入的遥测帧流，侧重点在星座主／副星识别码替换、抽样下传与优先级组帧，并未解决星务平台历史遥测定长记录组织、遥测项有效性统一表达及崩溃后免写指针恢复等问题。</w:t>
+      </w:r>
+    </w:p>
+    <w:p>
+      <w:pPr>
+        <w:spacing w:line="360" w:lineRule="auto"/>
+        <w:ind w:firstLine="0"/>
+      </w:pPr>
+      <w:r>
+        <w:rPr>
+          <w:rFonts w:ascii="宋体" w:hAnsi="宋体" w:eastAsia="宋体"/>
+          <w:b w:val="0"/>
+          <w:sz w:val="24"/>
+        </w:rPr>
+      </w:r>
+    </w:p>
+    <w:p>
+      <w:pPr>
+        <w:spacing w:line="360" w:lineRule="auto"/>
+        <w:ind w:firstLine="420"/>
+      </w:pPr>
+      <w:r>
+        <w:rPr>
+          <w:rFonts w:ascii="宋体" w:hAnsi="宋体" w:eastAsia="宋体"/>
+          <w:b w:val="0"/>
+          <w:sz w:val="24"/>
+        </w:rPr>
         <w:t>（二）其他现有技术及其不足</w:t>
       </w:r>
     </w:p>
@@ -651,7 +697,7 @@
           <w:b w:val="0"/>
           <w:sz w:val="24"/>
         </w:rPr>
-        <w:t>1. 索引表／写指针表组织方式</w:t>
+        <w:t>1. CN115664490B的相对寻址回放</w:t>
       </w:r>
     </w:p>
     <w:p>
@@ -678,7 +724,7 @@
           <w:b w:val="0"/>
           <w:sz w:val="24"/>
         </w:rPr>
-        <w:t>现有星务软件多采用“数据文件＋索引文件”或“环形缓冲区＋写指针表”。写入时需维护当前文件号、当前写偏移、有效记录数、最早／最晚有效时间等状态，并同步更新索引。索引与数据区一旦不一致，即导致记录不可检索或检索错误。</w:t>
+        <w:t>CN115664490B按 ADstart＝ADsd−(Tsd−Tqs)×速率 计算回放地址，同样以当前存储地址ADsd为基准，与CN115765835B同属相对寻址技术路线，同样存在写指针依赖与复位恢复问题。</w:t>
       </w:r>
     </w:p>
     <w:p>
@@ -705,7 +751,7 @@
           <w:b w:val="0"/>
           <w:sz w:val="24"/>
         </w:rPr>
-        <w:t>2. 按时间戳查找定位</w:t>
+        <w:t>2. 索引表／写指针表组织方式</w:t>
       </w:r>
     </w:p>
     <w:p>
@@ -732,6 +778,60 @@
           <w:b w:val="0"/>
           <w:sz w:val="24"/>
         </w:rPr>
+        <w:t>现有星务软件多采用“数据文件＋索引文件”或“环形缓冲区＋写指针表”。写入时需维护当前文件号、当前写偏移等状态并同步更新索引。索引与数据区一旦不一致，即导致记录不可检索或检索错误。</w:t>
+      </w:r>
+    </w:p>
+    <w:p>
+      <w:pPr>
+        <w:spacing w:line="360" w:lineRule="auto"/>
+        <w:ind w:firstLine="0"/>
+      </w:pPr>
+      <w:r>
+        <w:rPr>
+          <w:rFonts w:ascii="宋体" w:hAnsi="宋体" w:eastAsia="宋体"/>
+          <w:b w:val="0"/>
+          <w:sz w:val="24"/>
+        </w:rPr>
+      </w:r>
+    </w:p>
+    <w:p>
+      <w:pPr>
+        <w:spacing w:line="360" w:lineRule="auto"/>
+        <w:ind w:firstLine="420"/>
+      </w:pPr>
+      <w:r>
+        <w:rPr>
+          <w:rFonts w:ascii="宋体" w:hAnsi="宋体" w:eastAsia="宋体"/>
+          <w:b w:val="0"/>
+          <w:sz w:val="24"/>
+        </w:rPr>
+        <w:t>3. 按时间戳查找定位</w:t>
+      </w:r>
+    </w:p>
+    <w:p>
+      <w:pPr>
+        <w:spacing w:line="360" w:lineRule="auto"/>
+        <w:ind w:firstLine="0"/>
+      </w:pPr>
+      <w:r>
+        <w:rPr>
+          <w:rFonts w:ascii="宋体" w:hAnsi="宋体" w:eastAsia="宋体"/>
+          <w:b w:val="0"/>
+          <w:sz w:val="24"/>
+        </w:rPr>
+      </w:r>
+    </w:p>
+    <w:p>
+      <w:pPr>
+        <w:spacing w:line="360" w:lineRule="auto"/>
+        <w:ind w:firstLine="420"/>
+      </w:pPr>
+      <w:r>
+        <w:rPr>
+          <w:rFonts w:ascii="宋体" w:hAnsi="宋体" w:eastAsia="宋体"/>
+          <w:b w:val="0"/>
+          <w:sz w:val="24"/>
+        </w:rPr>
         <w:t>部分方案在记录中保存时间戳，查询时对文件或索引执行线性查找或二分查找。查找复杂度随记录规模增长，难以满足星上遥控查询的时限要求。</w:t>
       </w:r>
     </w:p>
@@ -759,7 +859,7 @@
           <w:b w:val="0"/>
           <w:sz w:val="24"/>
         </w:rPr>
-        <w:t>3. 变长记录存储</w:t>
+        <w:t>4. 变长记录与有效性表达不清</w:t>
       </w:r>
     </w:p>
     <w:p>
@@ -786,7 +886,7 @@
           <w:b w:val="0"/>
           <w:sz w:val="24"/>
         </w:rPr>
-        <w:t>为节省空间采用变长或压缩记录时，无法由记录序号直接换算字节偏移，必须依赖偏移表或链表；偏移表损坏将导致后续记录无法定位。</w:t>
+        <w:t>变长或压缩记录无法由序号直接换算字节偏移；遥测项有效标志缺失或分散，导致无效数据被误用。</w:t>
       </w:r>
     </w:p>
     <w:p>
@@ -813,7 +913,7 @@
           <w:b w:val="0"/>
           <w:sz w:val="24"/>
         </w:rPr>
-        <w:t>4. 遥测项有效性表达不清</w:t>
+        <w:t>5. 循环覆盖与绝对时间脱节</w:t>
       </w:r>
     </w:p>
     <w:p>
@@ -840,7 +940,7 @@
           <w:b w:val="0"/>
           <w:sz w:val="24"/>
         </w:rPr>
-        <w:t>采集周期内部分遥测项因设备未上电、接口超时或采集抑制而无效。现有方案或省略有效性信息，或将有效标志分散写入各遥测项内部字段，解析规则不统一。</w:t>
+        <w:t>循环覆盖常依赖写满标志或记录计数，按绝对时间查询时难以直接判定目标时段是否已被覆盖。</w:t>
       </w:r>
     </w:p>
     <w:p>
@@ -867,7 +967,7 @@
           <w:b w:val="0"/>
           <w:sz w:val="24"/>
         </w:rPr>
-        <w:t>5. 循环覆盖与绝对时间脱节</w:t>
+        <w:t>（三）现有技术未能解决的技术问题归纳</w:t>
       </w:r>
     </w:p>
     <w:p>
@@ -894,7 +994,7 @@
           <w:b w:val="0"/>
           <w:sz w:val="24"/>
         </w:rPr>
-        <w:t>循环覆盖常依赖写满标志或记录计数。按绝对时间查询时，难以直接判定目标时段是否已被覆盖，亦难以由时间推知覆盖边界。</w:t>
+        <w:t>以CN115765835B为代表的现有技术虽已公开“时间–地址”映射用于卫星遥测存储与检索，但仍以当前写指针WdAddr（或当前写地址ADsd）为寻址基准，属于相对寻址。其未能解决的核心技术问题是：</w:t>
       </w:r>
     </w:p>
     <w:p>
@@ -921,74 +1021,7 @@
           <w:b w:val="0"/>
           <w:sz w:val="24"/>
         </w:rPr>
-        <w:t>（三）现有技术未能解决的技术问题归纳</w:t>
-      </w:r>
-    </w:p>
-    <w:p>
-      <w:pPr>
-        <w:spacing w:line="360" w:lineRule="auto"/>
-        <w:ind w:firstLine="0"/>
-      </w:pPr>
-      <w:r>
-        <w:rPr>
-          <w:rFonts w:ascii="宋体" w:hAnsi="宋体" w:eastAsia="宋体"/>
-          <w:b w:val="0"/>
-          <w:sz w:val="24"/>
-        </w:rPr>
-      </w:r>
-    </w:p>
-    <w:p>
-      <w:pPr>
-        <w:spacing w:line="360" w:lineRule="auto"/>
-        <w:ind w:firstLine="420"/>
-      </w:pPr>
-      <w:r>
-        <w:rPr>
-          <w:rFonts w:ascii="宋体" w:hAnsi="宋体" w:eastAsia="宋体"/>
-          <w:b w:val="0"/>
-          <w:sz w:val="24"/>
-        </w:rPr>
-        <w:t>现有技术——包括最接近的CN115664490B——虽已利用时间信息辅助寻址，但仍以当前写地址／写指针为寻址基准，属于相对寻址。其未能解决的核心技术问题是：</w:t>
-      </w:r>
-    </w:p>
-    <w:p>
-      <w:pPr>
-        <w:spacing w:line="360" w:lineRule="auto"/>
-        <w:ind w:firstLine="0"/>
-      </w:pPr>
-      <w:r>
-        <w:rPr>
-          <w:rFonts w:ascii="宋体" w:hAnsi="宋体" w:eastAsia="宋体"/>
-          <w:b w:val="0"/>
-          <w:sz w:val="24"/>
-        </w:rPr>
-      </w:r>
-    </w:p>
-    <w:p>
-      <w:pPr>
-        <w:spacing w:line="360" w:lineRule="auto"/>
-        <w:ind w:firstLine="420"/>
-      </w:pPr>
-      <w:r>
-        <w:rPr>
-          <w:rFonts w:ascii="宋体" w:hAnsi="宋体" w:eastAsia="宋体"/>
-          <w:b w:val="0"/>
-          <w:sz w:val="24"/>
-        </w:rPr>
-        <w:t>如何使历史遥测记录的存储槽位由绝对时标唯一确定，使写入、按时间段检索及崩溃复位后的继续写入均不依赖当前写地址或写指针元数据，并在定长多文件组织下统一表达遥测项有效性。</w:t>
-      </w:r>
-    </w:p>
-    <w:p>
-      <w:pPr>
-        <w:spacing w:line="360" w:lineRule="auto"/>
-        <w:ind w:firstLine="0"/>
-      </w:pPr>
-      <w:r>
-        <w:rPr>
-          <w:rFonts w:ascii="宋体" w:hAnsi="宋体" w:eastAsia="宋体"/>
-          <w:b w:val="0"/>
-          <w:sz w:val="24"/>
-        </w:rPr>
+        <w:t>如何使历史遥测记录的存储槽位由绝对北斗星时唯一确定，使写入、按时间段检索及崩溃复位后的继续写入均不依赖当前写指针WdAddr或写指针元数据，并在定长多文件组织下统一表达遥测项有效性。</w:t>
       </w:r>
     </w:p>
     <w:p>
@@ -1056,7 +1089,7 @@
           <w:b w:val="0"/>
           <w:sz w:val="24"/>
         </w:rPr>
-        <w:t>本发明要解决的技术问题是：克服以当前写地址为基准的相对寻址历史遥测存储方案在崩溃复位后须恢复写指针、写入与检索均依赖写指针状态的缺陷，提供一种由北斗星时绝对确定存储槽位的历史遥测快速存储检索方法，使写入、按时间段检索及复位后继续写入均不依赖当前写地址。</w:t>
+        <w:t>本发明要解决的技术问题是：克服以CN115765835B为代表的、按 RdAddr＝WdAddr−T×a×b 以当前写指针为基准的相对寻址方案，在崩溃复位后须恢复写指针、写入与检索均依赖写指针状态的缺陷，提供一种由北斗星时绝对确定存储槽位的历史遥测快速存储检索方法，使写入、按时间段检索及复位后继续写入均不依赖当前写指针WdAddr。</w:t>
       </w:r>
     </w:p>
     <w:p>
@@ -1110,7 +1143,7 @@
           <w:b w:val="0"/>
           <w:sz w:val="24"/>
         </w:rPr>
-        <w:t>（1）如何建立北斗星时秒数到存储槽位（文件号、记录偏移）的唯一、可逆映射，使存储位置由绝对时标直接确定；</w:t>
+        <w:t>（1）如何建立北斗星时秒数到存储槽位（文件号、记录偏移）的唯一映射，使存储位置由绝对时标直接确定，计算输入不含WdAddr；</w:t>
       </w:r>
     </w:p>
     <w:p>
@@ -1191,7 +1224,7 @@
           <w:b w:val="0"/>
           <w:sz w:val="24"/>
         </w:rPr>
-        <w:t>（4）如何在系统崩溃复位后，仅依据当前北斗星时恢复正确写入位置。</w:t>
+        <w:t>（4）如何在系统崩溃复位后，仅依据当前北斗星时恢复正确写入位置，而不重建WdAddr。</w:t>
       </w:r>
     </w:p>
     <w:p>
@@ -1272,7 +1305,21 @@
           <w:b w:val="0"/>
           <w:sz w:val="24"/>
         </w:rPr>
-        <w:t>本发明提供一种基于北斗星时绝对定位的历史遥测快速存储检索方法，其区别于最接近现有技术CN115664490B的核心在于：采用绝对槽位映射——任一北斗星时秒数T在给定采集周期P、文件数n、单文件记录数m下，唯一对应一个存储槽位(F,R)；写入地址与检索地址的计算均不引用当前写地址；系统崩溃复位后不恢复写指针，直接由当前北斗星时重新计算槽位。</w:t>
+        <w:t>本发明提供一种基于北斗星时绝对定位的历史遥测快速存储检索方法，其区别于最接近现有技术CN115765835B的核心在于：采用绝对槽位映射取代公式 RdAddr＝WdAddr−T×a×b 所代表的相对寻址——任一北斗星时秒数T在给定采集周期P、文件数n、单文件记录数m下，唯一对应一个存储槽位(F,R)；写入地址与检索地址的计算均不引用当前写指针WdAddr；系统崩溃复位后不恢复写指针，直接由当前北斗星时重新计算槽位。</w:t>
+      </w:r>
+    </w:p>
+    <w:p>
+      <w:pPr>
+        <w:spacing w:line="360" w:lineRule="auto"/>
+        <w:ind w:firstLine="420"/>
+      </w:pPr>
+      <w:r>
+        <w:rPr>
+          <w:rFonts w:ascii="宋体" w:hAnsi="宋体" w:eastAsia="宋体"/>
+          <w:b w:val="0"/>
+          <w:sz w:val="24"/>
+        </w:rPr>
+        <w:t>技术方案包括以下相互配合的技术手段。</w:t>
       </w:r>
     </w:p>
     <w:p>
@@ -1299,7 +1346,7 @@
           <w:b w:val="0"/>
           <w:sz w:val="24"/>
         </w:rPr>
-        <w:t>技术方案包括以下相互配合的技术手段。</w:t>
+        <w:t>（一）定长多文件循环存储空间</w:t>
       </w:r>
     </w:p>
     <w:p>
@@ -1326,7 +1373,7 @@
           <w:b w:val="0"/>
           <w:sz w:val="24"/>
         </w:rPr>
-        <w:t>（一）定长多文件循环存储空间</w:t>
+        <w:t>在星务平台非易失性存储介质上创建n个历史遥测文件，文件名按整数0、1、…、n−1顺序编号，文件编号取值范围为闭区间[0, n−1]。每个历史遥测文件预分配固定容量，容纳相同个数m条定长历史遥测记录。n与m为正整数，在星务软件配置中预先设定并在轨保持不变。</w:t>
       </w:r>
     </w:p>
     <w:p>
@@ -1353,7 +1400,7 @@
           <w:b w:val="0"/>
           <w:sz w:val="24"/>
         </w:rPr>
-        <w:t>在星务平台非易失性存储介质上创建n个历史遥测文件，文件名按整数0、1、…、n−1顺序编号，文件编号取值范围为闭区间[0, n−1]。每个历史遥测文件预分配固定容量，容纳相同个数m条定长历史遥测记录。n与m为正整数，在星务软件配置中预先设定并在轨保持不变。</w:t>
+        <w:t>定义循环存储空间总容量 N＝n×m。对任一逻辑序号S：</w:t>
       </w:r>
     </w:p>
     <w:p>
@@ -1380,7 +1427,35 @@
           <w:b w:val="0"/>
           <w:sz w:val="24"/>
         </w:rPr>
-        <w:t>定义循环存储空间总容量 N＝n×m。对任一逻辑序号S：</w:t>
+        <w:t>- 文件号 F＝(S div m) mod n；</w:t>
+      </w:r>
+    </w:p>
+    <w:p>
+      <w:pPr>
+        <w:spacing w:line="360" w:lineRule="auto"/>
+        <w:ind w:firstLine="420"/>
+      </w:pPr>
+      <w:r>
+        <w:rPr>
+          <w:rFonts w:ascii="宋体" w:hAnsi="宋体" w:eastAsia="宋体"/>
+          <w:b w:val="0"/>
+          <w:sz w:val="24"/>
+        </w:rPr>
+        <w:t>- 记录偏移 R＝S mod m；</w:t>
+      </w:r>
+    </w:p>
+    <w:p>
+      <w:pPr>
+        <w:spacing w:line="360" w:lineRule="auto"/>
+        <w:ind w:firstLine="420"/>
+      </w:pPr>
+      <w:r>
+        <w:rPr>
+          <w:rFonts w:ascii="宋体" w:hAnsi="宋体" w:eastAsia="宋体"/>
+          <w:b w:val="0"/>
+          <w:sz w:val="24"/>
+        </w:rPr>
+        <w:t>- 文件内字节起始偏移 Addr＝R×Len；</w:t>
       </w:r>
     </w:p>
     <w:p>
@@ -1407,7 +1482,20 @@
           <w:b w:val="0"/>
           <w:sz w:val="24"/>
         </w:rPr>
-        <w:t>- 文件号 F＝(S div m) mod n；</w:t>
+        <w:t>其中 div 表示整数除法，mod 表示取模，Len为单条历史遥测记录固定字节长度。</w:t>
+      </w:r>
+    </w:p>
+    <w:p>
+      <w:pPr>
+        <w:spacing w:line="360" w:lineRule="auto"/>
+        <w:ind w:firstLine="0"/>
+      </w:pPr>
+      <w:r>
+        <w:rPr>
+          <w:rFonts w:ascii="宋体" w:hAnsi="宋体" w:eastAsia="宋体"/>
+          <w:b w:val="0"/>
+          <w:sz w:val="24"/>
+        </w:rPr>
       </w:r>
     </w:p>
     <w:p>
@@ -1421,7 +1509,20 @@
           <w:b w:val="0"/>
           <w:sz w:val="24"/>
         </w:rPr>
-        <w:t>- 记录偏移 R＝S mod m；</w:t>
+        <w:t>上述组织的作用：将连续逻辑序号均匀映射到有限文件集合，为绝对时标到物理位置的换算提供确定性几何结构；无需索引表。</w:t>
+      </w:r>
+    </w:p>
+    <w:p>
+      <w:pPr>
+        <w:spacing w:line="360" w:lineRule="auto"/>
+        <w:ind w:firstLine="0"/>
+      </w:pPr>
+      <w:r>
+        <w:rPr>
+          <w:rFonts w:ascii="宋体" w:hAnsi="宋体" w:eastAsia="宋体"/>
+          <w:b w:val="0"/>
+          <w:sz w:val="24"/>
+        </w:rPr>
       </w:r>
     </w:p>
     <w:p>
@@ -1435,7 +1536,7 @@
           <w:b w:val="0"/>
           <w:sz w:val="24"/>
         </w:rPr>
-        <w:t>- 文件内字节起始偏移 Addr＝R×Len；</w:t>
+        <w:t>（二）绝对槽位映射规则（本发明区别技术特征之一）</w:t>
       </w:r>
     </w:p>
     <w:p>
@@ -1462,7 +1563,7 @@
           <w:b w:val="0"/>
           <w:sz w:val="24"/>
         </w:rPr>
-        <w:t>其中 div 表示整数除法，mod 表示取模，Len为单条历史遥测记录固定字节长度。</w:t>
+        <w:t>设采集周期为P秒，P为正整数。对北斗星时秒数T，定义：</w:t>
       </w:r>
     </w:p>
     <w:p>
@@ -1489,7 +1590,7 @@
           <w:b w:val="0"/>
           <w:sz w:val="24"/>
         </w:rPr>
-        <w:t>上述组织的作用：将连续逻辑序号均匀映射到有限文件集合，为绝对时标到物理位置的换算提供确定性几何结构；无需索引表。</w:t>
+        <w:t>S＝T div P， R＝S mod m， F＝(S div m) mod n。</w:t>
       </w:r>
     </w:p>
     <w:p>
@@ -1516,7 +1617,7 @@
           <w:b w:val="0"/>
           <w:sz w:val="24"/>
         </w:rPr>
-        <w:t>（二）绝对槽位映射规则（本发明区别技术特征之一）</w:t>
+        <w:t>绝对性含义： 给定配置参数(n,m,P)后，函数 f(T)＝(F,R) 为单值映射；计算过程的输入仅为T及配置参数，不包含当前写地址、当前文件号或当前偏移。因此：</w:t>
       </w:r>
     </w:p>
     <w:p>
@@ -1543,7 +1644,35 @@
           <w:b w:val="0"/>
           <w:sz w:val="24"/>
         </w:rPr>
-        <w:t>设采集周期为P秒，P为正整数。对北斗星时秒数T，定义：</w:t>
+        <w:t>- 写入时：由本周期北斗星时秒数直接得到写入槽位；</w:t>
+      </w:r>
+    </w:p>
+    <w:p>
+      <w:pPr>
+        <w:spacing w:line="360" w:lineRule="auto"/>
+        <w:ind w:firstLine="420"/>
+      </w:pPr>
+      <w:r>
+        <w:rPr>
+          <w:rFonts w:ascii="宋体" w:hAnsi="宋体" w:eastAsia="宋体"/>
+          <w:b w:val="0"/>
+          <w:sz w:val="24"/>
+        </w:rPr>
+        <w:t>- 检索时：由查询时刻北斗星时秒数直接得到读取槽位；</w:t>
+      </w:r>
+    </w:p>
+    <w:p>
+      <w:pPr>
+        <w:spacing w:line="360" w:lineRule="auto"/>
+        <w:ind w:firstLine="420"/>
+      </w:pPr>
+      <w:r>
+        <w:rPr>
+          <w:rFonts w:ascii="宋体" w:hAnsi="宋体" w:eastAsia="宋体"/>
+          <w:b w:val="0"/>
+          <w:sz w:val="24"/>
+        </w:rPr>
+        <w:t>- 复位后：由当前北斗星时秒数直接得到应写入槽位。</w:t>
       </w:r>
     </w:p>
     <w:p>
@@ -1570,7 +1699,21 @@
           <w:b w:val="0"/>
           <w:sz w:val="24"/>
         </w:rPr>
-        <w:t>S＝T div P， R＝S mod m， F＝(S div m) mod n。</w:t>
+        <w:t>这与CN115765835B中“RdAddr＝WdAddr−T×a×b、必须以当前写指针为基准”的相对寻址形成本质区别。</w:t>
+      </w:r>
+    </w:p>
+    <w:p>
+      <w:pPr>
+        <w:spacing w:line="360" w:lineRule="auto"/>
+        <w:ind w:firstLine="420"/>
+      </w:pPr>
+      <w:r>
+        <w:rPr>
+          <w:rFonts w:ascii="宋体" w:hAnsi="宋体" w:eastAsia="宋体"/>
+          <w:b w:val="0"/>
+          <w:sz w:val="24"/>
+        </w:rPr>
+        <w:t>进一步地，将32位定位信息划分为四个位域：</w:t>
       </w:r>
     </w:p>
     <w:p>
@@ -1589,6 +1732,45 @@
     <w:p>
       <w:pPr>
         <w:spacing w:line="360" w:lineRule="auto"/>
+        <w:ind w:firstLine="0"/>
+      </w:pPr>
+      <w:r>
+        <w:rPr>
+          <w:rFonts w:ascii="宋体" w:hAnsi="宋体" w:eastAsia="宋体"/>
+          <w:b w:val="0"/>
+          <w:sz w:val="24"/>
+        </w:rPr>
+      </w:r>
+    </w:p>
+    <w:p>
+      <w:pPr>
+        <w:spacing w:line="276" w:lineRule="auto"/>
+      </w:pPr>
+      <w:r>
+        <w:rPr>
+          <w:rFonts w:ascii="宋体" w:hAnsi="宋体" w:eastAsia="宋体"/>
+          <w:b w:val="0"/>
+          <w:sz w:val="21"/>
+        </w:rPr>
+        <w:t>| 循环代次位域 | 文件号位域 | 记录偏移位域 | 采集周期位域 |</w:t>
+      </w:r>
+    </w:p>
+    <w:p>
+      <w:pPr>
+        <w:spacing w:line="360" w:lineRule="auto"/>
+        <w:ind w:firstLine="0"/>
+      </w:pPr>
+      <w:r>
+        <w:rPr>
+          <w:rFonts w:ascii="宋体" w:hAnsi="宋体" w:eastAsia="宋体"/>
+          <w:b w:val="0"/>
+          <w:sz w:val="24"/>
+        </w:rPr>
+      </w:r>
+    </w:p>
+    <w:p>
+      <w:pPr>
+        <w:spacing w:line="360" w:lineRule="auto"/>
         <w:ind w:firstLine="420"/>
       </w:pPr>
       <w:r>
@@ -1597,7 +1779,7 @@
           <w:b w:val="0"/>
           <w:sz w:val="24"/>
         </w:rPr>
-        <w:t>绝对性含义： 给定配置参数(n,m,P)后，函数 f(T)＝(F,R) 为单值映射；计算过程的输入仅为T及配置参数，不包含当前写地址、当前文件号或当前偏移。因此：</w:t>
+        <w:t>在一种实施方式中，位宽依次为6比特、8比特、16比特、2比特，对应：</w:t>
       </w:r>
     </w:p>
     <w:p>
@@ -1624,7 +1806,7 @@
           <w:b w:val="0"/>
           <w:sz w:val="24"/>
         </w:rPr>
-        <w:t>- 写入时：由本周期北斗星时秒数直接得到写入槽位；</w:t>
+        <w:t>- n＝256，m＝65536，N＝16,777,216；</w:t>
       </w:r>
     </w:p>
     <w:p>
@@ -1638,7 +1820,7 @@
           <w:b w:val="0"/>
           <w:sz w:val="24"/>
         </w:rPr>
-        <w:t>- 检索时：由查询时刻北斗星时秒数直接得到读取槽位；</w:t>
+        <w:t>- 当P＝4秒时，保存窗口 Tspan＝N×P＝67,108,864秒，合776天；</w:t>
       </w:r>
     </w:p>
     <w:p>
@@ -1652,7 +1834,7 @@
           <w:b w:val="0"/>
           <w:sz w:val="24"/>
         </w:rPr>
-        <w:t>- 复位后：由当前北斗星时秒数直接得到应写入槽位。</w:t>
+        <w:t>- 循环代次 G＝(S div N) mod 64，用于区分相隔整倍N后的相同(F,R)。</w:t>
       </w:r>
     </w:p>
     <w:p>
@@ -1679,7 +1861,7 @@
           <w:b w:val="0"/>
           <w:sz w:val="24"/>
         </w:rPr>
-        <w:t>这与CN115664490B中“以ADsd为基准的相对地址计算”形成本质区别。</w:t>
+        <w:t>当S跨越N的整数倍后，f(T)回到已占用槽位，新记录覆盖旧记录，形成由绝对时标自然驱动的循环覆盖，无需单独的写满标志或覆盖调度状态机。</w:t>
       </w:r>
     </w:p>
     <w:p>
@@ -1706,7 +1888,7 @@
           <w:b w:val="0"/>
           <w:sz w:val="24"/>
         </w:rPr>
-        <w:t>进一步地，将32位定位信息划分为四个位域：</w:t>
+        <w:t>（三）三字段定长历史遥测记录格式（本发明区别技术特征之二）</w:t>
       </w:r>
     </w:p>
     <w:p>
@@ -1725,6 +1907,20 @@
     <w:p>
       <w:pPr>
         <w:spacing w:line="360" w:lineRule="auto"/>
+        <w:ind w:firstLine="420"/>
+      </w:pPr>
+      <w:r>
+        <w:rPr>
+          <w:rFonts w:ascii="宋体" w:hAnsi="宋体" w:eastAsia="宋体"/>
+          <w:b w:val="0"/>
+          <w:sz w:val="24"/>
+        </w:rPr>
+        <w:t>每条历史遥测记录固定长度Len，由依次排列的三部分构成：</w:t>
+      </w:r>
+    </w:p>
+    <w:p>
+      <w:pPr>
+        <w:spacing w:line="360" w:lineRule="auto"/>
         <w:ind w:firstLine="0"/>
       </w:pPr>
       <w:r>
@@ -1737,6 +1933,19 @@
     </w:p>
     <w:p>
       <w:pPr>
+        <w:spacing w:line="360" w:lineRule="auto"/>
+        <w:ind w:firstLine="0"/>
+      </w:pPr>
+      <w:r>
+        <w:rPr>
+          <w:rFonts w:ascii="宋体" w:hAnsi="宋体" w:eastAsia="宋体"/>
+          <w:b w:val="0"/>
+          <w:sz w:val="24"/>
+        </w:rPr>
+      </w:r>
+    </w:p>
+    <w:p>
+      <w:pPr>
         <w:spacing w:line="276" w:lineRule="auto"/>
       </w:pPr>
       <w:r>
@@ -1745,7 +1954,33 @@
           <w:b w:val="0"/>
           <w:sz w:val="21"/>
         </w:rPr>
-        <w:t>| 循环代次位域 | 文件号位域 | 记录偏移位域 | 采集周期位域 |</w:t>
+        <w:t>┌────────────────┬─────────────────────────┬──────────────────────────────┐</w:t>
+      </w:r>
+    </w:p>
+    <w:p>
+      <w:pPr>
+        <w:spacing w:line="276" w:lineRule="auto"/>
+      </w:pPr>
+      <w:r>
+        <w:rPr>
+          <w:rFonts w:ascii="宋体" w:hAnsi="宋体" w:eastAsia="宋体"/>
+          <w:b w:val="0"/>
+          <w:sz w:val="21"/>
+        </w:rPr>
+        <w:t>│ 时间戳（4字节） │ 遥测项数据区（DataLen字节）│ 遥测项掩码（ItemNum字节）      │</w:t>
+      </w:r>
+    </w:p>
+    <w:p>
+      <w:pPr>
+        <w:spacing w:line="276" w:lineRule="auto"/>
+      </w:pPr>
+      <w:r>
+        <w:rPr>
+          <w:rFonts w:ascii="宋体" w:hAnsi="宋体" w:eastAsia="宋体"/>
+          <w:b w:val="0"/>
+          <w:sz w:val="21"/>
+        </w:rPr>
+        <w:t>└────────────────┴─────────────────────────┴──────────────────────────────┘</w:t>
       </w:r>
     </w:p>
     <w:p>
@@ -1772,7 +2007,7 @@
           <w:b w:val="0"/>
           <w:sz w:val="24"/>
         </w:rPr>
-        <w:t>在一种实施方式中，位宽依次为6比特、8比特、16比特、2比特，对应：</w:t>
+        <w:t>（1）时间戳：4字节，存储本记录对应的北斗星时秒数T（32位无符号整数），用于检索后的一致性校验及覆盖代次识别；</w:t>
       </w:r>
     </w:p>
     <w:p>
@@ -1799,7 +2034,20 @@
           <w:b w:val="0"/>
           <w:sz w:val="24"/>
         </w:rPr>
-        <w:t>- n＝256，m＝65536，N＝16,777,216；</w:t>
+        <w:t>（2）遥测项数据区：定长DataLen字节，按预先约定顺序存放各遥测项原始采样数据；</w:t>
+      </w:r>
+    </w:p>
+    <w:p>
+      <w:pPr>
+        <w:spacing w:line="360" w:lineRule="auto"/>
+        <w:ind w:firstLine="0"/>
+      </w:pPr>
+      <w:r>
+        <w:rPr>
+          <w:rFonts w:ascii="宋体" w:hAnsi="宋体" w:eastAsia="宋体"/>
+          <w:b w:val="0"/>
+          <w:sz w:val="24"/>
+        </w:rPr>
       </w:r>
     </w:p>
     <w:p>
@@ -1813,7 +2061,20 @@
           <w:b w:val="0"/>
           <w:sz w:val="24"/>
         </w:rPr>
-        <w:t>- 当P＝4秒时，保存窗口 Tspan＝N×P＝67,108,864秒，合776天；</w:t>
+        <w:t>（3）遥测项掩码：定长ItemNum字节，ItemNum等于遥测项个数；第i字节与第i个遥测项对应，取有效标志表示该遥测项本记录有效，取无效标志表示无效。</w:t>
+      </w:r>
+    </w:p>
+    <w:p>
+      <w:pPr>
+        <w:spacing w:line="360" w:lineRule="auto"/>
+        <w:ind w:firstLine="0"/>
+      </w:pPr>
+      <w:r>
+        <w:rPr>
+          <w:rFonts w:ascii="宋体" w:hAnsi="宋体" w:eastAsia="宋体"/>
+          <w:b w:val="0"/>
+          <w:sz w:val="24"/>
+        </w:rPr>
       </w:r>
     </w:p>
     <w:p>
@@ -1827,7 +2088,7 @@
           <w:b w:val="0"/>
           <w:sz w:val="24"/>
         </w:rPr>
-        <w:t>- 循环代次 G＝(S div N) mod 64，用于区分相隔整倍N后的相同(F,R)。</w:t>
+        <w:t>Len＝4＋DataLen＋ItemNum。定长保证 Addr＝R×Len 可直接计算。遥测项掩码与数据区分离，保证无效遥测项在检索与下传中被准确剔除。</w:t>
       </w:r>
     </w:p>
     <w:p>
@@ -1854,7 +2115,7 @@
           <w:b w:val="0"/>
           <w:sz w:val="24"/>
         </w:rPr>
-        <w:t>当S跨越N的整数倍后，f(T)回到已占用槽位，新记录覆盖旧记录，形成由绝对时标自然驱动的循环覆盖，无需单独的写满标志或覆盖调度状态机。</w:t>
+        <w:t>（四）不依赖写指针的写入步骤</w:t>
       </w:r>
     </w:p>
     <w:p>
@@ -1881,7 +2142,7 @@
           <w:b w:val="0"/>
           <w:sz w:val="24"/>
         </w:rPr>
-        <w:t>（三）三字段定长历史遥测记录格式（本发明区别技术特征之二）</w:t>
+        <w:t>步骤W1：读取当前北斗星时秒数T；</w:t>
       </w:r>
     </w:p>
     <w:p>
@@ -1908,7 +2169,7 @@
           <w:b w:val="0"/>
           <w:sz w:val="24"/>
         </w:rPr>
-        <w:t>每条历史遥测记录固定长度Len，由依次排列的三部分构成：</w:t>
+        <w:t>步骤W2：仅依据T及配置(n,m,P)计算F、R，不读取、不更新任何写指针元数据；</w:t>
       </w:r>
     </w:p>
     <w:p>
@@ -1927,6 +2188,20 @@
     <w:p>
       <w:pPr>
         <w:spacing w:line="360" w:lineRule="auto"/>
+        <w:ind w:firstLine="420"/>
+      </w:pPr>
+      <w:r>
+        <w:rPr>
+          <w:rFonts w:ascii="宋体" w:hAnsi="宋体" w:eastAsia="宋体"/>
+          <w:b w:val="0"/>
+          <w:sz w:val="24"/>
+        </w:rPr>
+        <w:t>步骤W3：组装定长历史遥测记录：时间戳写入T；遥测项数据区写入本周期采样值；遥测项掩码按各遥测项是否有效填写；</w:t>
+      </w:r>
+    </w:p>
+    <w:p>
+      <w:pPr>
+        <w:spacing w:line="360" w:lineRule="auto"/>
         <w:ind w:firstLine="0"/>
       </w:pPr>
       <w:r>
@@ -1939,41 +2214,16 @@
     </w:p>
     <w:p>
       <w:pPr>
-        <w:spacing w:line="276" w:lineRule="auto"/>
-      </w:pPr>
-      <w:r>
-        <w:rPr>
-          <w:rFonts w:ascii="宋体" w:hAnsi="宋体" w:eastAsia="宋体"/>
-          <w:b w:val="0"/>
-          <w:sz w:val="21"/>
-        </w:rPr>
-        <w:t>┌────────────────┬─────────────────────────┬──────────────────────────────┐</w:t>
-      </w:r>
-    </w:p>
-    <w:p>
-      <w:pPr>
-        <w:spacing w:line="276" w:lineRule="auto"/>
-      </w:pPr>
-      <w:r>
-        <w:rPr>
-          <w:rFonts w:ascii="宋体" w:hAnsi="宋体" w:eastAsia="宋体"/>
-          <w:b w:val="0"/>
-          <w:sz w:val="21"/>
-        </w:rPr>
-        <w:t>│ 时间戳（4字节） │ 遥测项数据区（DataLen字节）│ 遥测项掩码（ItemNum字节）      │</w:t>
-      </w:r>
-    </w:p>
-    <w:p>
-      <w:pPr>
-        <w:spacing w:line="276" w:lineRule="auto"/>
-      </w:pPr>
-      <w:r>
-        <w:rPr>
-          <w:rFonts w:ascii="宋体" w:hAnsi="宋体" w:eastAsia="宋体"/>
-          <w:b w:val="0"/>
-          <w:sz w:val="21"/>
-        </w:rPr>
-        <w:t>└────────────────┴─────────────────────────┴──────────────────────────────┘</w:t>
+        <w:spacing w:line="360" w:lineRule="auto"/>
+        <w:ind w:firstLine="420"/>
+      </w:pPr>
+      <w:r>
+        <w:rPr>
+          <w:rFonts w:ascii="宋体" w:hAnsi="宋体" w:eastAsia="宋体"/>
+          <w:b w:val="0"/>
+          <w:sz w:val="24"/>
+        </w:rPr>
+        <w:t>步骤W4：打开文件号为F的历史遥测文件，定位至Addr＝R×Len，写入Len字节并刷写。</w:t>
       </w:r>
     </w:p>
     <w:p>
@@ -2000,7 +2250,7 @@
           <w:b w:val="0"/>
           <w:sz w:val="24"/>
         </w:rPr>
-        <w:t>（1）时间戳：4字节，存储本记录对应的北斗星时秒数T（32位无符号整数），用于检索后的一致性校验及覆盖代次识别；</w:t>
+        <w:t>（五）不依赖写指针的按时间段检索步骤</w:t>
       </w:r>
     </w:p>
     <w:p>
@@ -2027,7 +2277,7 @@
           <w:b w:val="0"/>
           <w:sz w:val="24"/>
         </w:rPr>
-        <w:t>（2）遥测项数据区：定长DataLen字节，按预先约定顺序存放各遥测项原始采样数据；</w:t>
+        <w:t>设查询时间段为[Tstart, Tend]：</w:t>
       </w:r>
     </w:p>
     <w:p>
@@ -2054,7 +2304,7 @@
           <w:b w:val="0"/>
           <w:sz w:val="24"/>
         </w:rPr>
-        <w:t>（3）遥测项掩码：定长ItemNum字节，ItemNum等于遥测项个数；第i字节与第i个遥测项对应，取有效标志表示该遥测项本记录有效，取无效标志表示无效。</w:t>
+        <w:t>步骤Q1：若查询跨度超过保存窗口Tspan，将有效下界对齐为Tend对应窗口起点，以保证仅检索仍可能存在的记录；</w:t>
       </w:r>
     </w:p>
     <w:p>
@@ -2081,7 +2331,7 @@
           <w:b w:val="0"/>
           <w:sz w:val="24"/>
         </w:rPr>
-        <w:t>Len＝4＋DataLen＋ItemNum。定长保证 Addr＝R×Len 可直接计算。遥测项掩码与数据区分离，保证无效遥测项在检索与下传中被准确剔除。</w:t>
+        <w:t>步骤Q2：计算Sstart＝Tstart div P，Send＝Tend div P；</w:t>
       </w:r>
     </w:p>
     <w:p>
@@ -2108,7 +2358,7 @@
           <w:b w:val="0"/>
           <w:sz w:val="24"/>
         </w:rPr>
-        <w:t>（四）不依赖写指针的写入步骤</w:t>
+        <w:t>步骤Q3：对Si从Sstart到Send，计算(Fi,Ri)，读取对应记录；</w:t>
       </w:r>
     </w:p>
     <w:p>
@@ -2135,7 +2385,7 @@
           <w:b w:val="0"/>
           <w:sz w:val="24"/>
         </w:rPr>
-        <w:t>步骤W1：读取当前北斗星时秒数T；</w:t>
+        <w:t>步骤Q4：时间戳一致性校验：若记录内时间戳等于Si×P（或等于该槽位当前代次应有的时间），则纳入结果集；否则判定该槽位已被更新代次覆盖或尚未写入，标记缺失；</w:t>
       </w:r>
     </w:p>
     <w:p>
@@ -2162,7 +2412,7 @@
           <w:b w:val="0"/>
           <w:sz w:val="24"/>
         </w:rPr>
-        <w:t>步骤W2：仅依据T及配置(n,m,P)计算F、R，不读取、不更新任何写指针元数据；</w:t>
+        <w:t>步骤Q5：按遥测项掩码输出有效遥测项。</w:t>
       </w:r>
     </w:p>
     <w:p>
@@ -2189,7 +2439,7 @@
           <w:b w:val="0"/>
           <w:sz w:val="24"/>
         </w:rPr>
-        <w:t>步骤W3：组装定长历史遥测记录：时间戳写入T；遥测项数据区写入本周期采样值；遥测项掩码按各遥测项是否有效填写；</w:t>
+        <w:t>起止槽位均由绝对时标直接计算，定位复杂度为常数阶；顺序读取复杂度与结果集大小成线性关系。</w:t>
       </w:r>
     </w:p>
     <w:p>
@@ -2216,7 +2466,7 @@
           <w:b w:val="0"/>
           <w:sz w:val="24"/>
         </w:rPr>
-        <w:t>步骤W4：打开文件号为F的历史遥测文件，定位至Addr＝R×Len，写入Len字节并刷写。</w:t>
+        <w:t>（六）崩溃复位免写指针恢复（本发明区别技术特征之三）</w:t>
       </w:r>
     </w:p>
     <w:p>
@@ -2243,7 +2493,21 @@
           <w:b w:val="0"/>
           <w:sz w:val="24"/>
         </w:rPr>
-        <w:t>（五）不依赖写指针的按时间段检索步骤</w:t>
+        <w:t>系统崩溃复位后，星务软件重新获取当前北斗星时秒数Tcurr，执行与步骤W2相同的绝对槽位计算，得到当前应写入的(F,R)并继续写入。全程不恢复、不回读“当前文件号”“当前偏移”“当前写指针WdAddr”“当前写地址ADsd”等状态。</w:t>
+      </w:r>
+    </w:p>
+    <w:p>
+      <w:pPr>
+        <w:spacing w:line="360" w:lineRule="auto"/>
+        <w:ind w:firstLine="420"/>
+      </w:pPr>
+      <w:r>
+        <w:rPr>
+          <w:rFonts w:ascii="宋体" w:hAnsi="宋体" w:eastAsia="宋体"/>
+          <w:b w:val="0"/>
+          <w:sz w:val="24"/>
+        </w:rPr>
+        <w:t>若复位打断某次刷写，该槽位可能残留旧代次数据；后续检索通过步骤Q4的时间戳一致性校验识别空洞，保证结果正确性。</w:t>
       </w:r>
     </w:p>
     <w:p>
@@ -2270,7 +2534,7 @@
           <w:b w:val="0"/>
           <w:sz w:val="24"/>
         </w:rPr>
-        <w:t>设查询时间段为[Tstart, Tend]：</w:t>
+        <w:t>术语定义：</w:t>
       </w:r>
     </w:p>
     <w:p>
@@ -2297,7 +2561,63 @@
           <w:b w:val="0"/>
           <w:sz w:val="24"/>
         </w:rPr>
-        <w:t>步骤Q1：若查询跨度超过保存窗口Tspan，将有效下界对齐为Tend对应窗口起点，以保证仅检索仍可能存在的记录；</w:t>
+        <w:t>- 北斗星时秒数：北斗卫星导航系统时标对应的整秒计数，由星务平台时间管理模块提供；</w:t>
+      </w:r>
+    </w:p>
+    <w:p>
+      <w:pPr>
+        <w:spacing w:line="360" w:lineRule="auto"/>
+        <w:ind w:firstLine="420"/>
+      </w:pPr>
+      <w:r>
+        <w:rPr>
+          <w:rFonts w:ascii="宋体" w:hAnsi="宋体" w:eastAsia="宋体"/>
+          <w:b w:val="0"/>
+          <w:sz w:val="24"/>
+        </w:rPr>
+        <w:t>- 绝对槽位映射：仅以绝对时标及固定配置参数确定存储位置、不引用当前写地址的映射规则；</w:t>
+      </w:r>
+    </w:p>
+    <w:p>
+      <w:pPr>
+        <w:spacing w:line="360" w:lineRule="auto"/>
+        <w:ind w:firstLine="420"/>
+      </w:pPr>
+      <w:r>
+        <w:rPr>
+          <w:rFonts w:ascii="宋体" w:hAnsi="宋体" w:eastAsia="宋体"/>
+          <w:b w:val="0"/>
+          <w:sz w:val="24"/>
+        </w:rPr>
+        <w:t>- 存储槽位：由文件号F与记录偏移R唯一标识的定长记录位置；</w:t>
+      </w:r>
+    </w:p>
+    <w:p>
+      <w:pPr>
+        <w:spacing w:line="360" w:lineRule="auto"/>
+        <w:ind w:firstLine="420"/>
+      </w:pPr>
+      <w:r>
+        <w:rPr>
+          <w:rFonts w:ascii="宋体" w:hAnsi="宋体" w:eastAsia="宋体"/>
+          <w:b w:val="0"/>
+          <w:sz w:val="24"/>
+        </w:rPr>
+        <w:t>- 写指针元数据：用于记录当前写入位置的状态数据，包括但不限于当前写地址、当前文件号、当前记录偏移；</w:t>
+      </w:r>
+    </w:p>
+    <w:p>
+      <w:pPr>
+        <w:spacing w:line="360" w:lineRule="auto"/>
+        <w:ind w:firstLine="420"/>
+      </w:pPr>
+      <w:r>
+        <w:rPr>
+          <w:rFonts w:ascii="宋体" w:hAnsi="宋体" w:eastAsia="宋体"/>
+          <w:b w:val="0"/>
+          <w:sz w:val="24"/>
+        </w:rPr>
+        <w:t>- 遥测项掩码：标识各遥测项在本记录中是否有效的字节序列。</w:t>
       </w:r>
     </w:p>
     <w:p>
@@ -2324,7 +2644,7 @@
           <w:b w:val="0"/>
           <w:sz w:val="24"/>
         </w:rPr>
-        <w:t>步骤Q2：计算Sstart＝Tstart div P，Send＝Tend div P；</w:t>
+        <w:t>### 3. 与最接近现有技术的区别特征及非显而易见性说明</w:t>
       </w:r>
     </w:p>
     <w:p>
@@ -2351,7 +2671,7 @@
           <w:b w:val="0"/>
           <w:sz w:val="24"/>
         </w:rPr>
-        <w:t>步骤Q3：对Si从Sstart到Send，计算(Fi,Ri)，读取对应记录；</w:t>
+        <w:t>相对最接近现有技术CN115765835B，本发明的区别技术特征为：</w:t>
       </w:r>
     </w:p>
     <w:p>
@@ -2378,7 +2698,119 @@
           <w:b w:val="0"/>
           <w:sz w:val="24"/>
         </w:rPr>
-        <w:t>步骤Q4：时间戳一致性校验：若记录内时间戳等于Si×P（或等于该槽位当前代次应有的时间），则纳入结果集；否则判定该槽位已被更新代次覆盖或尚未写入，标记缺失；</w:t>
+        <w:t>| 对比维度 | CN115765835B（最接近现有技术） | 本发明 |</w:t>
+      </w:r>
+    </w:p>
+    <w:p>
+      <w:pPr>
+        <w:spacing w:line="360" w:lineRule="auto"/>
+        <w:ind w:firstLine="420"/>
+      </w:pPr>
+      <w:r>
+        <w:rPr>
+          <w:rFonts w:ascii="宋体" w:hAnsi="宋体" w:eastAsia="宋体"/>
+          <w:b w:val="0"/>
+          <w:sz w:val="24"/>
+        </w:rPr>
+        <w:t>|---|---|---|</w:t>
+      </w:r>
+    </w:p>
+    <w:p>
+      <w:pPr>
+        <w:spacing w:line="360" w:lineRule="auto"/>
+        <w:ind w:firstLine="420"/>
+      </w:pPr>
+      <w:r>
+        <w:rPr>
+          <w:rFonts w:ascii="宋体" w:hAnsi="宋体" w:eastAsia="宋体"/>
+          <w:b w:val="0"/>
+          <w:sz w:val="24"/>
+        </w:rPr>
+        <w:t>| 寻址公式 | RdAddr＝WdAddr−T×a×b（相对寻址） | (F,R)＝f(T;n,m,P)，S＝T div P（绝对槽位映射） |</w:t>
+      </w:r>
+    </w:p>
+    <w:p>
+      <w:pPr>
+        <w:spacing w:line="360" w:lineRule="auto"/>
+        <w:ind w:firstLine="420"/>
+      </w:pPr>
+      <w:r>
+        <w:rPr>
+          <w:rFonts w:ascii="宋体" w:hAnsi="宋体" w:eastAsia="宋体"/>
+          <w:b w:val="0"/>
+          <w:sz w:val="24"/>
+        </w:rPr>
+        <w:t>| 计算是否依赖写指针 | 必须已知当前写指针WdAddr | 禁止引用WdAddr；输入仅为绝对时标与固定配置 |</w:t>
+      </w:r>
+    </w:p>
+    <w:p>
+      <w:pPr>
+        <w:spacing w:line="360" w:lineRule="auto"/>
+        <w:ind w:firstLine="420"/>
+      </w:pPr>
+      <w:r>
+        <w:rPr>
+          <w:rFonts w:ascii="宋体" w:hAnsi="宋体" w:eastAsia="宋体"/>
+          <w:b w:val="0"/>
+          <w:sz w:val="24"/>
+        </w:rPr>
+        <w:t>| 写入位置确定 | 顺序推进写指针 | 仅由北斗星时T计算(F,R) |</w:t>
+      </w:r>
+    </w:p>
+    <w:p>
+      <w:pPr>
+        <w:spacing w:line="360" w:lineRule="auto"/>
+        <w:ind w:firstLine="420"/>
+      </w:pPr>
+      <w:r>
+        <w:rPr>
+          <w:rFonts w:ascii="宋体" w:hAnsi="宋体" w:eastAsia="宋体"/>
+          <w:b w:val="0"/>
+          <w:sz w:val="24"/>
+        </w:rPr>
+        <w:t>| 复位后行为 | 须恢复WdAddr，否则读、写均失效 | 直接由Tcurr计算槽位，免恢复写指针 |</w:t>
+      </w:r>
+    </w:p>
+    <w:p>
+      <w:pPr>
+        <w:spacing w:line="360" w:lineRule="auto"/>
+        <w:ind w:firstLine="420"/>
+      </w:pPr>
+      <w:r>
+        <w:rPr>
+          <w:rFonts w:ascii="宋体" w:hAnsi="宋体" w:eastAsia="宋体"/>
+          <w:b w:val="0"/>
+          <w:sz w:val="24"/>
+        </w:rPr>
+        <w:t>| 记录组织 | 连续存储器中的遥测帧流 | n×m定长多文件＋三字段定长记录 |</w:t>
+      </w:r>
+    </w:p>
+    <w:p>
+      <w:pPr>
+        <w:spacing w:line="360" w:lineRule="auto"/>
+        <w:ind w:firstLine="420"/>
+      </w:pPr>
+      <w:r>
+        <w:rPr>
+          <w:rFonts w:ascii="宋体" w:hAnsi="宋体" w:eastAsia="宋体"/>
+          <w:b w:val="0"/>
+          <w:sz w:val="24"/>
+        </w:rPr>
+        <w:t>| 有效性表达 | 未规定遥测项级掩码 | 定长遥测项掩码与数据区分离 |</w:t>
+      </w:r>
+    </w:p>
+    <w:p>
+      <w:pPr>
+        <w:spacing w:line="360" w:lineRule="auto"/>
+        <w:ind w:firstLine="420"/>
+      </w:pPr>
+      <w:r>
+        <w:rPr>
+          <w:rFonts w:ascii="宋体" w:hAnsi="宋体" w:eastAsia="宋体"/>
+          <w:b w:val="0"/>
+          <w:sz w:val="24"/>
+        </w:rPr>
+        <w:t>| 技术问题侧重点 | 星座主／副星存储遥测下传、抽样与优先级 | 星务历史遥测绝对定位存储、检索与复位可靠 |</w:t>
       </w:r>
     </w:p>
     <w:p>
@@ -2405,7 +2837,7 @@
           <w:b w:val="0"/>
           <w:sz w:val="24"/>
         </w:rPr>
-        <w:t>步骤Q5：按遥测项掩码输出有效遥测项。</w:t>
+        <w:t>非显而易见性说明：</w:t>
       </w:r>
     </w:p>
     <w:p>
@@ -2432,7 +2864,7 @@
           <w:b w:val="0"/>
           <w:sz w:val="24"/>
         </w:rPr>
-        <w:t>起止槽位均由绝对时标直接计算，定位复杂度为常数阶；顺序读取复杂度与结果集大小成线性关系。</w:t>
+        <w:t>（1）CN115765835B已经给出“时间–地址”映射这一上位概念，但其权利要求与说明书将实现方式锁定为以WdAddr为减数基准的相对公式。本领域技术人员沿该路线改进时，通常会增强写指针落盘可靠性、增加冗余指针或复位后扫描重建WdAddr，而不会删除WdAddr这一计算前提——因为删除后其公开的RdAddr公式即无法运算。</w:t>
       </w:r>
     </w:p>
     <w:p>
@@ -2459,7 +2891,7 @@
           <w:b w:val="0"/>
           <w:sz w:val="24"/>
         </w:rPr>
-        <w:t>（六）崩溃复位免写指针恢复（本发明区别技术特征之三）</w:t>
+        <w:t>（2）本发明将技术问题重新定义为“在无WdAddr可用时仍须正确定位”，由此转而建立绝对北斗星时到定长槽位的单值映射。该问题在CN115765835B中未被提出，其技术方案亦未给出启示。绝对映射与定长多文件几何结构、时间戳一致性校验、遥测项掩码相互配合，共同实现写入／检索／复位三路径消除写指针依赖，产生CN115765835B所不能达到的技术效果。</w:t>
       </w:r>
     </w:p>
     <w:p>
@@ -2486,7 +2918,7 @@
           <w:b w:val="0"/>
           <w:sz w:val="24"/>
         </w:rPr>
-        <w:t>系统崩溃复位后，星务软件重新获取当前北斗星时秒数Tcurr，执行与步骤W2相同的绝对槽位计算，得到当前应写入的(F,R)并继续写入。全程不恢复、不回读“当前文件号”“当前偏移”“当前写地址ADsd”等状态。</w:t>
+        <w:t>（3）CN115664490B等同属相对寻址，与CN115765835B组合后仍导向“保住或重建当前写地址”，不能直接得到本发明的绝对槽位映射。常规环形缓冲虽按模运算回绕，但仍以写指针指示当前写入位置，与本发明“无写指针元数据、由绝对时标唯一确定槽位”不同。</w:t>
       </w:r>
     </w:p>
     <w:p>
@@ -2513,7 +2945,21 @@
           <w:b w:val="0"/>
           <w:sz w:val="24"/>
         </w:rPr>
-        <w:t>若复位打断某次刷写，该槽位可能残留旧代次数据；后续检索通过步骤Q4的时间戳一致性校验识别空洞，保证结果正确性。</w:t>
+        <w:t>因此，本发明相对CN115765835B具备创造性。</w:t>
+      </w:r>
+    </w:p>
+    <w:p>
+      <w:pPr>
+        <w:spacing w:line="360" w:lineRule="auto"/>
+        <w:ind w:firstLine="420"/>
+      </w:pPr>
+      <w:r>
+        <w:rPr>
+          <w:rFonts w:ascii="宋体" w:hAnsi="宋体" w:eastAsia="宋体"/>
+          <w:b w:val="0"/>
+          <w:sz w:val="24"/>
+        </w:rPr>
+        <w:t>### 4. 在本发明技术方案基础上的改进与变形</w:t>
       </w:r>
     </w:p>
     <w:p>
@@ -2540,7 +2986,7 @@
           <w:b w:val="0"/>
           <w:sz w:val="24"/>
         </w:rPr>
-        <w:t>术语定义：</w:t>
+        <w:t>技术方案的进一步改进和变形：</w:t>
       </w:r>
     </w:p>
     <w:p>
@@ -2567,7 +3013,20 @@
           <w:b w:val="0"/>
           <w:sz w:val="24"/>
         </w:rPr>
-        <w:t>- 北斗星时秒数：北斗卫星导航系统时标对应的整秒计数，由星务平台时间管理模块提供；</w:t>
+        <w:t>（1）位域位宽变形：在保持绝对槽位映射的前提下，重新分配循环代次、文件号、记录偏移、采集周期各位域位宽。</w:t>
+      </w:r>
+    </w:p>
+    <w:p>
+      <w:pPr>
+        <w:spacing w:line="360" w:lineRule="auto"/>
+        <w:ind w:firstLine="0"/>
+      </w:pPr>
+      <w:r>
+        <w:rPr>
+          <w:rFonts w:ascii="宋体" w:hAnsi="宋体" w:eastAsia="宋体"/>
+          <w:b w:val="0"/>
+          <w:sz w:val="24"/>
+        </w:rPr>
       </w:r>
     </w:p>
     <w:p>
@@ -2581,7 +3040,20 @@
           <w:b w:val="0"/>
           <w:sz w:val="24"/>
         </w:rPr>
-        <w:t>- 绝对槽位映射：仅以绝对时标及固定配置参数确定存储位置、不引用当前写地址的映射规则；</w:t>
+        <w:t>（2）采集周期编码扩展：采集周期位域编码P＝1秒、2秒、4秒、8秒等离散取值。</w:t>
+      </w:r>
+    </w:p>
+    <w:p>
+      <w:pPr>
+        <w:spacing w:line="360" w:lineRule="auto"/>
+        <w:ind w:firstLine="0"/>
+      </w:pPr>
+      <w:r>
+        <w:rPr>
+          <w:rFonts w:ascii="宋体" w:hAnsi="宋体" w:eastAsia="宋体"/>
+          <w:b w:val="0"/>
+          <w:sz w:val="24"/>
+        </w:rPr>
       </w:r>
     </w:p>
     <w:p>
@@ -2595,7 +3067,20 @@
           <w:b w:val="0"/>
           <w:sz w:val="24"/>
         </w:rPr>
-        <w:t>- 存储槽位：由文件号F与记录偏移R唯一标识的定长记录位置；</w:t>
+        <w:t>（3）文件命名变形：顺序编号增加固定前缀或后缀，例如HistTM_0至HistTM_(n−1)。</w:t>
+      </w:r>
+    </w:p>
+    <w:p>
+      <w:pPr>
+        <w:spacing w:line="360" w:lineRule="auto"/>
+        <w:ind w:firstLine="0"/>
+      </w:pPr>
+      <w:r>
+        <w:rPr>
+          <w:rFonts w:ascii="宋体" w:hAnsi="宋体" w:eastAsia="宋体"/>
+          <w:b w:val="0"/>
+          <w:sz w:val="24"/>
+        </w:rPr>
       </w:r>
     </w:p>
     <w:p>
@@ -2609,7 +3094,20 @@
           <w:b w:val="0"/>
           <w:sz w:val="24"/>
         </w:rPr>
-        <w:t>- 写指针元数据：用于记录当前写入位置的状态数据，包括但不限于当前写地址、当前文件号、当前记录偏移；</w:t>
+        <w:t>（4）遥测项掩码位宽变形：由每遥测项1字节变形为每遥测项1比特的位图并按字节对齐，记录仍保持定长。</w:t>
+      </w:r>
+    </w:p>
+    <w:p>
+      <w:pPr>
+        <w:spacing w:line="360" w:lineRule="auto"/>
+        <w:ind w:firstLine="0"/>
+      </w:pPr>
+      <w:r>
+        <w:rPr>
+          <w:rFonts w:ascii="宋体" w:hAnsi="宋体" w:eastAsia="宋体"/>
+          <w:b w:val="0"/>
+          <w:sz w:val="24"/>
+        </w:rPr>
       </w:r>
     </w:p>
     <w:p>
@@ -2623,7 +3121,7 @@
           <w:b w:val="0"/>
           <w:sz w:val="24"/>
         </w:rPr>
-        <w:t>- 遥测项掩码：标识各遥测项在本记录中是否有效的字节序列。</w:t>
+        <w:t>（5）双区冗余变形：同一逻辑序号在两套独立文件集合中各写一份，读取时交叉校验。</w:t>
       </w:r>
     </w:p>
     <w:p>
@@ -2650,7 +3148,7 @@
           <w:b w:val="0"/>
           <w:sz w:val="24"/>
         </w:rPr>
-        <w:t>### 3. 与最接近现有技术的区别特征及非显而易见性说明</w:t>
+        <w:t>（6）下传打包变形：检索结果经遥控回放通道或延时遥测通道下传。</w:t>
       </w:r>
     </w:p>
     <w:p>
@@ -2677,7 +3175,7 @@
           <w:b w:val="0"/>
           <w:sz w:val="24"/>
         </w:rPr>
-        <w:t>相对CN115664490B，本发明的区别技术特征为：</w:t>
+        <w:t>（7）装置与介质变形：将方法固化为含处理器与非易失性存储器的星上装置，或存储为计算机程序。</w:t>
       </w:r>
     </w:p>
     <w:p>
@@ -2704,7 +3202,20 @@
           <w:b w:val="0"/>
           <w:sz w:val="24"/>
         </w:rPr>
-        <w:t>| 对比维度 | CN115664490B | 本发明 |</w:t>
+        <w:t>### 5. 有益效果</w:t>
+      </w:r>
+    </w:p>
+    <w:p>
+      <w:pPr>
+        <w:spacing w:line="360" w:lineRule="auto"/>
+        <w:ind w:firstLine="0"/>
+      </w:pPr>
+      <w:r>
+        <w:rPr>
+          <w:rFonts w:ascii="宋体" w:hAnsi="宋体" w:eastAsia="宋体"/>
+          <w:b w:val="0"/>
+          <w:sz w:val="24"/>
+        </w:rPr>
       </w:r>
     </w:p>
     <w:p>
@@ -2718,7 +3229,20 @@
           <w:b w:val="0"/>
           <w:sz w:val="24"/>
         </w:rPr>
-        <w:t>|---|---|---|</w:t>
+        <w:t>有益效果：</w:t>
+      </w:r>
+    </w:p>
+    <w:p>
+      <w:pPr>
+        <w:spacing w:line="360" w:lineRule="auto"/>
+        <w:ind w:firstLine="0"/>
+      </w:pPr>
+      <w:r>
+        <w:rPr>
+          <w:rFonts w:ascii="宋体" w:hAnsi="宋体" w:eastAsia="宋体"/>
+          <w:b w:val="0"/>
+          <w:sz w:val="24"/>
+        </w:rPr>
       </w:r>
     </w:p>
     <w:p>
@@ -2732,7 +3256,20 @@
           <w:b w:val="0"/>
           <w:sz w:val="24"/>
         </w:rPr>
-        <w:t>| 寻址基准 | 当前写地址ADsd（相对寻址） | 北斗星时秒数T（绝对槽位映射） |</w:t>
+        <w:t>（1）消除写指针单点故障：存储槽位由北斗星时绝对确定，写入与检索均不依赖当前写地址，从根源上避免写指针丢失、损坏或不一致导致的存储失效。</w:t>
+      </w:r>
+    </w:p>
+    <w:p>
+      <w:pPr>
+        <w:spacing w:line="360" w:lineRule="auto"/>
+        <w:ind w:firstLine="0"/>
+      </w:pPr>
+      <w:r>
+        <w:rPr>
+          <w:rFonts w:ascii="宋体" w:hAnsi="宋体" w:eastAsia="宋体"/>
+          <w:b w:val="0"/>
+          <w:sz w:val="24"/>
+        </w:rPr>
       </w:r>
     </w:p>
     <w:p>
@@ -2746,7 +3283,20 @@
           <w:b w:val="0"/>
           <w:sz w:val="24"/>
         </w:rPr>
-        <w:t>| 写入位置确定 | 依赖持续维护的写指针／当前地址 | 仅由T计算(F,R)，无写指针 |</w:t>
+        <w:t>（2）崩溃复位路径缩短：复位后无需扫描存储区、无需回读元数据重建ADsd，直接由当前北斗星时定位，缩短星务软件恢复路径，提高在轨可用性。</w:t>
+      </w:r>
+    </w:p>
+    <w:p>
+      <w:pPr>
+        <w:spacing w:line="360" w:lineRule="auto"/>
+        <w:ind w:firstLine="0"/>
+      </w:pPr>
+      <w:r>
+        <w:rPr>
+          <w:rFonts w:ascii="宋体" w:hAnsi="宋体" w:eastAsia="宋体"/>
+          <w:b w:val="0"/>
+          <w:sz w:val="24"/>
+        </w:rPr>
       </w:r>
     </w:p>
     <w:p>
@@ -2760,7 +3310,20 @@
           <w:b w:val="0"/>
           <w:sz w:val="24"/>
         </w:rPr>
-        <w:t>| 复位后行为 | 须恢复ADsd或重建写位置 | 直接由Tcurr计算槽位，免恢复 |</w:t>
+        <w:t>（3）检索定位为常数阶：查询起止时刻经同一映射直接得到起止槽位，避免索引查找与全文件扫描。</w:t>
+      </w:r>
+    </w:p>
+    <w:p>
+      <w:pPr>
+        <w:spacing w:line="360" w:lineRule="auto"/>
+        <w:ind w:firstLine="0"/>
+      </w:pPr>
+      <w:r>
+        <w:rPr>
+          <w:rFonts w:ascii="宋体" w:hAnsi="宋体" w:eastAsia="宋体"/>
+          <w:b w:val="0"/>
+          <w:sz w:val="24"/>
+        </w:rPr>
       </w:r>
     </w:p>
     <w:p>
@@ -2774,7 +3337,20 @@
           <w:b w:val="0"/>
           <w:sz w:val="24"/>
         </w:rPr>
-        <w:t>| 记录组织 | 按速率连续写入FLASH流式空间 | n×m定长多文件＋三字段定长记录 |</w:t>
+        <w:t>（4）循环覆盖与绝对时间一致：保存窗口由N与P唯一确定；在所述位宽配置及P＝4秒条件下为67,108,864秒（776天）；覆盖边界可由时标直接推知。</w:t>
+      </w:r>
+    </w:p>
+    <w:p>
+      <w:pPr>
+        <w:spacing w:line="360" w:lineRule="auto"/>
+        <w:ind w:firstLine="0"/>
+      </w:pPr>
+      <w:r>
+        <w:rPr>
+          <w:rFonts w:ascii="宋体" w:hAnsi="宋体" w:eastAsia="宋体"/>
+          <w:b w:val="0"/>
+          <w:sz w:val="24"/>
+        </w:rPr>
       </w:r>
     </w:p>
     <w:p>
@@ -2788,7 +3364,20 @@
           <w:b w:val="0"/>
           <w:sz w:val="24"/>
         </w:rPr>
-        <w:t>| 有效性表达 | 未单独规定遥测项级掩码 | 定长遥测项掩码与数据区分离 |</w:t>
+        <w:t>（5）遥测项有效性可判定：定长遥测项掩码保证无效数据不被误用。</w:t>
+      </w:r>
+    </w:p>
+    <w:p>
+      <w:pPr>
+        <w:spacing w:line="360" w:lineRule="auto"/>
+        <w:ind w:firstLine="0"/>
+      </w:pPr>
+      <w:r>
+        <w:rPr>
+          <w:rFonts w:ascii="宋体" w:hAnsi="宋体" w:eastAsia="宋体"/>
+          <w:b w:val="0"/>
+          <w:sz w:val="24"/>
+        </w:rPr>
       </w:r>
     </w:p>
     <w:p>
@@ -2802,506 +3391,7 @@
           <w:b w:val="0"/>
           <w:sz w:val="24"/>
         </w:rPr>
-        <w:t>| 覆盖判定 | 依赖写满后回绕写指针 | 逻辑序号对N取模，由时标自然驱动 |</w:t>
-      </w:r>
-    </w:p>
-    <w:p>
-      <w:pPr>
-        <w:spacing w:line="360" w:lineRule="auto"/>
-        <w:ind w:firstLine="0"/>
-      </w:pPr>
-      <w:r>
-        <w:rPr>
-          <w:rFonts w:ascii="宋体" w:hAnsi="宋体" w:eastAsia="宋体"/>
-          <w:b w:val="0"/>
-          <w:sz w:val="24"/>
-        </w:rPr>
-      </w:r>
-    </w:p>
-    <w:p>
-      <w:pPr>
-        <w:spacing w:line="360" w:lineRule="auto"/>
-        <w:ind w:firstLine="420"/>
-      </w:pPr>
-      <w:r>
-        <w:rPr>
-          <w:rFonts w:ascii="宋体" w:hAnsi="宋体" w:eastAsia="宋体"/>
-          <w:b w:val="0"/>
-          <w:sz w:val="24"/>
-        </w:rPr>
-        <w:t>上述区别特征相互配合产生的技术效果——写入／检索／复位三路径均消除写指针依赖——并非CN115664490B与常规环形缓冲简单叠加所能直接得到：常规环形缓冲仍需维护写指针；CN115664490B的时间换算亦以写指针为基准。本领域技术人员在面对“复位后写位置丢失”这一技术问题时，由相对寻址出发通常会选择加固元数据落盘或扫描重建，而不会转而放弃写指针、改为绝对时标唯一确定槽位。因此本发明具备创造性。</w:t>
-      </w:r>
-    </w:p>
-    <w:p>
-      <w:pPr>
-        <w:spacing w:line="360" w:lineRule="auto"/>
-        <w:ind w:firstLine="0"/>
-      </w:pPr>
-      <w:r>
-        <w:rPr>
-          <w:rFonts w:ascii="宋体" w:hAnsi="宋体" w:eastAsia="宋体"/>
-          <w:b w:val="0"/>
-          <w:sz w:val="24"/>
-        </w:rPr>
-      </w:r>
-    </w:p>
-    <w:p>
-      <w:pPr>
-        <w:spacing w:line="360" w:lineRule="auto"/>
-        <w:ind w:firstLine="420"/>
-      </w:pPr>
-      <w:r>
-        <w:rPr>
-          <w:rFonts w:ascii="宋体" w:hAnsi="宋体" w:eastAsia="宋体"/>
-          <w:b w:val="0"/>
-          <w:sz w:val="24"/>
-        </w:rPr>
-        <w:t>### 4. 在本发明技术方案基础上的改进与变形</w:t>
-      </w:r>
-    </w:p>
-    <w:p>
-      <w:pPr>
-        <w:spacing w:line="360" w:lineRule="auto"/>
-        <w:ind w:firstLine="0"/>
-      </w:pPr>
-      <w:r>
-        <w:rPr>
-          <w:rFonts w:ascii="宋体" w:hAnsi="宋体" w:eastAsia="宋体"/>
-          <w:b w:val="0"/>
-          <w:sz w:val="24"/>
-        </w:rPr>
-      </w:r>
-    </w:p>
-    <w:p>
-      <w:pPr>
-        <w:spacing w:line="360" w:lineRule="auto"/>
-        <w:ind w:firstLine="420"/>
-      </w:pPr>
-      <w:r>
-        <w:rPr>
-          <w:rFonts w:ascii="宋体" w:hAnsi="宋体" w:eastAsia="宋体"/>
-          <w:b w:val="0"/>
-          <w:sz w:val="24"/>
-        </w:rPr>
-        <w:t>技术方案的进一步改进和变形：</w:t>
-      </w:r>
-    </w:p>
-    <w:p>
-      <w:pPr>
-        <w:spacing w:line="360" w:lineRule="auto"/>
-        <w:ind w:firstLine="0"/>
-      </w:pPr>
-      <w:r>
-        <w:rPr>
-          <w:rFonts w:ascii="宋体" w:hAnsi="宋体" w:eastAsia="宋体"/>
-          <w:b w:val="0"/>
-          <w:sz w:val="24"/>
-        </w:rPr>
-      </w:r>
-    </w:p>
-    <w:p>
-      <w:pPr>
-        <w:spacing w:line="360" w:lineRule="auto"/>
-        <w:ind w:firstLine="420"/>
-      </w:pPr>
-      <w:r>
-        <w:rPr>
-          <w:rFonts w:ascii="宋体" w:hAnsi="宋体" w:eastAsia="宋体"/>
-          <w:b w:val="0"/>
-          <w:sz w:val="24"/>
-        </w:rPr>
-        <w:t>（1）位域位宽变形：在保持绝对槽位映射的前提下，重新分配循环代次、文件号、记录偏移、采集周期各位域位宽。</w:t>
-      </w:r>
-    </w:p>
-    <w:p>
-      <w:pPr>
-        <w:spacing w:line="360" w:lineRule="auto"/>
-        <w:ind w:firstLine="0"/>
-      </w:pPr>
-      <w:r>
-        <w:rPr>
-          <w:rFonts w:ascii="宋体" w:hAnsi="宋体" w:eastAsia="宋体"/>
-          <w:b w:val="0"/>
-          <w:sz w:val="24"/>
-        </w:rPr>
-      </w:r>
-    </w:p>
-    <w:p>
-      <w:pPr>
-        <w:spacing w:line="360" w:lineRule="auto"/>
-        <w:ind w:firstLine="420"/>
-      </w:pPr>
-      <w:r>
-        <w:rPr>
-          <w:rFonts w:ascii="宋体" w:hAnsi="宋体" w:eastAsia="宋体"/>
-          <w:b w:val="0"/>
-          <w:sz w:val="24"/>
-        </w:rPr>
-        <w:t>（2）采集周期编码扩展：采集周期位域编码P＝1秒、2秒、4秒、8秒等离散取值。</w:t>
-      </w:r>
-    </w:p>
-    <w:p>
-      <w:pPr>
-        <w:spacing w:line="360" w:lineRule="auto"/>
-        <w:ind w:firstLine="0"/>
-      </w:pPr>
-      <w:r>
-        <w:rPr>
-          <w:rFonts w:ascii="宋体" w:hAnsi="宋体" w:eastAsia="宋体"/>
-          <w:b w:val="0"/>
-          <w:sz w:val="24"/>
-        </w:rPr>
-      </w:r>
-    </w:p>
-    <w:p>
-      <w:pPr>
-        <w:spacing w:line="360" w:lineRule="auto"/>
-        <w:ind w:firstLine="420"/>
-      </w:pPr>
-      <w:r>
-        <w:rPr>
-          <w:rFonts w:ascii="宋体" w:hAnsi="宋体" w:eastAsia="宋体"/>
-          <w:b w:val="0"/>
-          <w:sz w:val="24"/>
-        </w:rPr>
-        <w:t>（3）文件命名变形：顺序编号增加固定前缀或后缀，例如HistTM_0至HistTM_(n−1)。</w:t>
-      </w:r>
-    </w:p>
-    <w:p>
-      <w:pPr>
-        <w:spacing w:line="360" w:lineRule="auto"/>
-        <w:ind w:firstLine="0"/>
-      </w:pPr>
-      <w:r>
-        <w:rPr>
-          <w:rFonts w:ascii="宋体" w:hAnsi="宋体" w:eastAsia="宋体"/>
-          <w:b w:val="0"/>
-          <w:sz w:val="24"/>
-        </w:rPr>
-      </w:r>
-    </w:p>
-    <w:p>
-      <w:pPr>
-        <w:spacing w:line="360" w:lineRule="auto"/>
-        <w:ind w:firstLine="420"/>
-      </w:pPr>
-      <w:r>
-        <w:rPr>
-          <w:rFonts w:ascii="宋体" w:hAnsi="宋体" w:eastAsia="宋体"/>
-          <w:b w:val="0"/>
-          <w:sz w:val="24"/>
-        </w:rPr>
-        <w:t>（4）遥测项掩码位宽变形：由每遥测项1字节变形为每遥测项1比特的位图并按字节对齐，记录仍保持定长。</w:t>
-      </w:r>
-    </w:p>
-    <w:p>
-      <w:pPr>
-        <w:spacing w:line="360" w:lineRule="auto"/>
-        <w:ind w:firstLine="0"/>
-      </w:pPr>
-      <w:r>
-        <w:rPr>
-          <w:rFonts w:ascii="宋体" w:hAnsi="宋体" w:eastAsia="宋体"/>
-          <w:b w:val="0"/>
-          <w:sz w:val="24"/>
-        </w:rPr>
-      </w:r>
-    </w:p>
-    <w:p>
-      <w:pPr>
-        <w:spacing w:line="360" w:lineRule="auto"/>
-        <w:ind w:firstLine="420"/>
-      </w:pPr>
-      <w:r>
-        <w:rPr>
-          <w:rFonts w:ascii="宋体" w:hAnsi="宋体" w:eastAsia="宋体"/>
-          <w:b w:val="0"/>
-          <w:sz w:val="24"/>
-        </w:rPr>
-        <w:t>（5）双区冗余变形：同一逻辑序号在两套独立文件集合中各写一份，读取时交叉校验。</w:t>
-      </w:r>
-    </w:p>
-    <w:p>
-      <w:pPr>
-        <w:spacing w:line="360" w:lineRule="auto"/>
-        <w:ind w:firstLine="0"/>
-      </w:pPr>
-      <w:r>
-        <w:rPr>
-          <w:rFonts w:ascii="宋体" w:hAnsi="宋体" w:eastAsia="宋体"/>
-          <w:b w:val="0"/>
-          <w:sz w:val="24"/>
-        </w:rPr>
-      </w:r>
-    </w:p>
-    <w:p>
-      <w:pPr>
-        <w:spacing w:line="360" w:lineRule="auto"/>
-        <w:ind w:firstLine="420"/>
-      </w:pPr>
-      <w:r>
-        <w:rPr>
-          <w:rFonts w:ascii="宋体" w:hAnsi="宋体" w:eastAsia="宋体"/>
-          <w:b w:val="0"/>
-          <w:sz w:val="24"/>
-        </w:rPr>
-        <w:t>（6）下传打包变形：检索结果经遥控回放通道或延时遥测通道下传。</w:t>
-      </w:r>
-    </w:p>
-    <w:p>
-      <w:pPr>
-        <w:spacing w:line="360" w:lineRule="auto"/>
-        <w:ind w:firstLine="0"/>
-      </w:pPr>
-      <w:r>
-        <w:rPr>
-          <w:rFonts w:ascii="宋体" w:hAnsi="宋体" w:eastAsia="宋体"/>
-          <w:b w:val="0"/>
-          <w:sz w:val="24"/>
-        </w:rPr>
-      </w:r>
-    </w:p>
-    <w:p>
-      <w:pPr>
-        <w:spacing w:line="360" w:lineRule="auto"/>
-        <w:ind w:firstLine="420"/>
-      </w:pPr>
-      <w:r>
-        <w:rPr>
-          <w:rFonts w:ascii="宋体" w:hAnsi="宋体" w:eastAsia="宋体"/>
-          <w:b w:val="0"/>
-          <w:sz w:val="24"/>
-        </w:rPr>
-        <w:t>（7）装置与介质变形：将方法固化为含处理器与非易失性存储器的星上装置，或存储为计算机程序。</w:t>
-      </w:r>
-    </w:p>
-    <w:p>
-      <w:pPr>
-        <w:spacing w:line="360" w:lineRule="auto"/>
-        <w:ind w:firstLine="0"/>
-      </w:pPr>
-      <w:r>
-        <w:rPr>
-          <w:rFonts w:ascii="宋体" w:hAnsi="宋体" w:eastAsia="宋体"/>
-          <w:b w:val="0"/>
-          <w:sz w:val="24"/>
-        </w:rPr>
-      </w:r>
-    </w:p>
-    <w:p>
-      <w:pPr>
-        <w:spacing w:line="360" w:lineRule="auto"/>
-        <w:ind w:firstLine="420"/>
-      </w:pPr>
-      <w:r>
-        <w:rPr>
-          <w:rFonts w:ascii="宋体" w:hAnsi="宋体" w:eastAsia="宋体"/>
-          <w:b w:val="0"/>
-          <w:sz w:val="24"/>
-        </w:rPr>
-        <w:t>### 5. 有益效果</w:t>
-      </w:r>
-    </w:p>
-    <w:p>
-      <w:pPr>
-        <w:spacing w:line="360" w:lineRule="auto"/>
-        <w:ind w:firstLine="0"/>
-      </w:pPr>
-      <w:r>
-        <w:rPr>
-          <w:rFonts w:ascii="宋体" w:hAnsi="宋体" w:eastAsia="宋体"/>
-          <w:b w:val="0"/>
-          <w:sz w:val="24"/>
-        </w:rPr>
-      </w:r>
-    </w:p>
-    <w:p>
-      <w:pPr>
-        <w:spacing w:line="360" w:lineRule="auto"/>
-        <w:ind w:firstLine="420"/>
-      </w:pPr>
-      <w:r>
-        <w:rPr>
-          <w:rFonts w:ascii="宋体" w:hAnsi="宋体" w:eastAsia="宋体"/>
-          <w:b w:val="0"/>
-          <w:sz w:val="24"/>
-        </w:rPr>
-        <w:t>有益效果：</w:t>
-      </w:r>
-    </w:p>
-    <w:p>
-      <w:pPr>
-        <w:spacing w:line="360" w:lineRule="auto"/>
-        <w:ind w:firstLine="0"/>
-      </w:pPr>
-      <w:r>
-        <w:rPr>
-          <w:rFonts w:ascii="宋体" w:hAnsi="宋体" w:eastAsia="宋体"/>
-          <w:b w:val="0"/>
-          <w:sz w:val="24"/>
-        </w:rPr>
-      </w:r>
-    </w:p>
-    <w:p>
-      <w:pPr>
-        <w:spacing w:line="360" w:lineRule="auto"/>
-        <w:ind w:firstLine="420"/>
-      </w:pPr>
-      <w:r>
-        <w:rPr>
-          <w:rFonts w:ascii="宋体" w:hAnsi="宋体" w:eastAsia="宋体"/>
-          <w:b w:val="0"/>
-          <w:sz w:val="24"/>
-        </w:rPr>
-        <w:t>（1）消除写指针单点故障：存储槽位由北斗星时绝对确定，写入与检索均不依赖当前写地址，从根源上避免写指针丢失、损坏或不一致导致的存储失效。</w:t>
-      </w:r>
-    </w:p>
-    <w:p>
-      <w:pPr>
-        <w:spacing w:line="360" w:lineRule="auto"/>
-        <w:ind w:firstLine="0"/>
-      </w:pPr>
-      <w:r>
-        <w:rPr>
-          <w:rFonts w:ascii="宋体" w:hAnsi="宋体" w:eastAsia="宋体"/>
-          <w:b w:val="0"/>
-          <w:sz w:val="24"/>
-        </w:rPr>
-      </w:r>
-    </w:p>
-    <w:p>
-      <w:pPr>
-        <w:spacing w:line="360" w:lineRule="auto"/>
-        <w:ind w:firstLine="420"/>
-      </w:pPr>
-      <w:r>
-        <w:rPr>
-          <w:rFonts w:ascii="宋体" w:hAnsi="宋体" w:eastAsia="宋体"/>
-          <w:b w:val="0"/>
-          <w:sz w:val="24"/>
-        </w:rPr>
-        <w:t>（2）崩溃复位路径缩短：复位后无需扫描存储区、无需回读元数据重建ADsd，直接由当前北斗星时定位，缩短星务软件恢复路径，提高在轨可用性。</w:t>
-      </w:r>
-    </w:p>
-    <w:p>
-      <w:pPr>
-        <w:spacing w:line="360" w:lineRule="auto"/>
-        <w:ind w:firstLine="0"/>
-      </w:pPr>
-      <w:r>
-        <w:rPr>
-          <w:rFonts w:ascii="宋体" w:hAnsi="宋体" w:eastAsia="宋体"/>
-          <w:b w:val="0"/>
-          <w:sz w:val="24"/>
-        </w:rPr>
-      </w:r>
-    </w:p>
-    <w:p>
-      <w:pPr>
-        <w:spacing w:line="360" w:lineRule="auto"/>
-        <w:ind w:firstLine="420"/>
-      </w:pPr>
-      <w:r>
-        <w:rPr>
-          <w:rFonts w:ascii="宋体" w:hAnsi="宋体" w:eastAsia="宋体"/>
-          <w:b w:val="0"/>
-          <w:sz w:val="24"/>
-        </w:rPr>
-        <w:t>（3）检索定位为常数阶：查询起止时刻经同一映射直接得到起止槽位，避免索引查找与全文件扫描。</w:t>
-      </w:r>
-    </w:p>
-    <w:p>
-      <w:pPr>
-        <w:spacing w:line="360" w:lineRule="auto"/>
-        <w:ind w:firstLine="0"/>
-      </w:pPr>
-      <w:r>
-        <w:rPr>
-          <w:rFonts w:ascii="宋体" w:hAnsi="宋体" w:eastAsia="宋体"/>
-          <w:b w:val="0"/>
-          <w:sz w:val="24"/>
-        </w:rPr>
-      </w:r>
-    </w:p>
-    <w:p>
-      <w:pPr>
-        <w:spacing w:line="360" w:lineRule="auto"/>
-        <w:ind w:firstLine="420"/>
-      </w:pPr>
-      <w:r>
-        <w:rPr>
-          <w:rFonts w:ascii="宋体" w:hAnsi="宋体" w:eastAsia="宋体"/>
-          <w:b w:val="0"/>
-          <w:sz w:val="24"/>
-        </w:rPr>
-        <w:t>（4）循环覆盖与绝对时间一致：保存窗口由N与P唯一确定；在所述位宽配置及P＝4秒条件下为67,108,864秒（776天）；覆盖边界可由时标直接推知。</w:t>
-      </w:r>
-    </w:p>
-    <w:p>
-      <w:pPr>
-        <w:spacing w:line="360" w:lineRule="auto"/>
-        <w:ind w:firstLine="0"/>
-      </w:pPr>
-      <w:r>
-        <w:rPr>
-          <w:rFonts w:ascii="宋体" w:hAnsi="宋体" w:eastAsia="宋体"/>
-          <w:b w:val="0"/>
-          <w:sz w:val="24"/>
-        </w:rPr>
-      </w:r>
-    </w:p>
-    <w:p>
-      <w:pPr>
-        <w:spacing w:line="360" w:lineRule="auto"/>
-        <w:ind w:firstLine="420"/>
-      </w:pPr>
-      <w:r>
-        <w:rPr>
-          <w:rFonts w:ascii="宋体" w:hAnsi="宋体" w:eastAsia="宋体"/>
-          <w:b w:val="0"/>
-          <w:sz w:val="24"/>
-        </w:rPr>
-        <w:t>（5）遥测项有效性可判定：定长遥测项掩码保证无效数据不被误用。</w:t>
-      </w:r>
-    </w:p>
-    <w:p>
-      <w:pPr>
-        <w:spacing w:line="360" w:lineRule="auto"/>
-        <w:ind w:firstLine="0"/>
-      </w:pPr>
-      <w:r>
-        <w:rPr>
-          <w:rFonts w:ascii="宋体" w:hAnsi="宋体" w:eastAsia="宋体"/>
-          <w:b w:val="0"/>
-          <w:sz w:val="24"/>
-        </w:rPr>
-      </w:r>
-    </w:p>
-    <w:p>
-      <w:pPr>
-        <w:spacing w:line="360" w:lineRule="auto"/>
-        <w:ind w:firstLine="420"/>
-      </w:pPr>
-      <w:r>
-        <w:rPr>
-          <w:rFonts w:ascii="宋体" w:hAnsi="宋体" w:eastAsia="宋体"/>
-          <w:b w:val="0"/>
-          <w:sz w:val="24"/>
-        </w:rPr>
-        <w:t>（6）相对最接近现有技术的对比效果：在同等复位条件下，相对寻址方案须完成写指针恢复后方可继续写入；本发明在获得北斗星时后即可继续写入，恢复步骤数减少为“授时→槽位计算→写入”三步。</w:t>
-      </w:r>
-    </w:p>
-    <w:p>
-      <w:pPr>
-        <w:spacing w:line="360" w:lineRule="auto"/>
-        <w:ind w:firstLine="0"/>
-      </w:pPr>
-      <w:r>
-        <w:rPr>
-          <w:rFonts w:ascii="宋体" w:hAnsi="宋体" w:eastAsia="宋体"/>
-          <w:b w:val="0"/>
-          <w:sz w:val="24"/>
-        </w:rPr>
+        <w:t>（6）相对最接近现有技术CN115765835B的对比效果：在同等复位且写指针丢失的条件下，按 RdAddr＝WdAddr−T×a×b 的相对寻址方案无法计算读地址、亦无法确定写位置，须先完成WdAddr恢复；本发明在获得北斗星时后即可继续写入与检索，恢复路径固定为“授时→槽位计算→读写”，不随已用容量增长。</w:t>
       </w:r>
     </w:p>
     <w:p>
@@ -3657,7 +3747,7 @@
           <w:b w:val="0"/>
           <w:sz w:val="24"/>
         </w:rPr>
-        <w:t>附图2：与最接近现有技术的寻址对比示意图</w:t>
+        <w:t>附图2：与最接近现有技术CN115765835B的寻址对比示意图</w:t>
       </w:r>
     </w:p>
     <w:p>
@@ -3696,7 +3786,7 @@
           <w:b w:val="0"/>
           <w:sz w:val="21"/>
         </w:rPr>
-        <w:t>相对寻址（CN115664490B）：</w:t>
+        <w:t>相对寻址（CN115765835B）：</w:t>
       </w:r>
     </w:p>
     <w:p>
@@ -3709,7 +3799,7 @@
           <w:b w:val="0"/>
           <w:sz w:val="21"/>
         </w:rPr>
-        <w:t xml:space="preserve">  回放地址 = ADsd - (Tsd - Tq) × 速率</w:t>
+        <w:t xml:space="preserve">  RdAddr = WdAddr - T × a × b</w:t>
       </w:r>
     </w:p>
     <w:p>
@@ -3735,7 +3825,7 @@
           <w:b w:val="0"/>
           <w:sz w:val="21"/>
         </w:rPr>
-        <w:t xml:space="preserve">             └── 必须已知当前写地址ADsd</w:t>
+        <w:t xml:space="preserve">             └── 必须已知当前写指针WdAddr</w:t>
       </w:r>
     </w:p>
     <w:p>
@@ -3748,6 +3838,7 @@
           <w:b w:val="0"/>
           <w:sz w:val="21"/>
         </w:rPr>
+        <w:t xml:space="preserve">             └── WdAddr丢失则读、写均无法定位</w:t>
       </w:r>
     </w:p>
     <w:p>
@@ -3760,6 +3851,18 @@
           <w:b w:val="0"/>
           <w:sz w:val="21"/>
         </w:rPr>
+      </w:r>
+    </w:p>
+    <w:p>
+      <w:pPr>
+        <w:spacing w:line="276" w:lineRule="auto"/>
+      </w:pPr>
+      <w:r>
+        <w:rPr>
+          <w:rFonts w:ascii="宋体" w:hAnsi="宋体" w:eastAsia="宋体"/>
+          <w:b w:val="0"/>
+          <w:sz w:val="21"/>
+        </w:rPr>
         <w:t>绝对槽位映射（本发明）：</w:t>
       </w:r>
     </w:p>
@@ -3773,7 +3876,7 @@
           <w:b w:val="0"/>
           <w:sz w:val="21"/>
         </w:rPr>
-        <w:t xml:space="preserve">  (F,R) = f(T; n,m,P)</w:t>
+        <w:t xml:space="preserve">  S = T div P</w:t>
       </w:r>
     </w:p>
     <w:p>
@@ -3786,6 +3889,19 @@
           <w:b w:val="0"/>
           <w:sz w:val="21"/>
         </w:rPr>
+        <w:t xml:space="preserve">  R = S mod m；F = (S div m) mod n</w:t>
+      </w:r>
+    </w:p>
+    <w:p>
+      <w:pPr>
+        <w:spacing w:line="276" w:lineRule="auto"/>
+      </w:pPr>
+      <w:r>
+        <w:rPr>
+          <w:rFonts w:ascii="宋体" w:hAnsi="宋体" w:eastAsia="宋体"/>
+          <w:b w:val="0"/>
+          <w:sz w:val="21"/>
+        </w:rPr>
         <w:t xml:space="preserve">             ▲</w:t>
       </w:r>
     </w:p>
@@ -3799,7 +3915,20 @@
           <w:b w:val="0"/>
           <w:sz w:val="21"/>
         </w:rPr>
-        <w:t xml:space="preserve">             └── 仅依赖绝对时标T与固定配置</w:t>
+        <w:t xml:space="preserve">             └── 仅依赖绝对北斗星时T与固定配置(n,m,P)</w:t>
+      </w:r>
+    </w:p>
+    <w:p>
+      <w:pPr>
+        <w:spacing w:line="276" w:lineRule="auto"/>
+      </w:pPr>
+      <w:r>
+        <w:rPr>
+          <w:rFonts w:ascii="宋体" w:hAnsi="宋体" w:eastAsia="宋体"/>
+          <w:b w:val="0"/>
+          <w:sz w:val="21"/>
+        </w:rPr>
+        <w:t xml:space="preserve">             └── 计算输入不含WdAddr</w:t>
       </w:r>
     </w:p>
     <w:p>
@@ -4010,7 +4139,7 @@
           <w:b w:val="0"/>
           <w:sz w:val="21"/>
         </w:rPr>
-        <w:t>相对寻址复位：丢失ADsd → 扫描/回读元数据 → 重建写指针 → 继续写入</w:t>
+        <w:t>CN115765835B复位：丢失WdAddr → 扫描/回读元数据 → 重建写指针</w:t>
       </w:r>
     </w:p>
     <w:p>
@@ -4023,7 +4152,33 @@
           <w:b w:val="0"/>
           <w:sz w:val="21"/>
         </w:rPr>
-        <w:t>本发明复位：  获取Tcurr → 计算(F,R) → 继续写入</w:t>
+        <w:t xml:space="preserve">                   → 才能按 RdAddr=WdAddr-T×a×b 继续读写</w:t>
+      </w:r>
+    </w:p>
+    <w:p>
+      <w:pPr>
+        <w:spacing w:line="276" w:lineRule="auto"/>
+      </w:pPr>
+      <w:r>
+        <w:rPr>
+          <w:rFonts w:ascii="宋体" w:hAnsi="宋体" w:eastAsia="宋体"/>
+          <w:b w:val="0"/>
+          <w:sz w:val="21"/>
+        </w:rPr>
+        <w:t>本发明复位：      获取Tcurr → 计算(F,R) → 继续写入/检索</w:t>
+      </w:r>
+    </w:p>
+    <w:p>
+      <w:pPr>
+        <w:spacing w:line="276" w:lineRule="auto"/>
+      </w:pPr>
+      <w:r>
+        <w:rPr>
+          <w:rFonts w:ascii="宋体" w:hAnsi="宋体" w:eastAsia="宋体"/>
+          <w:b w:val="0"/>
+          <w:sz w:val="21"/>
+        </w:rPr>
+        <w:t xml:space="preserve">                   （不重建WdAddr）</w:t>
       </w:r>
     </w:p>
     <w:p>
@@ -4484,7 +4639,7 @@
           <w:b w:val="0"/>
           <w:sz w:val="24"/>
         </w:rPr>
-        <w:t>实施步骤四：崩溃复位对比验证（体现区别技术特征）</w:t>
+        <w:t>实施步骤四：崩溃复位对比验证（相对CN115765835B）</w:t>
       </w:r>
     </w:p>
     <w:p>
@@ -4511,7 +4666,7 @@
           <w:b w:val="0"/>
           <w:sz w:val="24"/>
         </w:rPr>
-        <w:t>工况A（对照，相对寻址）：维护当前写地址ADsd；在写入刷写前注入复位，清除易失性内存中的ADsd。恢复时须扫描文件或回读元数据重建ADsd，扫描耗时随已用容量增长。</w:t>
+        <w:t>工况A（对照，按CN115765835B相对寻址）：维护当前写指针WdAddr；写入采用顺序推进WdAddr；读取按 RdAddr＝WdAddr−T×a×b。在写入刷写前注入复位，清除易失性内存中的WdAddr。恢复时须扫描存储器或回读元数据重建WdAddr，否则无法计算任何读地址，亦无法确定下一写地址；扫描耗时随已用容量增长。</w:t>
       </w:r>
     </w:p>
     <w:p>
@@ -4538,7 +4693,7 @@
           <w:b w:val="0"/>
           <w:sz w:val="24"/>
         </w:rPr>
-        <w:t>工况B（本发明）：不维护ADsd；同样注入复位。恢复后读取Tcurr，直接计算(F,R)并继续写入。恢复路径固定为授时→计算→写入，不随已用容量增长。</w:t>
+        <w:t>工况B（本发明，绝对槽位映射）：不维护WdAddr；同样注入复位。恢复后读取Tcurr，直接计算(F,R)并继续写入；按时间段检索同样仅由绝对时标计算槽位。恢复路径固定为授时→计算→读写，不随已用容量增长。</w:t>
       </w:r>
     </w:p>
     <w:p>
@@ -4565,20 +4720,7 @@
           <w:b w:val="0"/>
           <w:sz w:val="24"/>
         </w:rPr>
-        <w:t>验证指标：复位后首次成功写入的耗时、写入槽位与Tcurr的一致性、后续按时间段检索的完整率。工况B在获得有效北斗星时后即可恢复写入；工况A须完成写指针重建。</w:t>
-      </w:r>
-    </w:p>
-    <w:p>
-      <w:pPr>
-        <w:spacing w:line="360" w:lineRule="auto"/>
-        <w:ind w:firstLine="0"/>
-      </w:pPr>
-      <w:r>
-        <w:rPr>
-          <w:rFonts w:ascii="宋体" w:hAnsi="宋体" w:eastAsia="宋体"/>
-          <w:b w:val="0"/>
-          <w:sz w:val="24"/>
-        </w:rPr>
+        <w:t>验证指标：复位后首次成功写入的耗时、写入槽位与Tcurr的一致性、按时间段检索完整率。工况B在获得有效北斗星时后即可恢复；工况A须完成WdAddr重建。</w:t>
       </w:r>
     </w:p>
     <w:p>
@@ -4754,7 +4896,7 @@
           <w:b w:val="0"/>
           <w:sz w:val="24"/>
         </w:rPr>
-        <w:t>1）北斗星时绝对槽位映射：以S＝T div P、F＝(S div m) mod n、R＝S mod m建立绝对时标到存储槽位的唯一映射，写入与检索均不引用当前写地址，区别于CN115664490B的相对寻址。</w:t>
+        <w:t>1）相对CN115765835B的绝对槽位映射：以S＝T div P、F＝(S div m) mod n、R＝S mod m建立绝对北斗星时到存储槽位的唯一映射，写入与检索的计算输入均不含当前写指针WdAddr，从体系上区别于 RdAddr＝WdAddr−T×a×b 的相对寻址。</w:t>
       </w:r>
     </w:p>
     <w:p>
@@ -4781,7 +4923,7 @@
           <w:b w:val="0"/>
           <w:sz w:val="24"/>
         </w:rPr>
-        <w:t>2）崩溃复位免写指针恢复：复位后仅依据当前北斗星时重新计算存储槽位并继续写入，无需恢复当前写地址、当前文件号或当前偏移。</w:t>
+        <w:t>2）崩溃复位免写指针恢复：复位后仅依据当前北斗星时重新计算存储槽位并继续写入／检索，无需重建WdAddr。</w:t>
       </w:r>
     </w:p>
     <w:p>
@@ -4997,7 +5139,7 @@
           <w:b w:val="0"/>
           <w:sz w:val="24"/>
         </w:rPr>
-        <w:t>建立绝对槽位映射：对北斗星时秒数T与采集周期P，计算逻辑序号S＝T div P、记录偏移R＝S mod m、文件号F＝(S div m) mod n；所述绝对槽位映射的计算输入仅为T及配置参数n、m、P，不引用当前写地址、当前文件号或当前记录偏移；</w:t>
+        <w:t>建立绝对槽位映射：对北斗星时秒数T与采集周期P，计算逻辑序号S＝T div P、记录偏移R＝S mod m、文件号F＝(S div m) mod n；所述绝对槽位映射的计算输入仅为T及配置参数n、m、P，不引用当前写指针、当前写地址、当前文件号或当前记录偏移，从而区别于按RdAddr＝WdAddr−T×a×b以当前写指针WdAddr为基准的相对寻址；</w:t>
       </w:r>
     </w:p>
     <w:p>
@@ -5051,7 +5193,7 @@
           <w:b w:val="0"/>
           <w:sz w:val="24"/>
         </w:rPr>
-        <w:t>按时间段检索时，对查询起止北斗星时秒数分别执行所述绝对槽位映射以确定起止槽位并读取记录；</w:t>
+        <w:t>按时间段检索时，对查询起止北斗星时秒数分别执行所述绝对槽位映射以确定起止槽位并读取记录，检索过程同样不引用当前写指针；</w:t>
       </w:r>
     </w:p>
     <w:p>
@@ -5078,7 +5220,7 @@
           <w:b w:val="0"/>
           <w:sz w:val="24"/>
         </w:rPr>
-        <w:t>星务平台崩溃复位后，重新获取当前北斗星时秒数，经所述绝对槽位映射直接确定当前存储槽位并继续写入，不恢复写指针元数据。</w:t>
+        <w:t>星务平台崩溃复位后，重新获取当前北斗星时秒数，经所述绝对槽位映射直接确定当前存储槽位并继续写入，不恢复写指针元数据，亦不重建当前写指针WdAddr。</w:t>
       </w:r>
     </w:p>
     <w:p>
